--- a/pr-preview/pr-268/sufficiency-handout-tracked-changes.docx
+++ b/pr-preview/pr-268/sufficiency-handout-tracked-changes.docx
@@ -26,7 +26,7 @@
       </w:pPr>
       <w:ins w:id="2" w:author="PR Preview" w:date="2026-01-01T00:00:00Z">
         <w:r>
-          <w:t xml:space="preserve">Last modified: 2026-10-16 16:48:14 (PDT)</w:t>
+          <w:t xml:space="preserve">Last modified: 2026-10-16 18:04:33 (PDT)</w:t>
         </w:r>
       </w:ins>
     </w:p>
@@ -93,38 +93,54 @@
       <w:pPr>
         <w:pStyle w:val="FirstParagraph"/>
       </w:pPr>
-      <w:r>
-        <w:rPr>
-          <w:b/>
-          <w:bCs/>
-        </w:rPr>
-        <w:t xml:space="preserve">Definition 1 (Statistic)</w:t>
-      </w:r>
-      <w:r>
-        <w:t xml:space="preserve"> </w:t>
-      </w:r>
-      <w:r>
-        <w:t xml:space="preserve">A</w:t>
-      </w:r>
-      <w:r>
-        <w:t xml:space="preserve"> </w:t>
-      </w:r>
-      <w:r>
-        <w:rPr>
-          <w:b/>
-          <w:bCs/>
-        </w:rPr>
-        <w:t xml:space="preserve">statistic</w:t>
-      </w:r>
-      <w:r>
-        <w:t xml:space="preserve"> </w:t>
-      </w:r>
-      <w:r>
-        <w:t xml:space="preserve">is a function of the sample,</w:t>
-      </w:r>
-      <w:r>
-        <w:t xml:space="preserve"> </w:t>
-      </w:r>
+      <w:del w:id="3" w:author="PR Preview" w:date="2026-01-01T00:00:00Z">
+        <w:r>
+          <w:rPr>
+            <w:b/>
+            <w:bCs/>
+          </w:rPr>
+          <w:delText xml:space="preserve">Definition 1 (Statistic)</w:delText>
+        </w:r>
+      </w:del>
+      <w:del w:id="4" w:author="PR Preview" w:date="2026-01-01T00:00:00Z">
+        <w:r>
+          <w:delText xml:space="preserve"> </w:delText>
+        </w:r>
+      </w:del>
+      <w:del w:id="5" w:author="PR Preview" w:date="2026-01-01T00:00:00Z">
+        <w:r>
+          <w:delText xml:space="preserve">A</w:delText>
+        </w:r>
+      </w:del>
+      <w:del w:id="6" w:author="PR Preview" w:date="2026-01-01T00:00:00Z">
+        <w:r>
+          <w:delText xml:space="preserve"> </w:delText>
+        </w:r>
+      </w:del>
+      <w:del w:id="7" w:author="PR Preview" w:date="2026-01-01T00:00:00Z">
+        <w:r>
+          <w:rPr>
+            <w:b/>
+            <w:bCs/>
+          </w:rPr>
+          <w:delText xml:space="preserve">statistic</w:delText>
+        </w:r>
+      </w:del>
+      <w:del w:id="8" w:author="PR Preview" w:date="2026-01-01T00:00:00Z">
+        <w:r>
+          <w:delText xml:space="preserve"> </w:delText>
+        </w:r>
+      </w:del>
+      <w:del w:id="9" w:author="PR Preview" w:date="2026-01-01T00:00:00Z">
+        <w:r>
+          <w:delText xml:space="preserve">is a function of the sample,</w:delText>
+        </w:r>
+      </w:del>
+      <w:del w:id="10" w:author="PR Preview" w:date="2026-01-01T00:00:00Z">
+        <w:r>
+          <w:delText xml:space="preserve"> </w:delText>
+        </w:r>
+      </w:del>
       <m:oMath>
         <m:r>
           <m:t>T</m:t>
@@ -161,24 +177,36 @@
           <m:t>​</m:t>
         </m:r>
       </m:oMath>
-      <w:r>
-        <w:t xml:space="preserve">,</w:t>
-      </w:r>
-      <w:r>
-        <w:t xml:space="preserve"> </w:t>
-      </w:r>
-      <w:r>
-        <w:t xml:space="preserve">that does not depend on any unknown parameter.</w:t>
-      </w:r>
-      <w:r>
-        <w:t xml:space="preserve"> </w:t>
-      </w:r>
-      <w:r>
-        <w:t xml:space="preserve">Its value at the observed data,</w:t>
-      </w:r>
-      <w:r>
-        <w:t xml:space="preserve"> </w:t>
-      </w:r>
+      <w:del w:id="11" w:author="PR Preview" w:date="2026-01-01T00:00:00Z">
+        <w:r>
+          <w:delText xml:space="preserve">,</w:delText>
+        </w:r>
+      </w:del>
+      <w:del w:id="12" w:author="PR Preview" w:date="2026-01-01T00:00:00Z">
+        <w:r>
+          <w:delText xml:space="preserve"> </w:delText>
+        </w:r>
+      </w:del>
+      <w:del w:id="13" w:author="PR Preview" w:date="2026-01-01T00:00:00Z">
+        <w:r>
+          <w:delText xml:space="preserve">that does not depend on any unknown parameter.</w:delText>
+        </w:r>
+      </w:del>
+      <w:del w:id="14" w:author="PR Preview" w:date="2026-01-01T00:00:00Z">
+        <w:r>
+          <w:delText xml:space="preserve"> </w:delText>
+        </w:r>
+      </w:del>
+      <w:del w:id="15" w:author="PR Preview" w:date="2026-01-01T00:00:00Z">
+        <w:r>
+          <w:delText xml:space="preserve">Its value at the observed data,</w:delText>
+        </w:r>
+      </w:del>
+      <w:del w:id="16" w:author="PR Preview" w:date="2026-01-01T00:00:00Z">
+        <w:r>
+          <w:delText xml:space="preserve"> </w:delText>
+        </w:r>
+      </w:del>
       <m:oMath>
         <m:r>
           <m:t>T</m:t>
@@ -215,9 +243,109 @@
           <m:t>​</m:t>
         </m:r>
       </m:oMath>
-      <w:r>
-        <w:t xml:space="preserve">, is a number or vector we can compute.</w:t>
-      </w:r>
+      <w:del w:id="17" w:author="PR Preview" w:date="2026-01-01T00:00:00Z">
+        <w:r>
+          <w:delText xml:space="preserve">, is a number or vector we can compute.</w:delText>
+        </w:r>
+      </w:del>
+    </w:p>
+    <w:p>
+      <w:pPr>
+        <w:pStyle w:val="FirstParagraph"/>
+      </w:pPr>
+      <w:ins w:id="18" w:author="PR Preview" w:date="2026-01-01T00:00:00Z">
+        <w:r>
+          <w:rPr>
+            <w:b/>
+            <w:bCs/>
+          </w:rPr>
+          <w:t xml:space="preserve">Definition 1 (Statistic)</w:t>
+        </w:r>
+      </w:ins>
+      <w:ins w:id="19" w:author="PR Preview" w:date="2026-01-01T00:00:00Z">
+        <w:r>
+          <w:t xml:space="preserve"> </w:t>
+        </w:r>
+      </w:ins>
+      <w:ins w:id="20" w:author="PR Preview" w:date="2026-01-01T00:00:00Z">
+        <w:r>
+          <w:t xml:space="preserve">A</w:t>
+        </w:r>
+      </w:ins>
+      <w:ins w:id="21" w:author="PR Preview" w:date="2026-01-01T00:00:00Z">
+        <w:r>
+          <w:t xml:space="preserve"> </w:t>
+        </w:r>
+      </w:ins>
+      <w:ins w:id="22" w:author="PR Preview" w:date="2026-01-01T00:00:00Z">
+        <w:r>
+          <w:rPr>
+            <w:b/>
+            <w:bCs/>
+          </w:rPr>
+          <w:t xml:space="preserve">statistic</w:t>
+        </w:r>
+      </w:ins>
+      <w:ins w:id="23" w:author="PR Preview" w:date="2026-01-01T00:00:00Z">
+        <w:r>
+          <w:t xml:space="preserve"> </w:t>
+        </w:r>
+      </w:ins>
+      <w:ins w:id="24" w:author="PR Preview" w:date="2026-01-01T00:00:00Z">
+        <w:r>
+          <w:t xml:space="preserve">is a function of the sample,</w:t>
+        </w:r>
+      </w:ins>
+      <w:ins w:id="25" w:author="PR Preview" w:date="2026-01-01T00:00:00Z">
+        <w:r>
+          <w:t xml:space="preserve"> </w:t>
+        </w:r>
+      </w:ins>
+      <w:ins w:id="26" w:author="PR Preview" w:date="2026-01-01T00:00:00Z">
+        <w:r>
+          <w:t xml:space="preserve">$T\mathopen{}\left(\mathord{\smash[b]{\underset{\raise.3ex\hbox{$\scriptstyle\sim$}}{X}}\vphantom{X}}\right)\mathclose{}$</w:t>
+        </w:r>
+      </w:ins>
+      <w:ins w:id="27" w:author="PR Preview" w:date="2026-01-01T00:00:00Z">
+        <w:r>
+          <w:t xml:space="preserve">,</w:t>
+        </w:r>
+      </w:ins>
+      <w:ins w:id="28" w:author="PR Preview" w:date="2026-01-01T00:00:00Z">
+        <w:r>
+          <w:t xml:space="preserve"> </w:t>
+        </w:r>
+      </w:ins>
+      <w:ins w:id="29" w:author="PR Preview" w:date="2026-01-01T00:00:00Z">
+        <w:r>
+          <w:t xml:space="preserve">that does not depend on any unknown parameter.</w:t>
+        </w:r>
+      </w:ins>
+      <w:ins w:id="30" w:author="PR Preview" w:date="2026-01-01T00:00:00Z">
+        <w:r>
+          <w:t xml:space="preserve"> </w:t>
+        </w:r>
+      </w:ins>
+      <w:ins w:id="31" w:author="PR Preview" w:date="2026-01-01T00:00:00Z">
+        <w:r>
+          <w:t xml:space="preserve">Its value at the observed data,</w:t>
+        </w:r>
+      </w:ins>
+      <w:ins w:id="32" w:author="PR Preview" w:date="2026-01-01T00:00:00Z">
+        <w:r>
+          <w:t xml:space="preserve"> </w:t>
+        </w:r>
+      </w:ins>
+      <w:ins w:id="33" w:author="PR Preview" w:date="2026-01-01T00:00:00Z">
+        <w:r>
+          <w:t xml:space="preserve">$T\mathopen{}\left(\mathord{\smash[b]{\underset{\raise.3ex\hbox{$\scriptstyle\sim$}}{x}}\vphantom{x}}\right)\mathclose{}$</w:t>
+        </w:r>
+      </w:ins>
+      <w:ins w:id="34" w:author="PR Preview" w:date="2026-01-01T00:00:00Z">
+        <w:r>
+          <w:t xml:space="preserve">, is a number or vector we can compute.</w:t>
+        </w:r>
+      </w:ins>
     </w:p>
     <w:bookmarkEnd w:id="9"/>
     <w:bookmarkStart w:id="12" w:name="rem-statistic-estimator"/>
@@ -294,22 +422,30 @@
       <w:pPr>
         <w:pStyle w:val="BodyText"/>
       </w:pPr>
-      <w:r>
-        <w:rPr>
-          <w:b/>
-          <w:bCs/>
-        </w:rPr>
-        <w:t xml:space="preserve">Definition 2 (Sufficient statistic)</w:t>
-      </w:r>
-      <w:r>
-        <w:t xml:space="preserve"> </w:t>
-      </w:r>
-      <w:r>
-        <w:t xml:space="preserve">Let</w:t>
-      </w:r>
-      <w:r>
-        <w:t xml:space="preserve"> </w:t>
-      </w:r>
+      <w:del w:id="35" w:author="PR Preview" w:date="2026-01-01T00:00:00Z">
+        <w:r>
+          <w:rPr>
+            <w:b/>
+            <w:bCs/>
+          </w:rPr>
+          <w:delText xml:space="preserve">Definition 2 (Sufficient statistic)</w:delText>
+        </w:r>
+      </w:del>
+      <w:del w:id="36" w:author="PR Preview" w:date="2026-01-01T00:00:00Z">
+        <w:r>
+          <w:delText xml:space="preserve"> </w:delText>
+        </w:r>
+      </w:del>
+      <w:del w:id="37" w:author="PR Preview" w:date="2026-01-01T00:00:00Z">
+        <w:r>
+          <w:delText xml:space="preserve">Let</w:delText>
+        </w:r>
+      </w:del>
+      <w:del w:id="38" w:author="PR Preview" w:date="2026-01-01T00:00:00Z">
+        <w:r>
+          <w:delText xml:space="preserve"> </w:delText>
+        </w:r>
+      </w:del>
       <m:oMath>
         <m:limLow>
           <m:e>
@@ -327,43 +463,61 @@
           </m:lim>
         </m:limLow>
       </m:oMath>
-      <w:r>
-        <w:t xml:space="preserve"> </w:t>
-      </w:r>
-      <w:r>
-        <w:t xml:space="preserve">be a discrete sample whose distribution depends on a parameter</w:t>
-      </w:r>
-      <w:r>
-        <w:t xml:space="preserve"> </w:t>
-      </w:r>
+      <w:del w:id="39" w:author="PR Preview" w:date="2026-01-01T00:00:00Z">
+        <w:r>
+          <w:delText xml:space="preserve"> </w:delText>
+        </w:r>
+      </w:del>
+      <w:del w:id="40" w:author="PR Preview" w:date="2026-01-01T00:00:00Z">
+        <w:r>
+          <w:delText xml:space="preserve">be a discrete sample whose distribution depends on a parameter</w:delText>
+        </w:r>
+      </w:del>
+      <w:del w:id="41" w:author="PR Preview" w:date="2026-01-01T00:00:00Z">
+        <w:r>
+          <w:delText xml:space="preserve"> </w:delText>
+        </w:r>
+      </w:del>
       <m:oMath>
         <m:r>
           <m:t>θ</m:t>
         </m:r>
       </m:oMath>
-      <w:r>
-        <w:t xml:space="preserve">.</w:t>
-      </w:r>
-      <w:r>
-        <w:t xml:space="preserve"> </w:t>
-      </w:r>
-      <w:r>
-        <w:t xml:space="preserve">A</w:t>
-      </w:r>
-      <w:r>
-        <w:t xml:space="preserve"> </w:t>
-      </w:r>
+      <w:del w:id="42" w:author="PR Preview" w:date="2026-01-01T00:00:00Z">
+        <w:r>
+          <w:delText xml:space="preserve">.</w:delText>
+        </w:r>
+      </w:del>
+      <w:del w:id="43" w:author="PR Preview" w:date="2026-01-01T00:00:00Z">
+        <w:r>
+          <w:delText xml:space="preserve"> </w:delText>
+        </w:r>
+      </w:del>
+      <w:del w:id="44" w:author="PR Preview" w:date="2026-01-01T00:00:00Z">
+        <w:r>
+          <w:delText xml:space="preserve">A</w:delText>
+        </w:r>
+      </w:del>
+      <w:del w:id="45" w:author="PR Preview" w:date="2026-01-01T00:00:00Z">
+        <w:r>
+          <w:delText xml:space="preserve"> </w:delText>
+        </w:r>
+      </w:del>
       <w:hyperlink w:anchor="def-statistic">
-        <w:r>
-          <w:rPr>
-            <w:rStyle w:val="Hyperlink"/>
-          </w:rPr>
-          <w:t xml:space="preserve">statistic</w:t>
-        </w:r>
+        <w:del w:id="46" w:author="PR Preview" w:date="2026-01-01T00:00:00Z">
+          <w:r>
+            <w:rPr>
+              <w:rStyle w:val="Hyperlink"/>
+            </w:rPr>
+            <w:delText xml:space="preserve">statistic</w:delText>
+          </w:r>
+        </w:del>
       </w:hyperlink>
-      <w:r>
-        <w:t xml:space="preserve"> </w:t>
-      </w:r>
+      <w:del w:id="47" w:author="PR Preview" w:date="2026-01-01T00:00:00Z">
+        <w:r>
+          <w:delText xml:space="preserve"> </w:delText>
+        </w:r>
+      </w:del>
       <m:oMath>
         <m:r>
           <m:t>T</m:t>
@@ -400,45 +554,65 @@
           <m:t>​</m:t>
         </m:r>
       </m:oMath>
-      <w:r>
-        <w:t xml:space="preserve"> </w:t>
-      </w:r>
-      <w:r>
-        <w:t xml:space="preserve">is</w:t>
-      </w:r>
-      <w:r>
-        <w:t xml:space="preserve"> </w:t>
-      </w:r>
-      <w:r>
-        <w:rPr>
-          <w:b/>
-          <w:bCs/>
-        </w:rPr>
-        <w:t xml:space="preserve">sufficient</w:t>
-      </w:r>
-      <w:r>
-        <w:t xml:space="preserve"> </w:t>
-      </w:r>
-      <w:r>
-        <w:t xml:space="preserve">for</w:t>
-      </w:r>
-      <w:r>
-        <w:t xml:space="preserve"> </w:t>
-      </w:r>
+      <w:del w:id="48" w:author="PR Preview" w:date="2026-01-01T00:00:00Z">
+        <w:r>
+          <w:delText xml:space="preserve"> </w:delText>
+        </w:r>
+      </w:del>
+      <w:del w:id="49" w:author="PR Preview" w:date="2026-01-01T00:00:00Z">
+        <w:r>
+          <w:delText xml:space="preserve">is</w:delText>
+        </w:r>
+      </w:del>
+      <w:del w:id="50" w:author="PR Preview" w:date="2026-01-01T00:00:00Z">
+        <w:r>
+          <w:delText xml:space="preserve"> </w:delText>
+        </w:r>
+      </w:del>
+      <w:del w:id="51" w:author="PR Preview" w:date="2026-01-01T00:00:00Z">
+        <w:r>
+          <w:rPr>
+            <w:b/>
+            <w:bCs/>
+          </w:rPr>
+          <w:delText xml:space="preserve">sufficient</w:delText>
+        </w:r>
+      </w:del>
+      <w:del w:id="52" w:author="PR Preview" w:date="2026-01-01T00:00:00Z">
+        <w:r>
+          <w:delText xml:space="preserve"> </w:delText>
+        </w:r>
+      </w:del>
+      <w:del w:id="53" w:author="PR Preview" w:date="2026-01-01T00:00:00Z">
+        <w:r>
+          <w:delText xml:space="preserve">for</w:delText>
+        </w:r>
+      </w:del>
+      <w:del w:id="54" w:author="PR Preview" w:date="2026-01-01T00:00:00Z">
+        <w:r>
+          <w:delText xml:space="preserve"> </w:delText>
+        </w:r>
+      </w:del>
       <m:oMath>
         <m:r>
           <m:t>θ</m:t>
         </m:r>
       </m:oMath>
-      <w:r>
-        <w:t xml:space="preserve"> </w:t>
-      </w:r>
-      <w:r>
-        <w:t xml:space="preserve">if, for every sample</w:t>
-      </w:r>
-      <w:r>
-        <w:t xml:space="preserve"> </w:t>
-      </w:r>
+      <w:del w:id="55" w:author="PR Preview" w:date="2026-01-01T00:00:00Z">
+        <w:r>
+          <w:delText xml:space="preserve"> </w:delText>
+        </w:r>
+      </w:del>
+      <w:del w:id="56" w:author="PR Preview" w:date="2026-01-01T00:00:00Z">
+        <w:r>
+          <w:delText xml:space="preserve">if, for every sample</w:delText>
+        </w:r>
+      </w:del>
+      <w:del w:id="57" w:author="PR Preview" w:date="2026-01-01T00:00:00Z">
+        <w:r>
+          <w:delText xml:space="preserve"> </w:delText>
+        </w:r>
+      </w:del>
       <m:oMath>
         <m:limLow>
           <m:e>
@@ -456,63 +630,91 @@
           </m:lim>
         </m:limLow>
       </m:oMath>
-      <w:r>
-        <w:t xml:space="preserve"> </w:t>
-      </w:r>
-      <w:r>
-        <w:t xml:space="preserve">and every value</w:t>
-      </w:r>
-      <w:r>
-        <w:t xml:space="preserve"> </w:t>
-      </w:r>
+      <w:del w:id="58" w:author="PR Preview" w:date="2026-01-01T00:00:00Z">
+        <w:r>
+          <w:delText xml:space="preserve"> </w:delText>
+        </w:r>
+      </w:del>
+      <w:del w:id="59" w:author="PR Preview" w:date="2026-01-01T00:00:00Z">
+        <w:r>
+          <w:delText xml:space="preserve">and every value</w:delText>
+        </w:r>
+      </w:del>
+      <w:del w:id="60" w:author="PR Preview" w:date="2026-01-01T00:00:00Z">
+        <w:r>
+          <w:delText xml:space="preserve"> </w:delText>
+        </w:r>
+      </w:del>
       <m:oMath>
         <m:r>
           <m:t>t</m:t>
         </m:r>
       </m:oMath>
-      <w:r>
-        <w:t xml:space="preserve">,</w:t>
-      </w:r>
-      <w:r>
-        <w:t xml:space="preserve"> </w:t>
-      </w:r>
-      <w:r>
-        <w:t xml:space="preserve">the conditional probability of the sample given the statistic</w:t>
-      </w:r>
-      <w:r>
-        <w:t xml:space="preserve"> </w:t>
-      </w:r>
-      <w:r>
-        <w:t xml:space="preserve">is the same for every value of</w:t>
-      </w:r>
-      <w:r>
-        <w:t xml:space="preserve"> </w:t>
-      </w:r>
+      <w:del w:id="61" w:author="PR Preview" w:date="2026-01-01T00:00:00Z">
+        <w:r>
+          <w:delText xml:space="preserve">,</w:delText>
+        </w:r>
+      </w:del>
+      <w:del w:id="62" w:author="PR Preview" w:date="2026-01-01T00:00:00Z">
+        <w:r>
+          <w:delText xml:space="preserve"> </w:delText>
+        </w:r>
+      </w:del>
+      <w:del w:id="63" w:author="PR Preview" w:date="2026-01-01T00:00:00Z">
+        <w:r>
+          <w:delText xml:space="preserve">the conditional probability of the sample given the statistic</w:delText>
+        </w:r>
+      </w:del>
+      <w:del w:id="64" w:author="PR Preview" w:date="2026-01-01T00:00:00Z">
+        <w:r>
+          <w:delText xml:space="preserve"> </w:delText>
+        </w:r>
+      </w:del>
+      <w:del w:id="65" w:author="PR Preview" w:date="2026-01-01T00:00:00Z">
+        <w:r>
+          <w:delText xml:space="preserve">is the same for every value of</w:delText>
+        </w:r>
+      </w:del>
+      <w:del w:id="66" w:author="PR Preview" w:date="2026-01-01T00:00:00Z">
+        <w:r>
+          <w:delText xml:space="preserve"> </w:delText>
+        </w:r>
+      </w:del>
       <m:oMath>
         <m:r>
           <m:t>θ</m:t>
         </m:r>
       </m:oMath>
-      <w:r>
-        <w:t xml:space="preserve"> </w:t>
-      </w:r>
-      <w:r>
-        <w:t xml:space="preserve">at which the statistic takes the value</w:t>
-      </w:r>
-      <w:r>
-        <w:t xml:space="preserve"> </w:t>
-      </w:r>
+      <w:del w:id="67" w:author="PR Preview" w:date="2026-01-01T00:00:00Z">
+        <w:r>
+          <w:delText xml:space="preserve"> </w:delText>
+        </w:r>
+      </w:del>
+      <w:del w:id="68" w:author="PR Preview" w:date="2026-01-01T00:00:00Z">
+        <w:r>
+          <w:delText xml:space="preserve">at which the statistic takes the value</w:delText>
+        </w:r>
+      </w:del>
+      <w:del w:id="69" w:author="PR Preview" w:date="2026-01-01T00:00:00Z">
+        <w:r>
+          <w:delText xml:space="preserve"> </w:delText>
+        </w:r>
+      </w:del>
       <m:oMath>
         <m:r>
           <m:t>t</m:t>
         </m:r>
       </m:oMath>
-      <w:r>
-        <w:t xml:space="preserve"> </w:t>
-      </w:r>
-      <w:r>
-        <w:t xml:space="preserve">with positive probability:</w:t>
-      </w:r>
+      <w:del w:id="70" w:author="PR Preview" w:date="2026-01-01T00:00:00Z">
+        <w:r>
+          <w:delText xml:space="preserve"> </w:delText>
+        </w:r>
+      </w:del>
+      <w:del w:id="71" w:author="PR Preview" w:date="2026-01-01T00:00:00Z">
+        <w:r>
+          <w:delText xml:space="preserve">with positive probability:</w:delText>
+        </w:r>
+      </w:del>
     </w:p>
     <w:p>
       <w:pPr>
@@ -765,6 +967,265 @@
       </m:oMathPara>
       <w:bookmarkEnd w:id="13"/>
     </w:p>
+    <w:p>
+      <w:pPr>
+        <w:pStyle w:val="BodyText"/>
+      </w:pPr>
+      <w:ins w:id="72" w:author="PR Preview" w:date="2026-01-01T00:00:00Z">
+        <w:r>
+          <w:rPr>
+            <w:b/>
+            <w:bCs/>
+          </w:rPr>
+          <w:t xml:space="preserve">Definition 2 (Sufficient statistic)</w:t>
+        </w:r>
+      </w:ins>
+      <w:ins w:id="73" w:author="PR Preview" w:date="2026-01-01T00:00:00Z">
+        <w:r>
+          <w:t xml:space="preserve"> </w:t>
+        </w:r>
+      </w:ins>
+      <w:ins w:id="74" w:author="PR Preview" w:date="2026-01-01T00:00:00Z">
+        <w:r>
+          <w:t xml:space="preserve">Let</w:t>
+        </w:r>
+      </w:ins>
+      <w:ins w:id="75" w:author="PR Preview" w:date="2026-01-01T00:00:00Z">
+        <w:r>
+          <w:t xml:space="preserve"> </w:t>
+        </w:r>
+      </w:ins>
+      <w:ins w:id="76" w:author="PR Preview" w:date="2026-01-01T00:00:00Z">
+        <w:r>
+          <w:t xml:space="preserve">$\mathord{\smash[b]{\underset{\raise.3ex\hbox{$\scriptstyle\sim$}}{X}}\vphantom{X}}$</w:t>
+        </w:r>
+      </w:ins>
+      <w:ins w:id="77" w:author="PR Preview" w:date="2026-01-01T00:00:00Z">
+        <w:r>
+          <w:t xml:space="preserve"> </w:t>
+        </w:r>
+      </w:ins>
+      <w:ins w:id="78" w:author="PR Preview" w:date="2026-01-01T00:00:00Z">
+        <w:r>
+          <w:t xml:space="preserve">be a discrete sample whose distribution depends on a parameter</w:t>
+        </w:r>
+      </w:ins>
+      <w:ins w:id="79" w:author="PR Preview" w:date="2026-01-01T00:00:00Z">
+        <w:r>
+          <w:t xml:space="preserve"> </w:t>
+        </w:r>
+      </w:ins>
+      <m:oMath>
+        <m:r>
+          <m:t>θ</m:t>
+        </m:r>
+      </m:oMath>
+      <w:ins w:id="80" w:author="PR Preview" w:date="2026-01-01T00:00:00Z">
+        <w:r>
+          <w:t xml:space="preserve">.</w:t>
+        </w:r>
+      </w:ins>
+      <w:ins w:id="81" w:author="PR Preview" w:date="2026-01-01T00:00:00Z">
+        <w:r>
+          <w:t xml:space="preserve"> </w:t>
+        </w:r>
+      </w:ins>
+      <w:ins w:id="82" w:author="PR Preview" w:date="2026-01-01T00:00:00Z">
+        <w:r>
+          <w:t xml:space="preserve">A</w:t>
+        </w:r>
+      </w:ins>
+      <w:ins w:id="83" w:author="PR Preview" w:date="2026-01-01T00:00:00Z">
+        <w:r>
+          <w:t xml:space="preserve"> </w:t>
+        </w:r>
+      </w:ins>
+      <w:hyperlink w:anchor="def-statistic">
+        <w:ins w:id="84" w:author="PR Preview" w:date="2026-01-01T00:00:00Z">
+          <w:r>
+            <w:rPr>
+              <w:rStyle w:val="Hyperlink"/>
+            </w:rPr>
+            <w:t xml:space="preserve">statistic</w:t>
+          </w:r>
+        </w:ins>
+      </w:hyperlink>
+      <w:ins w:id="85" w:author="PR Preview" w:date="2026-01-01T00:00:00Z">
+        <w:r>
+          <w:t xml:space="preserve"> </w:t>
+        </w:r>
+      </w:ins>
+      <w:ins w:id="86" w:author="PR Preview" w:date="2026-01-01T00:00:00Z">
+        <w:r>
+          <w:t xml:space="preserve">$T\mathopen{}\left(\mathord{\smash[b]{\underset{\raise.3ex\hbox{$\scriptstyle\sim$}}{X}}\vphantom{X}}\right)\mathclose{}$</w:t>
+        </w:r>
+      </w:ins>
+      <w:ins w:id="87" w:author="PR Preview" w:date="2026-01-01T00:00:00Z">
+        <w:r>
+          <w:t xml:space="preserve"> </w:t>
+        </w:r>
+      </w:ins>
+      <w:ins w:id="88" w:author="PR Preview" w:date="2026-01-01T00:00:00Z">
+        <w:r>
+          <w:t xml:space="preserve">is</w:t>
+        </w:r>
+      </w:ins>
+      <w:ins w:id="89" w:author="PR Preview" w:date="2026-01-01T00:00:00Z">
+        <w:r>
+          <w:t xml:space="preserve"> </w:t>
+        </w:r>
+      </w:ins>
+      <w:ins w:id="90" w:author="PR Preview" w:date="2026-01-01T00:00:00Z">
+        <w:r>
+          <w:rPr>
+            <w:b/>
+            <w:bCs/>
+          </w:rPr>
+          <w:t xml:space="preserve">sufficient</w:t>
+        </w:r>
+      </w:ins>
+      <w:ins w:id="91" w:author="PR Preview" w:date="2026-01-01T00:00:00Z">
+        <w:r>
+          <w:t xml:space="preserve"> </w:t>
+        </w:r>
+      </w:ins>
+      <w:ins w:id="92" w:author="PR Preview" w:date="2026-01-01T00:00:00Z">
+        <w:r>
+          <w:t xml:space="preserve">for</w:t>
+        </w:r>
+      </w:ins>
+      <w:ins w:id="93" w:author="PR Preview" w:date="2026-01-01T00:00:00Z">
+        <w:r>
+          <w:t xml:space="preserve"> </w:t>
+        </w:r>
+      </w:ins>
+      <m:oMath>
+        <m:r>
+          <m:t>θ</m:t>
+        </m:r>
+      </m:oMath>
+      <w:ins w:id="94" w:author="PR Preview" w:date="2026-01-01T00:00:00Z">
+        <w:r>
+          <w:t xml:space="preserve"> </w:t>
+        </w:r>
+      </w:ins>
+      <w:ins w:id="95" w:author="PR Preview" w:date="2026-01-01T00:00:00Z">
+        <w:r>
+          <w:t xml:space="preserve">if, for every sample</w:t>
+        </w:r>
+      </w:ins>
+      <w:ins w:id="96" w:author="PR Preview" w:date="2026-01-01T00:00:00Z">
+        <w:r>
+          <w:t xml:space="preserve"> </w:t>
+        </w:r>
+      </w:ins>
+      <w:ins w:id="97" w:author="PR Preview" w:date="2026-01-01T00:00:00Z">
+        <w:r>
+          <w:t xml:space="preserve">$\mathord{\smash[b]{\underset{\raise.3ex\hbox{$\scriptstyle\sim$}}{x}}\vphantom{x}}$</w:t>
+        </w:r>
+      </w:ins>
+      <w:ins w:id="98" w:author="PR Preview" w:date="2026-01-01T00:00:00Z">
+        <w:r>
+          <w:t xml:space="preserve"> </w:t>
+        </w:r>
+      </w:ins>
+      <w:ins w:id="99" w:author="PR Preview" w:date="2026-01-01T00:00:00Z">
+        <w:r>
+          <w:t xml:space="preserve">and every value</w:t>
+        </w:r>
+      </w:ins>
+      <w:ins w:id="100" w:author="PR Preview" w:date="2026-01-01T00:00:00Z">
+        <w:r>
+          <w:t xml:space="preserve"> </w:t>
+        </w:r>
+      </w:ins>
+      <m:oMath>
+        <m:r>
+          <m:t>t</m:t>
+        </m:r>
+      </m:oMath>
+      <w:ins w:id="101" w:author="PR Preview" w:date="2026-01-01T00:00:00Z">
+        <w:r>
+          <w:t xml:space="preserve">,</w:t>
+        </w:r>
+      </w:ins>
+      <w:ins w:id="102" w:author="PR Preview" w:date="2026-01-01T00:00:00Z">
+        <w:r>
+          <w:t xml:space="preserve"> </w:t>
+        </w:r>
+      </w:ins>
+      <w:ins w:id="103" w:author="PR Preview" w:date="2026-01-01T00:00:00Z">
+        <w:r>
+          <w:t xml:space="preserve">the conditional probability of the sample given the statistic</w:t>
+        </w:r>
+      </w:ins>
+      <w:ins w:id="104" w:author="PR Preview" w:date="2026-01-01T00:00:00Z">
+        <w:r>
+          <w:t xml:space="preserve"> </w:t>
+        </w:r>
+      </w:ins>
+      <w:ins w:id="105" w:author="PR Preview" w:date="2026-01-01T00:00:00Z">
+        <w:r>
+          <w:t xml:space="preserve">is the same for every value of</w:t>
+        </w:r>
+      </w:ins>
+      <w:ins w:id="106" w:author="PR Preview" w:date="2026-01-01T00:00:00Z">
+        <w:r>
+          <w:t xml:space="preserve"> </w:t>
+        </w:r>
+      </w:ins>
+      <m:oMath>
+        <m:r>
+          <m:t>θ</m:t>
+        </m:r>
+      </m:oMath>
+      <w:ins w:id="107" w:author="PR Preview" w:date="2026-01-01T00:00:00Z">
+        <w:r>
+          <w:t xml:space="preserve"> </w:t>
+        </w:r>
+      </w:ins>
+      <w:ins w:id="108" w:author="PR Preview" w:date="2026-01-01T00:00:00Z">
+        <w:r>
+          <w:t xml:space="preserve">at which the statistic takes the value</w:t>
+        </w:r>
+      </w:ins>
+      <w:ins w:id="109" w:author="PR Preview" w:date="2026-01-01T00:00:00Z">
+        <w:r>
+          <w:t xml:space="preserve"> </w:t>
+        </w:r>
+      </w:ins>
+      <m:oMath>
+        <m:r>
+          <m:t>t</m:t>
+        </m:r>
+      </m:oMath>
+      <w:ins w:id="110" w:author="PR Preview" w:date="2026-01-01T00:00:00Z">
+        <w:r>
+          <w:t xml:space="preserve"> </w:t>
+        </w:r>
+      </w:ins>
+      <w:ins w:id="111" w:author="PR Preview" w:date="2026-01-01T00:00:00Z">
+        <w:r>
+          <w:t xml:space="preserve">with positive probability:</w:t>
+        </w:r>
+      </w:ins>
+    </w:p>
+    <w:p>
+      <w:pPr>
+        <w:pStyle w:val="BodyText"/>
+      </w:pPr>
+      <w:bookmarkStart w:id="13" w:name="eq-sufficient"/>
+      <w:ins w:id="112" w:author="PR Preview" w:date="2026-01-01T00:00:00Z">
+        <w:r>
+          <w:t xml:space="preserve">$$
+    \Pr_{\theta}\mathopen{}\left(\mathord{\smash[b]{\underset{\raise.3ex\hbox{$\scriptstyle\sim$}}{X}}\vphantom{X}}= \mathord{\smash[b]{\underset{\raise.3ex\hbox{$\scriptstyle\sim$}}{x}}\vphantom{x}}\mid T\mathopen{}\left(\mathord{\smash[b]{\underset{\raise.3ex\hbox{$\scriptstyle\sim$}}{X}}\vphantom{X}}\right)\mathclose{} = t\right)\mathclose{}
+    \text{ does not depend on } \theta
+    \quad \text{wherever } \Pr_{\theta}\mathopen{}\left(T\mathopen{}\left(\mathord{\smash[b]{\underset{\raise.3ex\hbox{$\scriptstyle\sim$}}{X}}\vphantom{X}}\right)\mathclose{} = t\right)\mathclose{} &gt; 0
+     \qquad(1)$$</w:t>
+        </w:r>
+      </w:ins>
+      <w:bookmarkEnd w:id="13"/>
+    </w:p>
     <w:bookmarkEnd w:id="14"/>
     <w:bookmarkStart w:id="15" w:name="rem-source-sufficient"/>
     <w:p>
@@ -806,22 +1267,30 @@
       <w:pPr>
         <w:pStyle w:val="BodyText"/>
       </w:pPr>
-      <w:r>
-        <w:rPr>
-          <w:i/>
-          <w:iCs/>
-        </w:rPr>
-        <w:t xml:space="preserve">Remark 3</w:t>
-      </w:r>
-      <w:r>
-        <w:t xml:space="preserve"> (What sufficiency says). </w:t>
-      </w:r>
-      <w:r>
-        <w:t xml:space="preserve">Once we know</w:t>
-      </w:r>
-      <w:r>
-        <w:t xml:space="preserve"> </w:t>
-      </w:r>
+      <w:del w:id="113" w:author="PR Preview" w:date="2026-01-01T00:00:00Z">
+        <w:r>
+          <w:rPr>
+            <w:i/>
+            <w:iCs/>
+          </w:rPr>
+          <w:delText xml:space="preserve">Remark 3</w:delText>
+        </w:r>
+      </w:del>
+      <w:del w:id="114" w:author="PR Preview" w:date="2026-01-01T00:00:00Z">
+        <w:r>
+          <w:delText xml:space="preserve"> (What sufficiency says). </w:delText>
+        </w:r>
+      </w:del>
+      <w:del w:id="115" w:author="PR Preview" w:date="2026-01-01T00:00:00Z">
+        <w:r>
+          <w:delText xml:space="preserve">Once we know</w:delText>
+        </w:r>
+      </w:del>
+      <w:del w:id="116" w:author="PR Preview" w:date="2026-01-01T00:00:00Z">
+        <w:r>
+          <w:delText xml:space="preserve"> </w:delText>
+        </w:r>
+      </w:del>
       <m:oMath>
         <m:r>
           <m:t>T</m:t>
@@ -858,38 +1327,56 @@
           <m:t>​</m:t>
         </m:r>
       </m:oMath>
-      <w:r>
-        <w:t xml:space="preserve">, the remaining randomness in the sample</w:t>
-      </w:r>
-      <w:r>
-        <w:t xml:space="preserve"> </w:t>
-      </w:r>
-      <w:r>
-        <w:t xml:space="preserve">has the same distribution whatever the parameter is,</w:t>
-      </w:r>
-      <w:r>
-        <w:t xml:space="preserve"> </w:t>
-      </w:r>
-      <w:r>
-        <w:t xml:space="preserve">so the sample carries no further information about</w:t>
-      </w:r>
-      <w:r>
-        <w:t xml:space="preserve"> </w:t>
-      </w:r>
+      <w:del w:id="117" w:author="PR Preview" w:date="2026-01-01T00:00:00Z">
+        <w:r>
+          <w:delText xml:space="preserve">, the remaining randomness in the sample</w:delText>
+        </w:r>
+      </w:del>
+      <w:del w:id="118" w:author="PR Preview" w:date="2026-01-01T00:00:00Z">
+        <w:r>
+          <w:delText xml:space="preserve"> </w:delText>
+        </w:r>
+      </w:del>
+      <w:del w:id="119" w:author="PR Preview" w:date="2026-01-01T00:00:00Z">
+        <w:r>
+          <w:delText xml:space="preserve">has the same distribution whatever the parameter is,</w:delText>
+        </w:r>
+      </w:del>
+      <w:del w:id="120" w:author="PR Preview" w:date="2026-01-01T00:00:00Z">
+        <w:r>
+          <w:delText xml:space="preserve"> </w:delText>
+        </w:r>
+      </w:del>
+      <w:del w:id="121" w:author="PR Preview" w:date="2026-01-01T00:00:00Z">
+        <w:r>
+          <w:delText xml:space="preserve">so the sample carries no further information about</w:delText>
+        </w:r>
+      </w:del>
+      <w:del w:id="122" w:author="PR Preview" w:date="2026-01-01T00:00:00Z">
+        <w:r>
+          <w:delText xml:space="preserve"> </w:delText>
+        </w:r>
+      </w:del>
       <m:oMath>
         <m:r>
           <m:t>θ</m:t>
         </m:r>
       </m:oMath>
-      <w:r>
-        <w:t xml:space="preserve"> </w:t>
-      </w:r>
-      <w:r>
-        <w:t xml:space="preserve">beyond</w:t>
-      </w:r>
-      <w:r>
-        <w:t xml:space="preserve"> </w:t>
-      </w:r>
+      <w:del w:id="123" w:author="PR Preview" w:date="2026-01-01T00:00:00Z">
+        <w:r>
+          <w:delText xml:space="preserve"> </w:delText>
+        </w:r>
+      </w:del>
+      <w:del w:id="124" w:author="PR Preview" w:date="2026-01-01T00:00:00Z">
+        <w:r>
+          <w:delText xml:space="preserve">beyond</w:delText>
+        </w:r>
+      </w:del>
+      <w:del w:id="125" w:author="PR Preview" w:date="2026-01-01T00:00:00Z">
+        <w:r>
+          <w:delText xml:space="preserve"> </w:delText>
+        </w:r>
+      </w:del>
       <m:oMath>
         <m:r>
           <m:t>T</m:t>
@@ -926,37 +1413,51 @@
           <m:t>​</m:t>
         </m:r>
       </m:oMath>
-      <w:r>
-        <w:t xml:space="preserve">.</w:t>
-      </w:r>
-      <w:r>
-        <w:t xml:space="preserve"> </w:t>
-      </w:r>
-      <w:r>
-        <w:t xml:space="preserve">A statistic can therefore stand in for the whole sample when we estimate</w:t>
-      </w:r>
-      <w:r>
-        <w:t xml:space="preserve"> </w:t>
-      </w:r>
+      <w:del w:id="126" w:author="PR Preview" w:date="2026-01-01T00:00:00Z">
+        <w:r>
+          <w:delText xml:space="preserve">.</w:delText>
+        </w:r>
+      </w:del>
+      <w:del w:id="127" w:author="PR Preview" w:date="2026-01-01T00:00:00Z">
+        <w:r>
+          <w:delText xml:space="preserve"> </w:delText>
+        </w:r>
+      </w:del>
+      <w:del w:id="128" w:author="PR Preview" w:date="2026-01-01T00:00:00Z">
+        <w:r>
+          <w:delText xml:space="preserve">A statistic can therefore stand in for the whole sample when we estimate</w:delText>
+        </w:r>
+      </w:del>
+      <w:del w:id="129" w:author="PR Preview" w:date="2026-01-01T00:00:00Z">
+        <w:r>
+          <w:delText xml:space="preserve"> </w:delText>
+        </w:r>
+      </w:del>
       <m:oMath>
         <m:r>
           <m:t>θ</m:t>
         </m:r>
       </m:oMath>
-      <w:r>
-        <w:t xml:space="preserve">.</w:t>
-      </w:r>
+      <w:del w:id="130" w:author="PR Preview" w:date="2026-01-01T00:00:00Z">
+        <w:r>
+          <w:delText xml:space="preserve">.</w:delText>
+        </w:r>
+      </w:del>
     </w:p>
     <w:p>
       <w:pPr>
         <w:pStyle w:val="BodyText"/>
       </w:pPr>
-      <w:r>
-        <w:t xml:space="preserve">The sample itself, taking</w:t>
-      </w:r>
-      <w:r>
-        <w:t xml:space="preserve"> </w:t>
-      </w:r>
+      <w:del w:id="131" w:author="PR Preview" w:date="2026-01-01T00:00:00Z">
+        <w:r>
+          <w:delText xml:space="preserve">The sample itself, taking</w:delText>
+        </w:r>
+      </w:del>
+      <w:del w:id="132" w:author="PR Preview" w:date="2026-01-01T00:00:00Z">
+        <w:r>
+          <w:delText xml:space="preserve"> </w:delText>
+        </w:r>
+      </w:del>
       <m:oMath>
         <m:r>
           <m:t>T</m:t>
@@ -1014,21 +1515,195 @@
           </m:lim>
         </m:limLow>
       </m:oMath>
-      <w:r>
-        <w:t xml:space="preserve">, is always sufficient but does not reduce the data;</w:t>
-      </w:r>
-      <w:r>
-        <w:t xml:space="preserve"> </w:t>
-      </w:r>
-      <w:r>
-        <w:t xml:space="preserve">a useful sufficient statistic is a much shorter summary,</w:t>
-      </w:r>
-      <w:r>
-        <w:t xml:space="preserve"> </w:t>
-      </w:r>
-      <w:r>
-        <w:t xml:space="preserve">such as a sum or a mean.</w:t>
-      </w:r>
+      <w:del w:id="133" w:author="PR Preview" w:date="2026-01-01T00:00:00Z">
+        <w:r>
+          <w:delText xml:space="preserve">, is always sufficient but does not reduce the data;</w:delText>
+        </w:r>
+      </w:del>
+      <w:del w:id="134" w:author="PR Preview" w:date="2026-01-01T00:00:00Z">
+        <w:r>
+          <w:delText xml:space="preserve"> </w:delText>
+        </w:r>
+      </w:del>
+      <w:del w:id="135" w:author="PR Preview" w:date="2026-01-01T00:00:00Z">
+        <w:r>
+          <w:delText xml:space="preserve">a useful sufficient statistic is a much shorter summary,</w:delText>
+        </w:r>
+      </w:del>
+      <w:del w:id="136" w:author="PR Preview" w:date="2026-01-01T00:00:00Z">
+        <w:r>
+          <w:delText xml:space="preserve"> </w:delText>
+        </w:r>
+      </w:del>
+      <w:del w:id="137" w:author="PR Preview" w:date="2026-01-01T00:00:00Z">
+        <w:r>
+          <w:delText xml:space="preserve">such as a sum or a mean.</w:delText>
+        </w:r>
+      </w:del>
+    </w:p>
+    <w:p>
+      <w:pPr>
+        <w:pStyle w:val="BodyText"/>
+      </w:pPr>
+      <w:ins w:id="138" w:author="PR Preview" w:date="2026-01-01T00:00:00Z">
+        <w:r>
+          <w:rPr>
+            <w:i/>
+            <w:iCs/>
+          </w:rPr>
+          <w:t xml:space="preserve">Remark 3</w:t>
+        </w:r>
+      </w:ins>
+      <w:ins w:id="139" w:author="PR Preview" w:date="2026-01-01T00:00:00Z">
+        <w:r>
+          <w:t xml:space="preserve"> (What sufficiency says). </w:t>
+        </w:r>
+      </w:ins>
+      <w:ins w:id="140" w:author="PR Preview" w:date="2026-01-01T00:00:00Z">
+        <w:r>
+          <w:t xml:space="preserve">Once we know</w:t>
+        </w:r>
+      </w:ins>
+      <w:ins w:id="141" w:author="PR Preview" w:date="2026-01-01T00:00:00Z">
+        <w:r>
+          <w:t xml:space="preserve"> </w:t>
+        </w:r>
+      </w:ins>
+      <w:ins w:id="142" w:author="PR Preview" w:date="2026-01-01T00:00:00Z">
+        <w:r>
+          <w:t xml:space="preserve">$T\mathopen{}\left(\mathord{\smash[b]{\underset{\raise.3ex\hbox{$\scriptstyle\sim$}}{X}}\vphantom{X}}\right)\mathclose{}$</w:t>
+        </w:r>
+      </w:ins>
+      <w:ins w:id="143" w:author="PR Preview" w:date="2026-01-01T00:00:00Z">
+        <w:r>
+          <w:t xml:space="preserve">, the remaining randomness in the sample</w:t>
+        </w:r>
+      </w:ins>
+      <w:ins w:id="144" w:author="PR Preview" w:date="2026-01-01T00:00:00Z">
+        <w:r>
+          <w:t xml:space="preserve"> </w:t>
+        </w:r>
+      </w:ins>
+      <w:ins w:id="145" w:author="PR Preview" w:date="2026-01-01T00:00:00Z">
+        <w:r>
+          <w:t xml:space="preserve">has the same distribution whatever the parameter is,</w:t>
+        </w:r>
+      </w:ins>
+      <w:ins w:id="146" w:author="PR Preview" w:date="2026-01-01T00:00:00Z">
+        <w:r>
+          <w:t xml:space="preserve"> </w:t>
+        </w:r>
+      </w:ins>
+      <w:ins w:id="147" w:author="PR Preview" w:date="2026-01-01T00:00:00Z">
+        <w:r>
+          <w:t xml:space="preserve">so the sample carries no further information about</w:t>
+        </w:r>
+      </w:ins>
+      <w:ins w:id="148" w:author="PR Preview" w:date="2026-01-01T00:00:00Z">
+        <w:r>
+          <w:t xml:space="preserve"> </w:t>
+        </w:r>
+      </w:ins>
+      <m:oMath>
+        <m:r>
+          <m:t>θ</m:t>
+        </m:r>
+      </m:oMath>
+      <w:ins w:id="149" w:author="PR Preview" w:date="2026-01-01T00:00:00Z">
+        <w:r>
+          <w:t xml:space="preserve"> </w:t>
+        </w:r>
+      </w:ins>
+      <w:ins w:id="150" w:author="PR Preview" w:date="2026-01-01T00:00:00Z">
+        <w:r>
+          <w:t xml:space="preserve">beyond</w:t>
+        </w:r>
+      </w:ins>
+      <w:ins w:id="151" w:author="PR Preview" w:date="2026-01-01T00:00:00Z">
+        <w:r>
+          <w:t xml:space="preserve"> </w:t>
+        </w:r>
+      </w:ins>
+      <w:ins w:id="152" w:author="PR Preview" w:date="2026-01-01T00:00:00Z">
+        <w:r>
+          <w:t xml:space="preserve">$T\mathopen{}\left(\mathord{\smash[b]{\underset{\raise.3ex\hbox{$\scriptstyle\sim$}}{X}}\vphantom{X}}\right)\mathclose{}$</w:t>
+        </w:r>
+      </w:ins>
+      <w:ins w:id="153" w:author="PR Preview" w:date="2026-01-01T00:00:00Z">
+        <w:r>
+          <w:t xml:space="preserve">.</w:t>
+        </w:r>
+      </w:ins>
+      <w:ins w:id="154" w:author="PR Preview" w:date="2026-01-01T00:00:00Z">
+        <w:r>
+          <w:t xml:space="preserve"> </w:t>
+        </w:r>
+      </w:ins>
+      <w:ins w:id="155" w:author="PR Preview" w:date="2026-01-01T00:00:00Z">
+        <w:r>
+          <w:t xml:space="preserve">A statistic can therefore stand in for the whole sample when we estimate</w:t>
+        </w:r>
+      </w:ins>
+      <w:ins w:id="156" w:author="PR Preview" w:date="2026-01-01T00:00:00Z">
+        <w:r>
+          <w:t xml:space="preserve"> </w:t>
+        </w:r>
+      </w:ins>
+      <m:oMath>
+        <m:r>
+          <m:t>θ</m:t>
+        </m:r>
+      </m:oMath>
+      <w:ins w:id="157" w:author="PR Preview" w:date="2026-01-01T00:00:00Z">
+        <w:r>
+          <w:t xml:space="preserve">.</w:t>
+        </w:r>
+      </w:ins>
+    </w:p>
+    <w:p>
+      <w:pPr>
+        <w:pStyle w:val="BodyText"/>
+      </w:pPr>
+      <w:ins w:id="158" w:author="PR Preview" w:date="2026-01-01T00:00:00Z">
+        <w:r>
+          <w:t xml:space="preserve">The sample itself, taking</w:t>
+        </w:r>
+      </w:ins>
+      <w:ins w:id="159" w:author="PR Preview" w:date="2026-01-01T00:00:00Z">
+        <w:r>
+          <w:t xml:space="preserve"> </w:t>
+        </w:r>
+      </w:ins>
+      <w:ins w:id="160" w:author="PR Preview" w:date="2026-01-01T00:00:00Z">
+        <w:r>
+          <w:t xml:space="preserve">$T\mathopen{}\left(\mathord{\smash[b]{\underset{\raise.3ex\hbox{$\scriptstyle\sim$}}{X}}\vphantom{X}}\right)\mathclose{} = \mathord{\smash[b]{\underset{\raise.3ex\hbox{$\scriptstyle\sim$}}{X}}\vphantom{X}}$</w:t>
+        </w:r>
+      </w:ins>
+      <w:ins w:id="161" w:author="PR Preview" w:date="2026-01-01T00:00:00Z">
+        <w:r>
+          <w:t xml:space="preserve">, is always sufficient but does not reduce the data;</w:t>
+        </w:r>
+      </w:ins>
+      <w:ins w:id="162" w:author="PR Preview" w:date="2026-01-01T00:00:00Z">
+        <w:r>
+          <w:t xml:space="preserve"> </w:t>
+        </w:r>
+      </w:ins>
+      <w:ins w:id="163" w:author="PR Preview" w:date="2026-01-01T00:00:00Z">
+        <w:r>
+          <w:t xml:space="preserve">a useful sufficient statistic is a much shorter summary,</w:t>
+        </w:r>
+      </w:ins>
+      <w:ins w:id="164" w:author="PR Preview" w:date="2026-01-01T00:00:00Z">
+        <w:r>
+          <w:t xml:space="preserve"> </w:t>
+        </w:r>
+      </w:ins>
+      <w:ins w:id="165" w:author="PR Preview" w:date="2026-01-01T00:00:00Z">
+        <w:r>
+          <w:t xml:space="preserve">such as a sum or a mean.</w:t>
+        </w:r>
+      </w:ins>
     </w:p>
     <w:p>
       <w:pPr>
@@ -1070,22 +1745,30 @@
       <w:pPr>
         <w:pStyle w:val="BodyText"/>
       </w:pPr>
-      <w:r>
-        <w:rPr>
-          <w:b/>
-          <w:bCs/>
-        </w:rPr>
-        <w:t xml:space="preserve">Theorem 1 (Factorization theorem)</w:t>
-      </w:r>
-      <w:r>
-        <w:t xml:space="preserve"> </w:t>
-      </w:r>
-      <w:r>
-        <w:t xml:space="preserve">Let</w:t>
-      </w:r>
-      <w:r>
-        <w:t xml:space="preserve"> </w:t>
-      </w:r>
+      <w:del w:id="166" w:author="PR Preview" w:date="2026-01-01T00:00:00Z">
+        <w:r>
+          <w:rPr>
+            <w:b/>
+            <w:bCs/>
+          </w:rPr>
+          <w:delText xml:space="preserve">Theorem 1 (Factorization theorem)</w:delText>
+        </w:r>
+      </w:del>
+      <w:del w:id="167" w:author="PR Preview" w:date="2026-01-01T00:00:00Z">
+        <w:r>
+          <w:delText xml:space="preserve"> </w:delText>
+        </w:r>
+      </w:del>
+      <w:del w:id="168" w:author="PR Preview" w:date="2026-01-01T00:00:00Z">
+        <w:r>
+          <w:delText xml:space="preserve">Let</w:delText>
+        </w:r>
+      </w:del>
+      <w:del w:id="169" w:author="PR Preview" w:date="2026-01-01T00:00:00Z">
+        <w:r>
+          <w:delText xml:space="preserve"> </w:delText>
+        </w:r>
+      </w:del>
       <m:oMath>
         <m:r>
           <m:rPr>
@@ -1134,15 +1817,21 @@
           <m:t>​</m:t>
         </m:r>
       </m:oMath>
-      <w:r>
-        <w:t xml:space="preserve"> </w:t>
-      </w:r>
-      <w:r>
-        <w:t xml:space="preserve">be the joint probability mass function of a discrete sample</w:t>
-      </w:r>
-      <w:r>
-        <w:t xml:space="preserve"> </w:t>
-      </w:r>
+      <w:del w:id="170" w:author="PR Preview" w:date="2026-01-01T00:00:00Z">
+        <w:r>
+          <w:delText xml:space="preserve"> </w:delText>
+        </w:r>
+      </w:del>
+      <w:del w:id="171" w:author="PR Preview" w:date="2026-01-01T00:00:00Z">
+        <w:r>
+          <w:delText xml:space="preserve">be the joint probability mass function of a discrete sample</w:delText>
+        </w:r>
+      </w:del>
+      <w:del w:id="172" w:author="PR Preview" w:date="2026-01-01T00:00:00Z">
+        <w:r>
+          <w:delText xml:space="preserve"> </w:delText>
+        </w:r>
+      </w:del>
       <m:oMath>
         <m:limLow>
           <m:e>
@@ -1160,18 +1849,26 @@
           </m:lim>
         </m:limLow>
       </m:oMath>
-      <w:r>
-        <w:t xml:space="preserve">.</w:t>
-      </w:r>
-      <w:r>
-        <w:t xml:space="preserve"> </w:t>
-      </w:r>
-      <w:r>
-        <w:t xml:space="preserve">A statistic</w:t>
-      </w:r>
-      <w:r>
-        <w:t xml:space="preserve"> </w:t>
-      </w:r>
+      <w:del w:id="173" w:author="PR Preview" w:date="2026-01-01T00:00:00Z">
+        <w:r>
+          <w:delText xml:space="preserve">.</w:delText>
+        </w:r>
+      </w:del>
+      <w:del w:id="174" w:author="PR Preview" w:date="2026-01-01T00:00:00Z">
+        <w:r>
+          <w:delText xml:space="preserve"> </w:delText>
+        </w:r>
+      </w:del>
+      <w:del w:id="175" w:author="PR Preview" w:date="2026-01-01T00:00:00Z">
+        <w:r>
+          <w:delText xml:space="preserve">A statistic</w:delText>
+        </w:r>
+      </w:del>
+      <w:del w:id="176" w:author="PR Preview" w:date="2026-01-01T00:00:00Z">
+        <w:r>
+          <w:delText xml:space="preserve"> </w:delText>
+        </w:r>
+      </w:del>
       <m:oMath>
         <m:r>
           <m:t>T</m:t>
@@ -1208,80 +1905,116 @@
           <m:t>​</m:t>
         </m:r>
       </m:oMath>
-      <w:r>
-        <w:t xml:space="preserve"> </w:t>
-      </w:r>
-      <w:r>
-        <w:t xml:space="preserve">is</w:t>
-      </w:r>
-      <w:r>
-        <w:t xml:space="preserve"> </w:t>
-      </w:r>
+      <w:del w:id="177" w:author="PR Preview" w:date="2026-01-01T00:00:00Z">
+        <w:r>
+          <w:delText xml:space="preserve"> </w:delText>
+        </w:r>
+      </w:del>
+      <w:del w:id="178" w:author="PR Preview" w:date="2026-01-01T00:00:00Z">
+        <w:r>
+          <w:delText xml:space="preserve">is</w:delText>
+        </w:r>
+      </w:del>
+      <w:del w:id="179" w:author="PR Preview" w:date="2026-01-01T00:00:00Z">
+        <w:r>
+          <w:delText xml:space="preserve"> </w:delText>
+        </w:r>
+      </w:del>
       <w:hyperlink w:anchor="def-sufficient">
-        <w:r>
-          <w:rPr>
-            <w:rStyle w:val="Hyperlink"/>
-          </w:rPr>
-          <w:t xml:space="preserve">sufficient</w:t>
-        </w:r>
+        <w:del w:id="180" w:author="PR Preview" w:date="2026-01-01T00:00:00Z">
+          <w:r>
+            <w:rPr>
+              <w:rStyle w:val="Hyperlink"/>
+            </w:rPr>
+            <w:delText xml:space="preserve">sufficient</w:delText>
+          </w:r>
+        </w:del>
       </w:hyperlink>
-      <w:r>
-        <w:t xml:space="preserve"> </w:t>
-      </w:r>
-      <w:r>
-        <w:t xml:space="preserve">for</w:t>
-      </w:r>
-      <w:r>
-        <w:t xml:space="preserve"> </w:t>
-      </w:r>
+      <w:del w:id="181" w:author="PR Preview" w:date="2026-01-01T00:00:00Z">
+        <w:r>
+          <w:delText xml:space="preserve"> </w:delText>
+        </w:r>
+      </w:del>
+      <w:del w:id="182" w:author="PR Preview" w:date="2026-01-01T00:00:00Z">
+        <w:r>
+          <w:delText xml:space="preserve">for</w:delText>
+        </w:r>
+      </w:del>
+      <w:del w:id="183" w:author="PR Preview" w:date="2026-01-01T00:00:00Z">
+        <w:r>
+          <w:delText xml:space="preserve"> </w:delText>
+        </w:r>
+      </w:del>
       <m:oMath>
         <m:r>
           <m:t>θ</m:t>
         </m:r>
       </m:oMath>
-      <w:r>
-        <w:t xml:space="preserve"> </w:t>
-      </w:r>
-      <w:r>
-        <w:t xml:space="preserve">if and only if there are nonnegative functions</w:t>
-      </w:r>
-      <w:r>
-        <w:t xml:space="preserve"> </w:t>
-      </w:r>
+      <w:del w:id="184" w:author="PR Preview" w:date="2026-01-01T00:00:00Z">
+        <w:r>
+          <w:delText xml:space="preserve"> </w:delText>
+        </w:r>
+      </w:del>
+      <w:del w:id="185" w:author="PR Preview" w:date="2026-01-01T00:00:00Z">
+        <w:r>
+          <w:delText xml:space="preserve">if and only if there are nonnegative functions</w:delText>
+        </w:r>
+      </w:del>
+      <w:del w:id="186" w:author="PR Preview" w:date="2026-01-01T00:00:00Z">
+        <w:r>
+          <w:delText xml:space="preserve"> </w:delText>
+        </w:r>
+      </w:del>
       <m:oMath>
         <m:r>
           <m:t>g</m:t>
         </m:r>
       </m:oMath>
-      <w:r>
-        <w:t xml:space="preserve"> </w:t>
-      </w:r>
-      <w:r>
-        <w:t xml:space="preserve">and</w:t>
-      </w:r>
-      <w:r>
-        <w:t xml:space="preserve"> </w:t>
-      </w:r>
+      <w:del w:id="187" w:author="PR Preview" w:date="2026-01-01T00:00:00Z">
+        <w:r>
+          <w:delText xml:space="preserve"> </w:delText>
+        </w:r>
+      </w:del>
+      <w:del w:id="188" w:author="PR Preview" w:date="2026-01-01T00:00:00Z">
+        <w:r>
+          <w:delText xml:space="preserve">and</w:delText>
+        </w:r>
+      </w:del>
+      <w:del w:id="189" w:author="PR Preview" w:date="2026-01-01T00:00:00Z">
+        <w:r>
+          <w:delText xml:space="preserve"> </w:delText>
+        </w:r>
+      </w:del>
       <m:oMath>
         <m:r>
           <m:t>h</m:t>
         </m:r>
       </m:oMath>
-      <w:r>
-        <w:t xml:space="preserve"> </w:t>
-      </w:r>
-      <w:r>
-        <w:t xml:space="preserve">such that,</w:t>
-      </w:r>
-      <w:r>
-        <w:t xml:space="preserve"> </w:t>
-      </w:r>
-      <w:r>
-        <w:t xml:space="preserve">for every sample</w:t>
-      </w:r>
-      <w:r>
-        <w:t xml:space="preserve"> </w:t>
-      </w:r>
+      <w:del w:id="190" w:author="PR Preview" w:date="2026-01-01T00:00:00Z">
+        <w:r>
+          <w:delText xml:space="preserve"> </w:delText>
+        </w:r>
+      </w:del>
+      <w:del w:id="191" w:author="PR Preview" w:date="2026-01-01T00:00:00Z">
+        <w:r>
+          <w:delText xml:space="preserve">such that,</w:delText>
+        </w:r>
+      </w:del>
+      <w:del w:id="192" w:author="PR Preview" w:date="2026-01-01T00:00:00Z">
+        <w:r>
+          <w:delText xml:space="preserve"> </w:delText>
+        </w:r>
+      </w:del>
+      <w:del w:id="193" w:author="PR Preview" w:date="2026-01-01T00:00:00Z">
+        <w:r>
+          <w:delText xml:space="preserve">for every sample</w:delText>
+        </w:r>
+      </w:del>
+      <w:del w:id="194" w:author="PR Preview" w:date="2026-01-01T00:00:00Z">
+        <w:r>
+          <w:delText xml:space="preserve"> </w:delText>
+        </w:r>
+      </w:del>
       <m:oMath>
         <m:limLow>
           <m:e>
@@ -1299,23 +2032,31 @@
           </m:lim>
         </m:limLow>
       </m:oMath>
-      <w:r>
-        <w:t xml:space="preserve"> </w:t>
-      </w:r>
-      <w:r>
-        <w:t xml:space="preserve">and every</w:t>
-      </w:r>
-      <w:r>
-        <w:t xml:space="preserve"> </w:t>
-      </w:r>
+      <w:del w:id="195" w:author="PR Preview" w:date="2026-01-01T00:00:00Z">
+        <w:r>
+          <w:delText xml:space="preserve"> </w:delText>
+        </w:r>
+      </w:del>
+      <w:del w:id="196" w:author="PR Preview" w:date="2026-01-01T00:00:00Z">
+        <w:r>
+          <w:delText xml:space="preserve">and every</w:delText>
+        </w:r>
+      </w:del>
+      <w:del w:id="197" w:author="PR Preview" w:date="2026-01-01T00:00:00Z">
+        <w:r>
+          <w:delText xml:space="preserve"> </w:delText>
+        </w:r>
+      </w:del>
       <m:oMath>
         <m:r>
           <m:t>θ</m:t>
         </m:r>
       </m:oMath>
-      <w:r>
-        <w:t xml:space="preserve">,</w:t>
-      </w:r>
+      <w:del w:id="198" w:author="PR Preview" w:date="2026-01-01T00:00:00Z">
+        <w:r>
+          <w:delText xml:space="preserve">,</w:delText>
+        </w:r>
+      </w:del>
     </w:p>
     <w:p>
       <w:pPr>
@@ -1504,12 +2245,16 @@
       <w:pPr>
         <w:pStyle w:val="FirstParagraph"/>
       </w:pPr>
-      <w:r>
-        <w:t xml:space="preserve">where</w:t>
-      </w:r>
-      <w:r>
-        <w:t xml:space="preserve"> </w:t>
-      </w:r>
+      <w:del w:id="199" w:author="PR Preview" w:date="2026-01-01T00:00:00Z">
+        <w:r>
+          <w:delText xml:space="preserve">where</w:delText>
+        </w:r>
+      </w:del>
+      <w:del w:id="200" w:author="PR Preview" w:date="2026-01-01T00:00:00Z">
+        <w:r>
+          <w:delText xml:space="preserve"> </w:delText>
+        </w:r>
+      </w:del>
       <m:oMath>
         <m:r>
           <m:t>h</m:t>
@@ -1546,45 +2291,60 @@
           <m:t>​</m:t>
         </m:r>
       </m:oMath>
-      <w:r>
-        <w:t xml:space="preserve"> </w:t>
-      </w:r>
-      <w:r>
-        <w:t xml:space="preserve">does not depend on</w:t>
-      </w:r>
-      <w:r>
-        <w:t xml:space="preserve"> </w:t>
-      </w:r>
+      <w:del w:id="201" w:author="PR Preview" w:date="2026-01-01T00:00:00Z">
+        <w:r>
+          <w:delText xml:space="preserve"> </w:delText>
+        </w:r>
+      </w:del>
+      <w:del w:id="202" w:author="PR Preview" w:date="2026-01-01T00:00:00Z">
+        <w:r>
+          <w:delText xml:space="preserve">does not depend on</w:delText>
+        </w:r>
+      </w:del>
+      <w:del w:id="203" w:author="PR Preview" w:date="2026-01-01T00:00:00Z">
+        <w:r>
+          <w:delText xml:space="preserve"> </w:delText>
+        </w:r>
+      </w:del>
       <m:oMath>
         <m:r>
           <m:t>θ</m:t>
         </m:r>
       </m:oMath>
-      <w:r>
-        <w:t xml:space="preserve">.</w:t>
-      </w:r>
+      <w:del w:id="204" w:author="PR Preview" w:date="2026-01-01T00:00:00Z">
+        <w:r>
+          <w:delText xml:space="preserve">.</w:delText>
+        </w:r>
+      </w:del>
     </w:p>
-    <w:bookmarkEnd w:id="18"/>
     <w:p>
       <w:pPr>
         <w:pStyle w:val="BodyText"/>
       </w:pPr>
-      <w:r>
-        <w:rPr>
-          <w:i/>
-          <w:iCs/>
-        </w:rPr>
-        <w:t xml:space="preserve">Proof</w:t>
-      </w:r>
-      <w:r>
-        <w:t xml:space="preserve">. </w:t>
-      </w:r>
-      <w:r>
-        <w:t xml:space="preserve">Fix a sample</w:t>
-      </w:r>
-      <w:r>
-        <w:t xml:space="preserve"> </w:t>
-      </w:r>
+      <w:del w:id="205" w:author="PR Preview" w:date="2026-01-01T00:00:00Z">
+        <w:r>
+          <w:rPr>
+            <w:i/>
+            <w:iCs/>
+          </w:rPr>
+          <w:delText xml:space="preserve">Proof</w:delText>
+        </w:r>
+      </w:del>
+      <w:del w:id="206" w:author="PR Preview" w:date="2026-01-01T00:00:00Z">
+        <w:r>
+          <w:delText xml:space="preserve">. </w:delText>
+        </w:r>
+      </w:del>
+      <w:del w:id="207" w:author="PR Preview" w:date="2026-01-01T00:00:00Z">
+        <w:r>
+          <w:delText xml:space="preserve">Fix a sample</w:delText>
+        </w:r>
+      </w:del>
+      <w:del w:id="208" w:author="PR Preview" w:date="2026-01-01T00:00:00Z">
+        <w:r>
+          <w:delText xml:space="preserve"> </w:delText>
+        </w:r>
+      </w:del>
       <m:oMath>
         <m:limLow>
           <m:e>
@@ -1602,15 +2362,21 @@
           </m:lim>
         </m:limLow>
       </m:oMath>
-      <w:r>
-        <w:t xml:space="preserve"> </w:t>
-      </w:r>
-      <w:r>
-        <w:t xml:space="preserve">and write</w:t>
-      </w:r>
-      <w:r>
-        <w:t xml:space="preserve"> </w:t>
-      </w:r>
+      <w:del w:id="209" w:author="PR Preview" w:date="2026-01-01T00:00:00Z">
+        <w:r>
+          <w:delText xml:space="preserve"> </w:delText>
+        </w:r>
+      </w:del>
+      <w:del w:id="210" w:author="PR Preview" w:date="2026-01-01T00:00:00Z">
+        <w:r>
+          <w:delText xml:space="preserve">and write</w:delText>
+        </w:r>
+      </w:del>
+      <w:del w:id="211" w:author="PR Preview" w:date="2026-01-01T00:00:00Z">
+        <w:r>
+          <w:delText xml:space="preserve"> </w:delText>
+        </w:r>
+      </w:del>
       <m:oMath>
         <m:r>
           <m:t>t</m:t>
@@ -1669,18 +2435,26 @@
           <m:t>​</m:t>
         </m:r>
       </m:oMath>
-      <w:r>
-        <w:t xml:space="preserve">.</w:t>
-      </w:r>
-      <w:r>
-        <w:t xml:space="preserve"> </w:t>
-      </w:r>
-      <w:r>
-        <w:t xml:space="preserve">The event</w:t>
-      </w:r>
-      <w:r>
-        <w:t xml:space="preserve"> </w:t>
-      </w:r>
+      <w:del w:id="212" w:author="PR Preview" w:date="2026-01-01T00:00:00Z">
+        <w:r>
+          <w:delText xml:space="preserve">.</w:delText>
+        </w:r>
+      </w:del>
+      <w:del w:id="213" w:author="PR Preview" w:date="2026-01-01T00:00:00Z">
+        <w:r>
+          <w:delText xml:space="preserve"> </w:delText>
+        </w:r>
+      </w:del>
+      <w:del w:id="214" w:author="PR Preview" w:date="2026-01-01T00:00:00Z">
+        <w:r>
+          <w:delText xml:space="preserve">The event</w:delText>
+        </w:r>
+      </w:del>
+      <w:del w:id="215" w:author="PR Preview" w:date="2026-01-01T00:00:00Z">
+        <w:r>
+          <w:delText xml:space="preserve"> </w:delText>
+        </w:r>
+      </w:del>
       <m:oMath>
         <m:limLow>
           <m:e>
@@ -1719,15 +2493,21 @@
           </m:lim>
         </m:limLow>
       </m:oMath>
-      <w:r>
-        <w:t xml:space="preserve"> </w:t>
-      </w:r>
-      <w:r>
-        <w:t xml:space="preserve">lies inside the event</w:t>
-      </w:r>
-      <w:r>
-        <w:t xml:space="preserve"> </w:t>
-      </w:r>
+      <w:del w:id="216" w:author="PR Preview" w:date="2026-01-01T00:00:00Z">
+        <w:r>
+          <w:delText xml:space="preserve"> </w:delText>
+        </w:r>
+      </w:del>
+      <w:del w:id="217" w:author="PR Preview" w:date="2026-01-01T00:00:00Z">
+        <w:r>
+          <w:delText xml:space="preserve">lies inside the event</w:delText>
+        </w:r>
+      </w:del>
+      <w:del w:id="218" w:author="PR Preview" w:date="2026-01-01T00:00:00Z">
+        <w:r>
+          <w:delText xml:space="preserve"> </w:delText>
+        </w:r>
+      </w:del>
       <m:oMath>
         <m:r>
           <m:t>T</m:t>
@@ -1773,30 +2553,40 @@
           <m:t>t</m:t>
         </m:r>
       </m:oMath>
-      <w:r>
-        <w:t xml:space="preserve">.</w:t>
-      </w:r>
+      <w:del w:id="219" w:author="PR Preview" w:date="2026-01-01T00:00:00Z">
+        <w:r>
+          <w:delText xml:space="preserve">.</w:delText>
+        </w:r>
+      </w:del>
     </w:p>
     <w:p>
       <w:pPr>
         <w:pStyle w:val="BodyText"/>
       </w:pPr>
-      <w:r>
-        <w:rPr>
-          <w:b/>
-          <w:bCs/>
-        </w:rPr>
-        <w:t xml:space="preserve">Sufficient implies a factorization.</w:t>
-      </w:r>
-      <w:r>
-        <w:t xml:space="preserve"> </w:t>
-      </w:r>
-      <w:r>
-        <w:t xml:space="preserve">Define</w:t>
-      </w:r>
-      <w:r>
-        <w:t xml:space="preserve"> </w:t>
-      </w:r>
+      <w:del w:id="220" w:author="PR Preview" w:date="2026-01-01T00:00:00Z">
+        <w:r>
+          <w:rPr>
+            <w:b/>
+            <w:bCs/>
+          </w:rPr>
+          <w:delText xml:space="preserve">Sufficient implies a factorization.</w:delText>
+        </w:r>
+      </w:del>
+      <w:del w:id="221" w:author="PR Preview" w:date="2026-01-01T00:00:00Z">
+        <w:r>
+          <w:delText xml:space="preserve"> </w:delText>
+        </w:r>
+      </w:del>
+      <w:del w:id="222" w:author="PR Preview" w:date="2026-01-01T00:00:00Z">
+        <w:r>
+          <w:delText xml:space="preserve">Define</w:delText>
+        </w:r>
+      </w:del>
+      <w:del w:id="223" w:author="PR Preview" w:date="2026-01-01T00:00:00Z">
+        <w:r>
+          <w:delText xml:space="preserve"> </w:delText>
+        </w:r>
+      </w:del>
       <m:oMath>
         <m:r>
           <m:t>g</m:t>
@@ -1923,15 +2713,21 @@
           <m:t>​</m:t>
         </m:r>
       </m:oMath>
-      <w:r>
-        <w:t xml:space="preserve"> </w:t>
-      </w:r>
-      <w:r>
-        <w:t xml:space="preserve">and let</w:t>
-      </w:r>
-      <w:r>
-        <w:t xml:space="preserve"> </w:t>
-      </w:r>
+      <w:del w:id="224" w:author="PR Preview" w:date="2026-01-01T00:00:00Z">
+        <w:r>
+          <w:delText xml:space="preserve"> </w:delText>
+        </w:r>
+      </w:del>
+      <w:del w:id="225" w:author="PR Preview" w:date="2026-01-01T00:00:00Z">
+        <w:r>
+          <w:delText xml:space="preserve">and let</w:delText>
+        </w:r>
+      </w:del>
+      <w:del w:id="226" w:author="PR Preview" w:date="2026-01-01T00:00:00Z">
+        <w:r>
+          <w:delText xml:space="preserve"> </w:delText>
+        </w:r>
+      </w:del>
       <m:oMath>
         <m:r>
           <m:t>h</m:t>
@@ -1968,15 +2764,21 @@
           <m:t>​</m:t>
         </m:r>
       </m:oMath>
-      <w:r>
-        <w:t xml:space="preserve"> </w:t>
-      </w:r>
-      <w:r>
-        <w:t xml:space="preserve">be the conditional probability</w:t>
-      </w:r>
-      <w:r>
-        <w:t xml:space="preserve"> </w:t>
-      </w:r>
+      <w:del w:id="227" w:author="PR Preview" w:date="2026-01-01T00:00:00Z">
+        <w:r>
+          <w:delText xml:space="preserve"> </w:delText>
+        </w:r>
+      </w:del>
+      <w:del w:id="228" w:author="PR Preview" w:date="2026-01-01T00:00:00Z">
+        <w:r>
+          <w:delText xml:space="preserve">be the conditional probability</w:delText>
+        </w:r>
+      </w:del>
+      <w:del w:id="229" w:author="PR Preview" w:date="2026-01-01T00:00:00Z">
+        <w:r>
+          <w:delText xml:space="preserve"> </w:delText>
+        </w:r>
+      </w:del>
       <m:oMath>
         <m:sSub>
           <m:e>
@@ -2095,29 +2897,41 @@
           <m:t>​</m:t>
         </m:r>
       </m:oMath>
-      <w:r>
-        <w:t xml:space="preserve"> </w:t>
-      </w:r>
-      <w:r>
-        <w:t xml:space="preserve">at any</w:t>
-      </w:r>
-      <w:r>
-        <w:t xml:space="preserve"> </w:t>
-      </w:r>
+      <w:del w:id="230" w:author="PR Preview" w:date="2026-01-01T00:00:00Z">
+        <w:r>
+          <w:delText xml:space="preserve"> </w:delText>
+        </w:r>
+      </w:del>
+      <w:del w:id="231" w:author="PR Preview" w:date="2026-01-01T00:00:00Z">
+        <w:r>
+          <w:delText xml:space="preserve">at any</w:delText>
+        </w:r>
+      </w:del>
+      <w:del w:id="232" w:author="PR Preview" w:date="2026-01-01T00:00:00Z">
+        <w:r>
+          <w:delText xml:space="preserve"> </w:delText>
+        </w:r>
+      </w:del>
       <m:oMath>
         <m:r>
           <m:t>θ</m:t>
         </m:r>
       </m:oMath>
-      <w:r>
-        <w:t xml:space="preserve"> </w:t>
-      </w:r>
-      <w:r>
-        <w:t xml:space="preserve">with</w:t>
-      </w:r>
-      <w:r>
-        <w:t xml:space="preserve"> </w:t>
-      </w:r>
+      <w:del w:id="233" w:author="PR Preview" w:date="2026-01-01T00:00:00Z">
+        <w:r>
+          <w:delText xml:space="preserve"> </w:delText>
+        </w:r>
+      </w:del>
+      <w:del w:id="234" w:author="PR Preview" w:date="2026-01-01T00:00:00Z">
+        <w:r>
+          <w:delText xml:space="preserve">with</w:delText>
+        </w:r>
+      </w:del>
+      <w:del w:id="235" w:author="PR Preview" w:date="2026-01-01T00:00:00Z">
+        <w:r>
+          <w:delText xml:space="preserve"> </w:delText>
+        </w:r>
+      </w:del>
       <m:oMath>
         <m:sSub>
           <m:e>
@@ -2203,32 +3017,46 @@
           <m:t>0</m:t>
         </m:r>
       </m:oMath>
-      <w:r>
-        <w:t xml:space="preserve">.</w:t>
-      </w:r>
-      <w:r>
-        <w:t xml:space="preserve"> </w:t>
-      </w:r>
-      <w:r>
-        <w:t xml:space="preserve">By</w:t>
-      </w:r>
-      <w:r>
-        <w:t xml:space="preserve"> </w:t>
-      </w:r>
+      <w:del w:id="236" w:author="PR Preview" w:date="2026-01-01T00:00:00Z">
+        <w:r>
+          <w:delText xml:space="preserve">.</w:delText>
+        </w:r>
+      </w:del>
+      <w:del w:id="237" w:author="PR Preview" w:date="2026-01-01T00:00:00Z">
+        <w:r>
+          <w:delText xml:space="preserve"> </w:delText>
+        </w:r>
+      </w:del>
+      <w:del w:id="238" w:author="PR Preview" w:date="2026-01-01T00:00:00Z">
+        <w:r>
+          <w:delText xml:space="preserve">By</w:delText>
+        </w:r>
+      </w:del>
+      <w:del w:id="239" w:author="PR Preview" w:date="2026-01-01T00:00:00Z">
+        <w:r>
+          <w:delText xml:space="preserve"> </w:delText>
+        </w:r>
+      </w:del>
       <w:hyperlink w:anchor="eq-sufficient">
-        <w:r>
-          <w:rPr>
-            <w:rStyle w:val="Hyperlink"/>
-          </w:rPr>
-          <w:t xml:space="preserve">sufficiency</w:t>
-        </w:r>
+        <w:del w:id="240" w:author="PR Preview" w:date="2026-01-01T00:00:00Z">
+          <w:r>
+            <w:rPr>
+              <w:rStyle w:val="Hyperlink"/>
+            </w:rPr>
+            <w:delText xml:space="preserve">sufficiency</w:delText>
+          </w:r>
+        </w:del>
       </w:hyperlink>
-      <w:r>
-        <w:t xml:space="preserve">,</w:t>
-      </w:r>
-      <w:r>
-        <w:t xml:space="preserve"> </w:t>
-      </w:r>
+      <w:del w:id="241" w:author="PR Preview" w:date="2026-01-01T00:00:00Z">
+        <w:r>
+          <w:delText xml:space="preserve">,</w:delText>
+        </w:r>
+      </w:del>
+      <w:del w:id="242" w:author="PR Preview" w:date="2026-01-01T00:00:00Z">
+        <w:r>
+          <w:delText xml:space="preserve"> </w:delText>
+        </w:r>
+      </w:del>
       <m:oMath>
         <m:r>
           <m:t>h</m:t>
@@ -2265,35 +3093,51 @@
           <m:t>​</m:t>
         </m:r>
       </m:oMath>
-      <w:r>
-        <w:t xml:space="preserve"> </w:t>
-      </w:r>
-      <w:r>
-        <w:t xml:space="preserve">does not depend on which such</w:t>
-      </w:r>
-      <w:r>
-        <w:t xml:space="preserve"> </w:t>
-      </w:r>
+      <w:del w:id="243" w:author="PR Preview" w:date="2026-01-01T00:00:00Z">
+        <w:r>
+          <w:delText xml:space="preserve"> </w:delText>
+        </w:r>
+      </w:del>
+      <w:del w:id="244" w:author="PR Preview" w:date="2026-01-01T00:00:00Z">
+        <w:r>
+          <w:delText xml:space="preserve">does not depend on which such</w:delText>
+        </w:r>
+      </w:del>
+      <w:del w:id="245" w:author="PR Preview" w:date="2026-01-01T00:00:00Z">
+        <w:r>
+          <w:delText xml:space="preserve"> </w:delText>
+        </w:r>
+      </w:del>
       <m:oMath>
         <m:r>
           <m:t>θ</m:t>
         </m:r>
       </m:oMath>
-      <w:r>
-        <w:t xml:space="preserve"> </w:t>
-      </w:r>
-      <w:r>
-        <w:t xml:space="preserve">we use.</w:t>
-      </w:r>
-      <w:r>
-        <w:t xml:space="preserve"> </w:t>
-      </w:r>
-      <w:r>
-        <w:t xml:space="preserve">(If</w:t>
-      </w:r>
-      <w:r>
-        <w:t xml:space="preserve"> </w:t>
-      </w:r>
+      <w:del w:id="246" w:author="PR Preview" w:date="2026-01-01T00:00:00Z">
+        <w:r>
+          <w:delText xml:space="preserve"> </w:delText>
+        </w:r>
+      </w:del>
+      <w:del w:id="247" w:author="PR Preview" w:date="2026-01-01T00:00:00Z">
+        <w:r>
+          <w:delText xml:space="preserve">we use.</w:delText>
+        </w:r>
+      </w:del>
+      <w:del w:id="248" w:author="PR Preview" w:date="2026-01-01T00:00:00Z">
+        <w:r>
+          <w:delText xml:space="preserve"> </w:delText>
+        </w:r>
+      </w:del>
+      <w:del w:id="249" w:author="PR Preview" w:date="2026-01-01T00:00:00Z">
+        <w:r>
+          <w:delText xml:space="preserve">(If</w:delText>
+        </w:r>
+      </w:del>
+      <w:del w:id="250" w:author="PR Preview" w:date="2026-01-01T00:00:00Z">
+        <w:r>
+          <w:delText xml:space="preserve"> </w:delText>
+        </w:r>
+      </w:del>
       <m:oMath>
         <m:sSub>
           <m:e>
@@ -2379,26 +3223,36 @@
           <m:t>0</m:t>
         </m:r>
       </m:oMath>
-      <w:r>
-        <w:t xml:space="preserve"> </w:t>
-      </w:r>
-      <w:r>
-        <w:t xml:space="preserve">for every</w:t>
-      </w:r>
-      <w:r>
-        <w:t xml:space="preserve"> </w:t>
-      </w:r>
+      <w:del w:id="251" w:author="PR Preview" w:date="2026-01-01T00:00:00Z">
+        <w:r>
+          <w:delText xml:space="preserve"> </w:delText>
+        </w:r>
+      </w:del>
+      <w:del w:id="252" w:author="PR Preview" w:date="2026-01-01T00:00:00Z">
+        <w:r>
+          <w:delText xml:space="preserve">for every</w:delText>
+        </w:r>
+      </w:del>
+      <w:del w:id="253" w:author="PR Preview" w:date="2026-01-01T00:00:00Z">
+        <w:r>
+          <w:delText xml:space="preserve"> </w:delText>
+        </w:r>
+      </w:del>
       <m:oMath>
         <m:r>
           <m:t>θ</m:t>
         </m:r>
       </m:oMath>
-      <w:r>
-        <w:t xml:space="preserve">, set</w:t>
-      </w:r>
-      <w:r>
-        <w:t xml:space="preserve"> </w:t>
-      </w:r>
+      <w:del w:id="254" w:author="PR Preview" w:date="2026-01-01T00:00:00Z">
+        <w:r>
+          <w:delText xml:space="preserve">, set</w:delText>
+        </w:r>
+      </w:del>
+      <w:del w:id="255" w:author="PR Preview" w:date="2026-01-01T00:00:00Z">
+        <w:r>
+          <w:delText xml:space="preserve"> </w:delText>
+        </w:r>
+      </w:del>
       <m:oMath>
         <m:r>
           <m:t>h</m:t>
@@ -2457,32 +3311,46 @@
           <m:t>0</m:t>
         </m:r>
       </m:oMath>
-      <w:r>
-        <w:t xml:space="preserve">.)</w:t>
-      </w:r>
-      <w:r>
-        <w:t xml:space="preserve"> </w:t>
-      </w:r>
-      <w:r>
-        <w:t xml:space="preserve">Both functions are nonnegative, and at a</w:t>
-      </w:r>
-      <w:r>
-        <w:t xml:space="preserve"> </w:t>
-      </w:r>
+      <w:del w:id="256" w:author="PR Preview" w:date="2026-01-01T00:00:00Z">
+        <w:r>
+          <w:delText xml:space="preserve">.)</w:delText>
+        </w:r>
+      </w:del>
+      <w:del w:id="257" w:author="PR Preview" w:date="2026-01-01T00:00:00Z">
+        <w:r>
+          <w:delText xml:space="preserve"> </w:delText>
+        </w:r>
+      </w:del>
+      <w:del w:id="258" w:author="PR Preview" w:date="2026-01-01T00:00:00Z">
+        <w:r>
+          <w:delText xml:space="preserve">Both functions are nonnegative, and at a</w:delText>
+        </w:r>
+      </w:del>
+      <w:del w:id="259" w:author="PR Preview" w:date="2026-01-01T00:00:00Z">
+        <w:r>
+          <w:delText xml:space="preserve"> </w:delText>
+        </w:r>
+      </w:del>
       <m:oMath>
         <m:r>
           <m:t>θ</m:t>
         </m:r>
       </m:oMath>
-      <w:r>
-        <w:t xml:space="preserve"> </w:t>
-      </w:r>
-      <w:r>
-        <w:t xml:space="preserve">with</w:t>
-      </w:r>
-      <w:r>
-        <w:t xml:space="preserve"> </w:t>
-      </w:r>
+      <w:del w:id="260" w:author="PR Preview" w:date="2026-01-01T00:00:00Z">
+        <w:r>
+          <w:delText xml:space="preserve"> </w:delText>
+        </w:r>
+      </w:del>
+      <w:del w:id="261" w:author="PR Preview" w:date="2026-01-01T00:00:00Z">
+        <w:r>
+          <w:delText xml:space="preserve">with</w:delText>
+        </w:r>
+      </w:del>
+      <w:del w:id="262" w:author="PR Preview" w:date="2026-01-01T00:00:00Z">
+        <w:r>
+          <w:delText xml:space="preserve"> </w:delText>
+        </w:r>
+      </w:del>
       <m:oMath>
         <m:sSub>
           <m:e>
@@ -2568,32 +3436,46 @@
           <m:t>0</m:t>
         </m:r>
       </m:oMath>
-      <w:r>
-        <w:t xml:space="preserve"> </w:t>
-      </w:r>
-      <w:r>
-        <w:t xml:space="preserve">both sides of</w:t>
-      </w:r>
-      <w:r>
-        <w:t xml:space="preserve"> </w:t>
-      </w:r>
+      <w:del w:id="263" w:author="PR Preview" w:date="2026-01-01T00:00:00Z">
+        <w:r>
+          <w:delText xml:space="preserve"> </w:delText>
+        </w:r>
+      </w:del>
+      <w:del w:id="264" w:author="PR Preview" w:date="2026-01-01T00:00:00Z">
+        <w:r>
+          <w:delText xml:space="preserve">both sides of</w:delText>
+        </w:r>
+      </w:del>
+      <w:del w:id="265" w:author="PR Preview" w:date="2026-01-01T00:00:00Z">
+        <w:r>
+          <w:delText xml:space="preserve"> </w:delText>
+        </w:r>
+      </w:del>
       <w:hyperlink w:anchor="eq-factorization">
-        <w:r>
-          <w:rPr>
-            <w:rStyle w:val="Hyperlink"/>
-          </w:rPr>
-          <w:t xml:space="preserve">Equation 2</w:t>
-        </w:r>
+        <w:del w:id="266" w:author="PR Preview" w:date="2026-01-01T00:00:00Z">
+          <w:r>
+            <w:rPr>
+              <w:rStyle w:val="Hyperlink"/>
+            </w:rPr>
+            <w:delText xml:space="preserve">Equation 2</w:delText>
+          </w:r>
+        </w:del>
       </w:hyperlink>
-      <w:r>
-        <w:t xml:space="preserve"> </w:t>
-      </w:r>
-      <w:r>
-        <w:t xml:space="preserve">are zero, because the event</w:t>
-      </w:r>
-      <w:r>
-        <w:t xml:space="preserve"> </w:t>
-      </w:r>
+      <w:del w:id="267" w:author="PR Preview" w:date="2026-01-01T00:00:00Z">
+        <w:r>
+          <w:delText xml:space="preserve"> </w:delText>
+        </w:r>
+      </w:del>
+      <w:del w:id="268" w:author="PR Preview" w:date="2026-01-01T00:00:00Z">
+        <w:r>
+          <w:delText xml:space="preserve">are zero, because the event</w:delText>
+        </w:r>
+      </w:del>
+      <w:del w:id="269" w:author="PR Preview" w:date="2026-01-01T00:00:00Z">
+        <w:r>
+          <w:delText xml:space="preserve"> </w:delText>
+        </w:r>
+      </w:del>
       <m:oMath>
         <m:limLow>
           <m:e>
@@ -2632,15 +3514,21 @@
           </m:lim>
         </m:limLow>
       </m:oMath>
-      <w:r>
-        <w:t xml:space="preserve"> </w:t>
-      </w:r>
-      <w:r>
-        <w:t xml:space="preserve">lies inside the event</w:t>
-      </w:r>
-      <w:r>
-        <w:t xml:space="preserve"> </w:t>
-      </w:r>
+      <w:del w:id="270" w:author="PR Preview" w:date="2026-01-01T00:00:00Z">
+        <w:r>
+          <w:delText xml:space="preserve"> </w:delText>
+        </w:r>
+      </w:del>
+      <w:del w:id="271" w:author="PR Preview" w:date="2026-01-01T00:00:00Z">
+        <w:r>
+          <w:delText xml:space="preserve">lies inside the event</w:delText>
+        </w:r>
+      </w:del>
+      <w:del w:id="272" w:author="PR Preview" w:date="2026-01-01T00:00:00Z">
+        <w:r>
+          <w:delText xml:space="preserve"> </w:delText>
+        </w:r>
+      </w:del>
       <m:oMath>
         <m:r>
           <m:t>T</m:t>
@@ -2686,26 +3574,36 @@
           <m:t>t</m:t>
         </m:r>
       </m:oMath>
-      <w:r>
-        <w:t xml:space="preserve">.</w:t>
-      </w:r>
-      <w:r>
-        <w:t xml:space="preserve"> </w:t>
-      </w:r>
-      <w:r>
-        <w:t xml:space="preserve">At every other</w:t>
-      </w:r>
-      <w:r>
-        <w:t xml:space="preserve"> </w:t>
-      </w:r>
+      <w:del w:id="273" w:author="PR Preview" w:date="2026-01-01T00:00:00Z">
+        <w:r>
+          <w:delText xml:space="preserve">.</w:delText>
+        </w:r>
+      </w:del>
+      <w:del w:id="274" w:author="PR Preview" w:date="2026-01-01T00:00:00Z">
+        <w:r>
+          <w:delText xml:space="preserve"> </w:delText>
+        </w:r>
+      </w:del>
+      <w:del w:id="275" w:author="PR Preview" w:date="2026-01-01T00:00:00Z">
+        <w:r>
+          <w:delText xml:space="preserve">At every other</w:delText>
+        </w:r>
+      </w:del>
+      <w:del w:id="276" w:author="PR Preview" w:date="2026-01-01T00:00:00Z">
+        <w:r>
+          <w:delText xml:space="preserve"> </w:delText>
+        </w:r>
+      </w:del>
       <m:oMath>
         <m:r>
           <m:t>θ</m:t>
         </m:r>
       </m:oMath>
-      <w:r>
-        <w:t xml:space="preserve">,</w:t>
-      </w:r>
+      <w:del w:id="277" w:author="PR Preview" w:date="2026-01-01T00:00:00Z">
+        <w:r>
+          <w:delText xml:space="preserve">,</w:delText>
+        </w:r>
+      </w:del>
     </w:p>
     <w:p>
       <w:pPr>
@@ -3334,53 +4232,75 @@
       <w:pPr>
         <w:pStyle w:val="FirstParagraph"/>
       </w:pPr>
-      <w:r>
-        <w:rPr>
-          <w:b/>
-          <w:bCs/>
-        </w:rPr>
-        <w:t xml:space="preserve">A factorization implies sufficient.</w:t>
-      </w:r>
-      <w:r>
-        <w:t xml:space="preserve"> </w:t>
-      </w:r>
-      <w:r>
-        <w:t xml:space="preserve">Suppose</w:t>
-      </w:r>
-      <w:r>
-        <w:t xml:space="preserve"> </w:t>
-      </w:r>
+      <w:del w:id="278" w:author="PR Preview" w:date="2026-01-01T00:00:00Z">
+        <w:r>
+          <w:rPr>
+            <w:b/>
+            <w:bCs/>
+          </w:rPr>
+          <w:delText xml:space="preserve">A factorization implies sufficient.</w:delText>
+        </w:r>
+      </w:del>
+      <w:del w:id="279" w:author="PR Preview" w:date="2026-01-01T00:00:00Z">
+        <w:r>
+          <w:delText xml:space="preserve"> </w:delText>
+        </w:r>
+      </w:del>
+      <w:del w:id="280" w:author="PR Preview" w:date="2026-01-01T00:00:00Z">
+        <w:r>
+          <w:delText xml:space="preserve">Suppose</w:delText>
+        </w:r>
+      </w:del>
+      <w:del w:id="281" w:author="PR Preview" w:date="2026-01-01T00:00:00Z">
+        <w:r>
+          <w:delText xml:space="preserve"> </w:delText>
+        </w:r>
+      </w:del>
       <w:hyperlink w:anchor="eq-factorization">
-        <w:r>
-          <w:rPr>
-            <w:rStyle w:val="Hyperlink"/>
-          </w:rPr>
-          <w:t xml:space="preserve">Equation 2</w:t>
-        </w:r>
+        <w:del w:id="282" w:author="PR Preview" w:date="2026-01-01T00:00:00Z">
+          <w:r>
+            <w:rPr>
+              <w:rStyle w:val="Hyperlink"/>
+            </w:rPr>
+            <w:delText xml:space="preserve">Equation 2</w:delText>
+          </w:r>
+        </w:del>
       </w:hyperlink>
-      <w:r>
-        <w:t xml:space="preserve"> </w:t>
-      </w:r>
-      <w:r>
-        <w:t xml:space="preserve">holds, and let</w:t>
-      </w:r>
-      <w:r>
-        <w:t xml:space="preserve"> </w:t>
-      </w:r>
+      <w:del w:id="283" w:author="PR Preview" w:date="2026-01-01T00:00:00Z">
+        <w:r>
+          <w:delText xml:space="preserve"> </w:delText>
+        </w:r>
+      </w:del>
+      <w:del w:id="284" w:author="PR Preview" w:date="2026-01-01T00:00:00Z">
+        <w:r>
+          <w:delText xml:space="preserve">holds, and let</w:delText>
+        </w:r>
+      </w:del>
+      <w:del w:id="285" w:author="PR Preview" w:date="2026-01-01T00:00:00Z">
+        <w:r>
+          <w:delText xml:space="preserve"> </w:delText>
+        </w:r>
+      </w:del>
       <m:oMath>
         <m:r>
           <m:t>t</m:t>
         </m:r>
       </m:oMath>
-      <w:r>
-        <w:t xml:space="preserve"> </w:t>
-      </w:r>
-      <w:r>
-        <w:t xml:space="preserve">be a value with</w:t>
-      </w:r>
-      <w:r>
-        <w:t xml:space="preserve"> </w:t>
-      </w:r>
+      <w:del w:id="286" w:author="PR Preview" w:date="2026-01-01T00:00:00Z">
+        <w:r>
+          <w:delText xml:space="preserve"> </w:delText>
+        </w:r>
+      </w:del>
+      <w:del w:id="287" w:author="PR Preview" w:date="2026-01-01T00:00:00Z">
+        <w:r>
+          <w:delText xml:space="preserve">be a value with</w:delText>
+        </w:r>
+      </w:del>
+      <w:del w:id="288" w:author="PR Preview" w:date="2026-01-01T00:00:00Z">
+        <w:r>
+          <w:delText xml:space="preserve"> </w:delText>
+        </w:r>
+      </w:del>
       <m:oMath>
         <m:sSub>
           <m:e>
@@ -3466,18 +4386,26 @@
           <m:t>0</m:t>
         </m:r>
       </m:oMath>
-      <w:r>
-        <w:t xml:space="preserve">.</w:t>
-      </w:r>
-      <w:r>
-        <w:t xml:space="preserve"> </w:t>
-      </w:r>
-      <w:r>
-        <w:t xml:space="preserve">The event</w:t>
-      </w:r>
-      <w:r>
-        <w:t xml:space="preserve"> </w:t>
-      </w:r>
+      <w:del w:id="289" w:author="PR Preview" w:date="2026-01-01T00:00:00Z">
+        <w:r>
+          <w:delText xml:space="preserve">.</w:delText>
+        </w:r>
+      </w:del>
+      <w:del w:id="290" w:author="PR Preview" w:date="2026-01-01T00:00:00Z">
+        <w:r>
+          <w:delText xml:space="preserve"> </w:delText>
+        </w:r>
+      </w:del>
+      <w:del w:id="291" w:author="PR Preview" w:date="2026-01-01T00:00:00Z">
+        <w:r>
+          <w:delText xml:space="preserve">The event</w:delText>
+        </w:r>
+      </w:del>
+      <w:del w:id="292" w:author="PR Preview" w:date="2026-01-01T00:00:00Z">
+        <w:r>
+          <w:delText xml:space="preserve"> </w:delText>
+        </w:r>
+      </w:del>
       <m:oMath>
         <m:r>
           <m:t>T</m:t>
@@ -3523,15 +4451,21 @@
           <m:t>t</m:t>
         </m:r>
       </m:oMath>
-      <w:r>
-        <w:t xml:space="preserve"> </w:t>
-      </w:r>
-      <w:r>
-        <w:t xml:space="preserve">is the union of the disjoint events</w:t>
-      </w:r>
-      <w:r>
-        <w:t xml:space="preserve"> </w:t>
-      </w:r>
+      <w:del w:id="293" w:author="PR Preview" w:date="2026-01-01T00:00:00Z">
+        <w:r>
+          <w:delText xml:space="preserve"> </w:delText>
+        </w:r>
+      </w:del>
+      <w:del w:id="294" w:author="PR Preview" w:date="2026-01-01T00:00:00Z">
+        <w:r>
+          <w:delText xml:space="preserve">is the union of the disjoint events</w:delText>
+        </w:r>
+      </w:del>
+      <w:del w:id="295" w:author="PR Preview" w:date="2026-01-01T00:00:00Z">
+        <w:r>
+          <w:delText xml:space="preserve"> </w:delText>
+        </w:r>
+      </w:del>
       <m:oMath>
         <m:limLow>
           <m:e>
@@ -3570,15 +4504,21 @@
           </m:lim>
         </m:limLow>
       </m:oMath>
-      <w:r>
-        <w:t xml:space="preserve"> </w:t>
-      </w:r>
-      <w:r>
-        <w:t xml:space="preserve">over the samples</w:t>
-      </w:r>
-      <w:r>
-        <w:t xml:space="preserve"> </w:t>
-      </w:r>
+      <w:del w:id="296" w:author="PR Preview" w:date="2026-01-01T00:00:00Z">
+        <w:r>
+          <w:delText xml:space="preserve"> </w:delText>
+        </w:r>
+      </w:del>
+      <w:del w:id="297" w:author="PR Preview" w:date="2026-01-01T00:00:00Z">
+        <w:r>
+          <w:delText xml:space="preserve">over the samples</w:delText>
+        </w:r>
+      </w:del>
+      <w:del w:id="298" w:author="PR Preview" w:date="2026-01-01T00:00:00Z">
+        <w:r>
+          <w:delText xml:space="preserve"> </w:delText>
+        </w:r>
+      </w:del>
       <m:oMath>
         <m:limLow>
           <m:e>
@@ -3596,15 +4536,21 @@
           </m:lim>
         </m:limLow>
       </m:oMath>
-      <w:r>
-        <w:t xml:space="preserve"> </w:t>
-      </w:r>
-      <w:r>
-        <w:t xml:space="preserve">with</w:t>
-      </w:r>
-      <w:r>
-        <w:t xml:space="preserve"> </w:t>
-      </w:r>
+      <w:del w:id="299" w:author="PR Preview" w:date="2026-01-01T00:00:00Z">
+        <w:r>
+          <w:delText xml:space="preserve"> </w:delText>
+        </w:r>
+      </w:del>
+      <w:del w:id="300" w:author="PR Preview" w:date="2026-01-01T00:00:00Z">
+        <w:r>
+          <w:delText xml:space="preserve">with</w:delText>
+        </w:r>
+      </w:del>
+      <w:del w:id="301" w:author="PR Preview" w:date="2026-01-01T00:00:00Z">
+        <w:r>
+          <w:delText xml:space="preserve"> </w:delText>
+        </w:r>
+      </w:del>
       <m:oMath>
         <m:r>
           <m:t>T</m:t>
@@ -3650,9 +4596,11 @@
           <m:t>t</m:t>
         </m:r>
       </m:oMath>
-      <w:r>
-        <w:t xml:space="preserve">, so</w:t>
-      </w:r>
+      <w:del w:id="302" w:author="PR Preview" w:date="2026-01-01T00:00:00Z">
+        <w:r>
+          <w:delText xml:space="preserve">, so</w:delText>
+        </w:r>
+      </w:del>
     </w:p>
     <w:p>
       <w:pPr>
@@ -4506,12 +5454,16 @@
       <w:pPr>
         <w:pStyle w:val="FirstParagraph"/>
       </w:pPr>
-      <w:r>
-        <w:t xml:space="preserve">This is positive, so</w:t>
-      </w:r>
-      <w:r>
-        <w:t xml:space="preserve"> </w:t>
-      </w:r>
+      <w:del w:id="303" w:author="PR Preview" w:date="2026-01-01T00:00:00Z">
+        <w:r>
+          <w:delText xml:space="preserve">This is positive, so</w:delText>
+        </w:r>
+      </w:del>
+      <w:del w:id="304" w:author="PR Preview" w:date="2026-01-01T00:00:00Z">
+        <w:r>
+          <w:delText xml:space="preserve"> </w:delText>
+        </w:r>
+      </w:del>
       <m:oMath>
         <m:r>
           <m:t>g</m:t>
@@ -4554,18 +5506,26 @@
           <m:t>0</m:t>
         </m:r>
       </m:oMath>
-      <w:r>
-        <w:t xml:space="preserve">.</w:t>
-      </w:r>
-      <w:r>
-        <w:t xml:space="preserve"> </w:t>
-      </w:r>
-      <w:r>
-        <w:t xml:space="preserve">For a sample</w:t>
-      </w:r>
-      <w:r>
-        <w:t xml:space="preserve"> </w:t>
-      </w:r>
+      <w:del w:id="305" w:author="PR Preview" w:date="2026-01-01T00:00:00Z">
+        <w:r>
+          <w:delText xml:space="preserve">.</w:delText>
+        </w:r>
+      </w:del>
+      <w:del w:id="306" w:author="PR Preview" w:date="2026-01-01T00:00:00Z">
+        <w:r>
+          <w:delText xml:space="preserve"> </w:delText>
+        </w:r>
+      </w:del>
+      <w:del w:id="307" w:author="PR Preview" w:date="2026-01-01T00:00:00Z">
+        <w:r>
+          <w:delText xml:space="preserve">For a sample</w:delText>
+        </w:r>
+      </w:del>
+      <w:del w:id="308" w:author="PR Preview" w:date="2026-01-01T00:00:00Z">
+        <w:r>
+          <w:delText xml:space="preserve"> </w:delText>
+        </w:r>
+      </w:del>
       <m:oMath>
         <m:limLow>
           <m:e>
@@ -4583,15 +5543,21 @@
           </m:lim>
         </m:limLow>
       </m:oMath>
-      <w:r>
-        <w:t xml:space="preserve"> </w:t>
-      </w:r>
-      <w:r>
-        <w:t xml:space="preserve">with</w:t>
-      </w:r>
-      <w:r>
-        <w:t xml:space="preserve"> </w:t>
-      </w:r>
+      <w:del w:id="309" w:author="PR Preview" w:date="2026-01-01T00:00:00Z">
+        <w:r>
+          <w:delText xml:space="preserve"> </w:delText>
+        </w:r>
+      </w:del>
+      <w:del w:id="310" w:author="PR Preview" w:date="2026-01-01T00:00:00Z">
+        <w:r>
+          <w:delText xml:space="preserve">with</w:delText>
+        </w:r>
+      </w:del>
+      <w:del w:id="311" w:author="PR Preview" w:date="2026-01-01T00:00:00Z">
+        <w:r>
+          <w:delText xml:space="preserve"> </w:delText>
+        </w:r>
+      </w:del>
       <m:oMath>
         <m:r>
           <m:t>T</m:t>
@@ -4637,9 +5603,11 @@
           <m:t>t</m:t>
         </m:r>
       </m:oMath>
-      <w:r>
-        <w:t xml:space="preserve">,</w:t>
-      </w:r>
+      <w:del w:id="312" w:author="PR Preview" w:date="2026-01-01T00:00:00Z">
+        <w:r>
+          <w:delText xml:space="preserve">,</w:delText>
+        </w:r>
+      </w:del>
     </w:p>
     <w:p>
       <w:pPr>
@@ -5410,29 +6378,41 @@
       <w:pPr>
         <w:pStyle w:val="FirstParagraph"/>
       </w:pPr>
-      <w:r>
-        <w:t xml:space="preserve">which does not depend on</w:t>
-      </w:r>
-      <w:r>
-        <w:t xml:space="preserve"> </w:t>
-      </w:r>
+      <w:del w:id="313" w:author="PR Preview" w:date="2026-01-01T00:00:00Z">
+        <w:r>
+          <w:delText xml:space="preserve">which does not depend on</w:delText>
+        </w:r>
+      </w:del>
+      <w:del w:id="314" w:author="PR Preview" w:date="2026-01-01T00:00:00Z">
+        <w:r>
+          <w:delText xml:space="preserve"> </w:delText>
+        </w:r>
+      </w:del>
       <m:oMath>
         <m:r>
           <m:t>θ</m:t>
         </m:r>
       </m:oMath>
-      <w:r>
-        <w:t xml:space="preserve">.</w:t>
-      </w:r>
-      <w:r>
-        <w:t xml:space="preserve"> </w:t>
-      </w:r>
-      <w:r>
-        <w:t xml:space="preserve">For a sample</w:t>
-      </w:r>
-      <w:r>
-        <w:t xml:space="preserve"> </w:t>
-      </w:r>
+      <w:del w:id="315" w:author="PR Preview" w:date="2026-01-01T00:00:00Z">
+        <w:r>
+          <w:delText xml:space="preserve">.</w:delText>
+        </w:r>
+      </w:del>
+      <w:del w:id="316" w:author="PR Preview" w:date="2026-01-01T00:00:00Z">
+        <w:r>
+          <w:delText xml:space="preserve"> </w:delText>
+        </w:r>
+      </w:del>
+      <w:del w:id="317" w:author="PR Preview" w:date="2026-01-01T00:00:00Z">
+        <w:r>
+          <w:delText xml:space="preserve">For a sample</w:delText>
+        </w:r>
+      </w:del>
+      <w:del w:id="318" w:author="PR Preview" w:date="2026-01-01T00:00:00Z">
+        <w:r>
+          <w:delText xml:space="preserve"> </w:delText>
+        </w:r>
+      </w:del>
       <m:oMath>
         <m:limLow>
           <m:e>
@@ -5450,15 +6430,21 @@
           </m:lim>
         </m:limLow>
       </m:oMath>
-      <w:r>
-        <w:t xml:space="preserve"> </w:t>
-      </w:r>
-      <w:r>
-        <w:t xml:space="preserve">with</w:t>
-      </w:r>
-      <w:r>
-        <w:t xml:space="preserve"> </w:t>
-      </w:r>
+      <w:del w:id="319" w:author="PR Preview" w:date="2026-01-01T00:00:00Z">
+        <w:r>
+          <w:delText xml:space="preserve"> </w:delText>
+        </w:r>
+      </w:del>
+      <w:del w:id="320" w:author="PR Preview" w:date="2026-01-01T00:00:00Z">
+        <w:r>
+          <w:delText xml:space="preserve">with</w:delText>
+        </w:r>
+      </w:del>
+      <w:del w:id="321" w:author="PR Preview" w:date="2026-01-01T00:00:00Z">
+        <w:r>
+          <w:delText xml:space="preserve"> </w:delText>
+        </w:r>
+      </w:del>
       <m:oMath>
         <m:r>
           <m:t>T</m:t>
@@ -5504,41 +6490,61 @@
           <m:t>t</m:t>
         </m:r>
       </m:oMath>
-      <w:r>
-        <w:t xml:space="preserve"> </w:t>
-      </w:r>
-      <w:r>
-        <w:t xml:space="preserve">the conditional probability is zero,</w:t>
-      </w:r>
-      <w:r>
-        <w:t xml:space="preserve"> </w:t>
-      </w:r>
-      <w:r>
-        <w:t xml:space="preserve">which does not depend on</w:t>
-      </w:r>
-      <w:r>
-        <w:t xml:space="preserve"> </w:t>
-      </w:r>
+      <w:del w:id="322" w:author="PR Preview" w:date="2026-01-01T00:00:00Z">
+        <w:r>
+          <w:delText xml:space="preserve"> </w:delText>
+        </w:r>
+      </w:del>
+      <w:del w:id="323" w:author="PR Preview" w:date="2026-01-01T00:00:00Z">
+        <w:r>
+          <w:delText xml:space="preserve">the conditional probability is zero,</w:delText>
+        </w:r>
+      </w:del>
+      <w:del w:id="324" w:author="PR Preview" w:date="2026-01-01T00:00:00Z">
+        <w:r>
+          <w:delText xml:space="preserve"> </w:delText>
+        </w:r>
+      </w:del>
+      <w:del w:id="325" w:author="PR Preview" w:date="2026-01-01T00:00:00Z">
+        <w:r>
+          <w:delText xml:space="preserve">which does not depend on</w:delText>
+        </w:r>
+      </w:del>
+      <w:del w:id="326" w:author="PR Preview" w:date="2026-01-01T00:00:00Z">
+        <w:r>
+          <w:delText xml:space="preserve"> </w:delText>
+        </w:r>
+      </w:del>
       <m:oMath>
         <m:r>
           <m:t>θ</m:t>
         </m:r>
       </m:oMath>
-      <w:r>
-        <w:t xml:space="preserve"> </w:t>
-      </w:r>
-      <w:r>
-        <w:t xml:space="preserve">either.</w:t>
-      </w:r>
-      <w:r>
-        <w:t xml:space="preserve"> </w:t>
-      </w:r>
-      <w:r>
-        <w:t xml:space="preserve">So</w:t>
-      </w:r>
-      <w:r>
-        <w:t xml:space="preserve"> </w:t>
-      </w:r>
+      <w:del w:id="327" w:author="PR Preview" w:date="2026-01-01T00:00:00Z">
+        <w:r>
+          <w:delText xml:space="preserve"> </w:delText>
+        </w:r>
+      </w:del>
+      <w:del w:id="328" w:author="PR Preview" w:date="2026-01-01T00:00:00Z">
+        <w:r>
+          <w:delText xml:space="preserve">either.</w:delText>
+        </w:r>
+      </w:del>
+      <w:del w:id="329" w:author="PR Preview" w:date="2026-01-01T00:00:00Z">
+        <w:r>
+          <w:delText xml:space="preserve"> </w:delText>
+        </w:r>
+      </w:del>
+      <w:del w:id="330" w:author="PR Preview" w:date="2026-01-01T00:00:00Z">
+        <w:r>
+          <w:delText xml:space="preserve">So</w:delText>
+        </w:r>
+      </w:del>
+      <w:del w:id="331" w:author="PR Preview" w:date="2026-01-01T00:00:00Z">
+        <w:r>
+          <w:delText xml:space="preserve"> </w:delText>
+        </w:r>
+      </w:del>
       <m:oMath>
         <m:r>
           <m:t>T</m:t>
@@ -5575,12 +6581,1260 @@
           <m:t>​</m:t>
         </m:r>
       </m:oMath>
-      <w:r>
-        <w:t xml:space="preserve"> </w:t>
-      </w:r>
-      <w:r>
-        <w:t xml:space="preserve">is sufficient.</w:t>
-      </w:r>
+      <w:del w:id="332" w:author="PR Preview" w:date="2026-01-01T00:00:00Z">
+        <w:r>
+          <w:delText xml:space="preserve"> </w:delText>
+        </w:r>
+      </w:del>
+      <w:del w:id="333" w:author="PR Preview" w:date="2026-01-01T00:00:00Z">
+        <w:r>
+          <w:delText xml:space="preserve">is sufficient.</w:delText>
+        </w:r>
+      </w:del>
+    </w:p>
+    <w:p>
+      <w:pPr>
+        <w:pStyle w:val="BodyText"/>
+      </w:pPr>
+      <w:ins w:id="334" w:author="PR Preview" w:date="2026-01-01T00:00:00Z">
+        <w:r>
+          <w:rPr>
+            <w:b/>
+            <w:bCs/>
+          </w:rPr>
+          <w:t xml:space="preserve">Theorem 1 (Factorization theorem)</w:t>
+        </w:r>
+      </w:ins>
+      <w:ins w:id="335" w:author="PR Preview" w:date="2026-01-01T00:00:00Z">
+        <w:r>
+          <w:t xml:space="preserve"> </w:t>
+        </w:r>
+      </w:ins>
+      <w:ins w:id="336" w:author="PR Preview" w:date="2026-01-01T00:00:00Z">
+        <w:r>
+          <w:t xml:space="preserve">Let</w:t>
+        </w:r>
+      </w:ins>
+      <w:ins w:id="337" w:author="PR Preview" w:date="2026-01-01T00:00:00Z">
+        <w:r>
+          <w:t xml:space="preserve"> </w:t>
+        </w:r>
+      </w:ins>
+      <w:ins w:id="338" w:author="PR Preview" w:date="2026-01-01T00:00:00Z">
+        <w:r>
+          <w:t xml:space="preserve">$\operatorname{f}\mathopen{}\left(\mathord{\smash[b]{\underset{\raise.3ex\hbox{$\scriptstyle\sim$}}{x}}\vphantom{x}}; \theta\right)\mathclose{}$</w:t>
+        </w:r>
+      </w:ins>
+      <w:ins w:id="339" w:author="PR Preview" w:date="2026-01-01T00:00:00Z">
+        <w:r>
+          <w:t xml:space="preserve"> </w:t>
+        </w:r>
+      </w:ins>
+      <w:ins w:id="340" w:author="PR Preview" w:date="2026-01-01T00:00:00Z">
+        <w:r>
+          <w:t xml:space="preserve">be the joint probability mass function of a discrete sample</w:t>
+        </w:r>
+      </w:ins>
+      <w:ins w:id="341" w:author="PR Preview" w:date="2026-01-01T00:00:00Z">
+        <w:r>
+          <w:t xml:space="preserve"> </w:t>
+        </w:r>
+      </w:ins>
+      <w:ins w:id="342" w:author="PR Preview" w:date="2026-01-01T00:00:00Z">
+        <w:r>
+          <w:t xml:space="preserve">$\mathord{\smash[b]{\underset{\raise.3ex\hbox{$\scriptstyle\sim$}}{X}}\vphantom{X}}$</w:t>
+        </w:r>
+      </w:ins>
+      <w:ins w:id="343" w:author="PR Preview" w:date="2026-01-01T00:00:00Z">
+        <w:r>
+          <w:t xml:space="preserve">.</w:t>
+        </w:r>
+      </w:ins>
+      <w:ins w:id="344" w:author="PR Preview" w:date="2026-01-01T00:00:00Z">
+        <w:r>
+          <w:t xml:space="preserve"> </w:t>
+        </w:r>
+      </w:ins>
+      <w:ins w:id="345" w:author="PR Preview" w:date="2026-01-01T00:00:00Z">
+        <w:r>
+          <w:t xml:space="preserve">A statistic</w:t>
+        </w:r>
+      </w:ins>
+      <w:ins w:id="346" w:author="PR Preview" w:date="2026-01-01T00:00:00Z">
+        <w:r>
+          <w:t xml:space="preserve"> </w:t>
+        </w:r>
+      </w:ins>
+      <w:ins w:id="347" w:author="PR Preview" w:date="2026-01-01T00:00:00Z">
+        <w:r>
+          <w:t xml:space="preserve">$T\mathopen{}\left(\mathord{\smash[b]{\underset{\raise.3ex\hbox{$\scriptstyle\sim$}}{X}}\vphantom{X}}\right)\mathclose{}$</w:t>
+        </w:r>
+      </w:ins>
+      <w:ins w:id="348" w:author="PR Preview" w:date="2026-01-01T00:00:00Z">
+        <w:r>
+          <w:t xml:space="preserve"> </w:t>
+        </w:r>
+      </w:ins>
+      <w:ins w:id="349" w:author="PR Preview" w:date="2026-01-01T00:00:00Z">
+        <w:r>
+          <w:t xml:space="preserve">is</w:t>
+        </w:r>
+      </w:ins>
+      <w:ins w:id="350" w:author="PR Preview" w:date="2026-01-01T00:00:00Z">
+        <w:r>
+          <w:t xml:space="preserve"> </w:t>
+        </w:r>
+      </w:ins>
+      <w:hyperlink w:anchor="def-sufficient">
+        <w:ins w:id="351" w:author="PR Preview" w:date="2026-01-01T00:00:00Z">
+          <w:r>
+            <w:rPr>
+              <w:rStyle w:val="Hyperlink"/>
+            </w:rPr>
+            <w:t xml:space="preserve">sufficient</w:t>
+          </w:r>
+        </w:ins>
+      </w:hyperlink>
+      <w:ins w:id="352" w:author="PR Preview" w:date="2026-01-01T00:00:00Z">
+        <w:r>
+          <w:t xml:space="preserve"> </w:t>
+        </w:r>
+      </w:ins>
+      <w:ins w:id="353" w:author="PR Preview" w:date="2026-01-01T00:00:00Z">
+        <w:r>
+          <w:t xml:space="preserve">for</w:t>
+        </w:r>
+      </w:ins>
+      <w:ins w:id="354" w:author="PR Preview" w:date="2026-01-01T00:00:00Z">
+        <w:r>
+          <w:t xml:space="preserve"> </w:t>
+        </w:r>
+      </w:ins>
+      <m:oMath>
+        <m:r>
+          <m:t>θ</m:t>
+        </m:r>
+      </m:oMath>
+      <w:ins w:id="355" w:author="PR Preview" w:date="2026-01-01T00:00:00Z">
+        <w:r>
+          <w:t xml:space="preserve"> </w:t>
+        </w:r>
+      </w:ins>
+      <w:ins w:id="356" w:author="PR Preview" w:date="2026-01-01T00:00:00Z">
+        <w:r>
+          <w:t xml:space="preserve">if and only if there are nonnegative functions</w:t>
+        </w:r>
+      </w:ins>
+      <w:ins w:id="357" w:author="PR Preview" w:date="2026-01-01T00:00:00Z">
+        <w:r>
+          <w:t xml:space="preserve"> </w:t>
+        </w:r>
+      </w:ins>
+      <m:oMath>
+        <m:r>
+          <m:t>g</m:t>
+        </m:r>
+      </m:oMath>
+      <w:ins w:id="358" w:author="PR Preview" w:date="2026-01-01T00:00:00Z">
+        <w:r>
+          <w:t xml:space="preserve"> </w:t>
+        </w:r>
+      </w:ins>
+      <w:ins w:id="359" w:author="PR Preview" w:date="2026-01-01T00:00:00Z">
+        <w:r>
+          <w:t xml:space="preserve">and</w:t>
+        </w:r>
+      </w:ins>
+      <w:ins w:id="360" w:author="PR Preview" w:date="2026-01-01T00:00:00Z">
+        <w:r>
+          <w:t xml:space="preserve"> </w:t>
+        </w:r>
+      </w:ins>
+      <m:oMath>
+        <m:r>
+          <m:t>h</m:t>
+        </m:r>
+      </m:oMath>
+      <w:ins w:id="361" w:author="PR Preview" w:date="2026-01-01T00:00:00Z">
+        <w:r>
+          <w:t xml:space="preserve"> </w:t>
+        </w:r>
+      </w:ins>
+      <w:ins w:id="362" w:author="PR Preview" w:date="2026-01-01T00:00:00Z">
+        <w:r>
+          <w:t xml:space="preserve">such that,</w:t>
+        </w:r>
+      </w:ins>
+      <w:ins w:id="363" w:author="PR Preview" w:date="2026-01-01T00:00:00Z">
+        <w:r>
+          <w:t xml:space="preserve"> </w:t>
+        </w:r>
+      </w:ins>
+      <w:ins w:id="364" w:author="PR Preview" w:date="2026-01-01T00:00:00Z">
+        <w:r>
+          <w:t xml:space="preserve">for every sample</w:t>
+        </w:r>
+      </w:ins>
+      <w:ins w:id="365" w:author="PR Preview" w:date="2026-01-01T00:00:00Z">
+        <w:r>
+          <w:t xml:space="preserve"> </w:t>
+        </w:r>
+      </w:ins>
+      <w:ins w:id="366" w:author="PR Preview" w:date="2026-01-01T00:00:00Z">
+        <w:r>
+          <w:t xml:space="preserve">$\mathord{\smash[b]{\underset{\raise.3ex\hbox{$\scriptstyle\sim$}}{x}}\vphantom{x}}$</w:t>
+        </w:r>
+      </w:ins>
+      <w:ins w:id="367" w:author="PR Preview" w:date="2026-01-01T00:00:00Z">
+        <w:r>
+          <w:t xml:space="preserve"> </w:t>
+        </w:r>
+      </w:ins>
+      <w:ins w:id="368" w:author="PR Preview" w:date="2026-01-01T00:00:00Z">
+        <w:r>
+          <w:t xml:space="preserve">and every</w:t>
+        </w:r>
+      </w:ins>
+      <w:ins w:id="369" w:author="PR Preview" w:date="2026-01-01T00:00:00Z">
+        <w:r>
+          <w:t xml:space="preserve"> </w:t>
+        </w:r>
+      </w:ins>
+      <m:oMath>
+        <m:r>
+          <m:t>θ</m:t>
+        </m:r>
+      </m:oMath>
+      <w:ins w:id="370" w:author="PR Preview" w:date="2026-01-01T00:00:00Z">
+        <w:r>
+          <w:t xml:space="preserve">,</w:t>
+        </w:r>
+      </w:ins>
+    </w:p>
+    <w:p>
+      <w:pPr>
+        <w:pStyle w:val="BodyText"/>
+      </w:pPr>
+      <w:bookmarkStart w:id="17" w:name="eq-factorization"/>
+      <w:ins w:id="371" w:author="PR Preview" w:date="2026-01-01T00:00:00Z">
+        <w:r>
+          <w:t xml:space="preserve">$$
+    \operatorname{f}\mathopen{}\left(\mathord{\smash[b]{\underset{\raise.3ex\hbox{$\scriptstyle\sim$}}{x}}\vphantom{x}}; \theta\right)\mathclose{} = g\mathopen{}\left(T\mathopen{}\left(\mathord{\smash[b]{\underset{\raise.3ex\hbox{$\scriptstyle\sim$}}{x}}\vphantom{x}}\right)\mathclose{} ; \theta\right)\mathclose{} \, h\mathopen{}\left(\mathord{\smash[b]{\underset{\raise.3ex\hbox{$\scriptstyle\sim$}}{x}}\vphantom{x}}\right)\mathclose{}
+     \qquad(2)$$</w:t>
+        </w:r>
+      </w:ins>
+      <w:bookmarkEnd w:id="17"/>
+    </w:p>
+    <w:p>
+      <w:pPr>
+        <w:pStyle w:val="FirstParagraph"/>
+      </w:pPr>
+      <w:ins w:id="372" w:author="PR Preview" w:date="2026-01-01T00:00:00Z">
+        <w:r>
+          <w:t xml:space="preserve">where</w:t>
+        </w:r>
+      </w:ins>
+      <w:ins w:id="373" w:author="PR Preview" w:date="2026-01-01T00:00:00Z">
+        <w:r>
+          <w:t xml:space="preserve"> </w:t>
+        </w:r>
+      </w:ins>
+      <w:ins w:id="374" w:author="PR Preview" w:date="2026-01-01T00:00:00Z">
+        <w:r>
+          <w:t xml:space="preserve">$h\mathopen{}\left(\mathord{\smash[b]{\underset{\raise.3ex\hbox{$\scriptstyle\sim$}}{x}}\vphantom{x}}\right)\mathclose{}$</w:t>
+        </w:r>
+      </w:ins>
+      <w:ins w:id="375" w:author="PR Preview" w:date="2026-01-01T00:00:00Z">
+        <w:r>
+          <w:t xml:space="preserve"> </w:t>
+        </w:r>
+      </w:ins>
+      <w:ins w:id="376" w:author="PR Preview" w:date="2026-01-01T00:00:00Z">
+        <w:r>
+          <w:t xml:space="preserve">does not depend on</w:t>
+        </w:r>
+      </w:ins>
+      <w:ins w:id="377" w:author="PR Preview" w:date="2026-01-01T00:00:00Z">
+        <w:r>
+          <w:t xml:space="preserve"> </w:t>
+        </w:r>
+      </w:ins>
+      <m:oMath>
+        <m:r>
+          <m:t>θ</m:t>
+        </m:r>
+      </m:oMath>
+      <w:ins w:id="378" w:author="PR Preview" w:date="2026-01-01T00:00:00Z">
+        <w:r>
+          <w:t xml:space="preserve">.</w:t>
+        </w:r>
+      </w:ins>
+    </w:p>
+    <w:bookmarkEnd w:id="18"/>
+    <w:p>
+      <w:pPr>
+        <w:pStyle w:val="BodyText"/>
+      </w:pPr>
+      <w:ins w:id="379" w:author="PR Preview" w:date="2026-01-01T00:00:00Z">
+        <w:r>
+          <w:rPr>
+            <w:i/>
+            <w:iCs/>
+          </w:rPr>
+          <w:t xml:space="preserve">Proof</w:t>
+        </w:r>
+      </w:ins>
+      <w:ins w:id="380" w:author="PR Preview" w:date="2026-01-01T00:00:00Z">
+        <w:r>
+          <w:t xml:space="preserve">. </w:t>
+        </w:r>
+      </w:ins>
+      <w:ins w:id="381" w:author="PR Preview" w:date="2026-01-01T00:00:00Z">
+        <w:r>
+          <w:t xml:space="preserve">Fix a sample</w:t>
+        </w:r>
+      </w:ins>
+      <w:ins w:id="382" w:author="PR Preview" w:date="2026-01-01T00:00:00Z">
+        <w:r>
+          <w:t xml:space="preserve"> </w:t>
+        </w:r>
+      </w:ins>
+      <w:ins w:id="383" w:author="PR Preview" w:date="2026-01-01T00:00:00Z">
+        <w:r>
+          <w:t xml:space="preserve">$\mathord{\smash[b]{\underset{\raise.3ex\hbox{$\scriptstyle\sim$}}{x}}\vphantom{x}}$</w:t>
+        </w:r>
+      </w:ins>
+      <w:ins w:id="384" w:author="PR Preview" w:date="2026-01-01T00:00:00Z">
+        <w:r>
+          <w:t xml:space="preserve"> </w:t>
+        </w:r>
+      </w:ins>
+      <w:ins w:id="385" w:author="PR Preview" w:date="2026-01-01T00:00:00Z">
+        <w:r>
+          <w:t xml:space="preserve">and write</w:t>
+        </w:r>
+      </w:ins>
+      <w:ins w:id="386" w:author="PR Preview" w:date="2026-01-01T00:00:00Z">
+        <w:r>
+          <w:t xml:space="preserve"> </w:t>
+        </w:r>
+      </w:ins>
+      <w:ins w:id="387" w:author="PR Preview" w:date="2026-01-01T00:00:00Z">
+        <w:r>
+          <w:t xml:space="preserve">$t \stackrel{\text{def}}{=}T\mathopen{}\left(\mathord{\smash[b]{\underset{\raise.3ex\hbox{$\scriptstyle\sim$}}{x}}\vphantom{x}}\right)\mathclose{}$</w:t>
+        </w:r>
+      </w:ins>
+      <w:ins w:id="388" w:author="PR Preview" w:date="2026-01-01T00:00:00Z">
+        <w:r>
+          <w:t xml:space="preserve">.</w:t>
+        </w:r>
+      </w:ins>
+      <w:ins w:id="389" w:author="PR Preview" w:date="2026-01-01T00:00:00Z">
+        <w:r>
+          <w:t xml:space="preserve"> </w:t>
+        </w:r>
+      </w:ins>
+      <w:ins w:id="390" w:author="PR Preview" w:date="2026-01-01T00:00:00Z">
+        <w:r>
+          <w:t xml:space="preserve">The event</w:t>
+        </w:r>
+      </w:ins>
+      <w:ins w:id="391" w:author="PR Preview" w:date="2026-01-01T00:00:00Z">
+        <w:r>
+          <w:t xml:space="preserve"> </w:t>
+        </w:r>
+      </w:ins>
+      <w:ins w:id="392" w:author="PR Preview" w:date="2026-01-01T00:00:00Z">
+        <w:r>
+          <w:t xml:space="preserve">$\mathord{\smash[b]{\underset{\raise.3ex\hbox{$\scriptstyle\sim$}}{X}}\vphantom{X}}= \mathord{\smash[b]{\underset{\raise.3ex\hbox{$\scriptstyle\sim$}}{x}}\vphantom{x}}$</w:t>
+        </w:r>
+      </w:ins>
+      <w:ins w:id="393" w:author="PR Preview" w:date="2026-01-01T00:00:00Z">
+        <w:r>
+          <w:t xml:space="preserve"> </w:t>
+        </w:r>
+      </w:ins>
+      <w:ins w:id="394" w:author="PR Preview" w:date="2026-01-01T00:00:00Z">
+        <w:r>
+          <w:t xml:space="preserve">lies inside the event</w:t>
+        </w:r>
+      </w:ins>
+      <w:ins w:id="395" w:author="PR Preview" w:date="2026-01-01T00:00:00Z">
+        <w:r>
+          <w:t xml:space="preserve"> </w:t>
+        </w:r>
+      </w:ins>
+      <w:ins w:id="396" w:author="PR Preview" w:date="2026-01-01T00:00:00Z">
+        <w:r>
+          <w:t xml:space="preserve">$T\mathopen{}\left(\mathord{\smash[b]{\underset{\raise.3ex\hbox{$\scriptstyle\sim$}}{X}}\vphantom{X}}\right)\mathclose{} = t$</w:t>
+        </w:r>
+      </w:ins>
+      <w:ins w:id="397" w:author="PR Preview" w:date="2026-01-01T00:00:00Z">
+        <w:r>
+          <w:t xml:space="preserve">.</w:t>
+        </w:r>
+      </w:ins>
+    </w:p>
+    <w:p>
+      <w:pPr>
+        <w:pStyle w:val="BodyText"/>
+      </w:pPr>
+      <w:ins w:id="398" w:author="PR Preview" w:date="2026-01-01T00:00:00Z">
+        <w:r>
+          <w:rPr>
+            <w:b/>
+            <w:bCs/>
+          </w:rPr>
+          <w:t xml:space="preserve">Sufficient implies a factorization.</w:t>
+        </w:r>
+      </w:ins>
+      <w:ins w:id="399" w:author="PR Preview" w:date="2026-01-01T00:00:00Z">
+        <w:r>
+          <w:t xml:space="preserve"> </w:t>
+        </w:r>
+      </w:ins>
+      <w:ins w:id="400" w:author="PR Preview" w:date="2026-01-01T00:00:00Z">
+        <w:r>
+          <w:t xml:space="preserve">Define</w:t>
+        </w:r>
+      </w:ins>
+      <w:ins w:id="401" w:author="PR Preview" w:date="2026-01-01T00:00:00Z">
+        <w:r>
+          <w:t xml:space="preserve"> </w:t>
+        </w:r>
+      </w:ins>
+      <w:ins w:id="402" w:author="PR Preview" w:date="2026-01-01T00:00:00Z">
+        <w:r>
+          <w:t xml:space="preserve">$g\mathopen{}\left(t ; \theta\right)\mathclose{} \stackrel{\text{def}}{=}\Pr_{\theta}\mathopen{}\left(T\mathopen{}\left(\mathord{\smash[b]{\underset{\raise.3ex\hbox{$\scriptstyle\sim$}}{X}}\vphantom{X}}\right)\mathclose{} = t\right)\mathclose{}$</w:t>
+        </w:r>
+      </w:ins>
+      <w:ins w:id="403" w:author="PR Preview" w:date="2026-01-01T00:00:00Z">
+        <w:r>
+          <w:t xml:space="preserve"> </w:t>
+        </w:r>
+      </w:ins>
+      <w:ins w:id="404" w:author="PR Preview" w:date="2026-01-01T00:00:00Z">
+        <w:r>
+          <w:t xml:space="preserve">and let</w:t>
+        </w:r>
+      </w:ins>
+      <w:ins w:id="405" w:author="PR Preview" w:date="2026-01-01T00:00:00Z">
+        <w:r>
+          <w:t xml:space="preserve"> </w:t>
+        </w:r>
+      </w:ins>
+      <w:ins w:id="406" w:author="PR Preview" w:date="2026-01-01T00:00:00Z">
+        <w:r>
+          <w:t xml:space="preserve">$h\mathopen{}\left(\mathord{\smash[b]{\underset{\raise.3ex\hbox{$\scriptstyle\sim$}}{x}}\vphantom{x}}\right)\mathclose{}$</w:t>
+        </w:r>
+      </w:ins>
+      <w:ins w:id="407" w:author="PR Preview" w:date="2026-01-01T00:00:00Z">
+        <w:r>
+          <w:t xml:space="preserve"> </w:t>
+        </w:r>
+      </w:ins>
+      <w:ins w:id="408" w:author="PR Preview" w:date="2026-01-01T00:00:00Z">
+        <w:r>
+          <w:t xml:space="preserve">be the conditional probability</w:t>
+        </w:r>
+      </w:ins>
+      <w:ins w:id="409" w:author="PR Preview" w:date="2026-01-01T00:00:00Z">
+        <w:r>
+          <w:t xml:space="preserve"> </w:t>
+        </w:r>
+      </w:ins>
+      <w:ins w:id="410" w:author="PR Preview" w:date="2026-01-01T00:00:00Z">
+        <w:r>
+          <w:t xml:space="preserve">$\Pr_{\theta}\mathopen{}\left(\mathord{\smash[b]{\underset{\raise.3ex\hbox{$\scriptstyle\sim$}}{X}}\vphantom{X}}= \mathord{\smash[b]{\underset{\raise.3ex\hbox{$\scriptstyle\sim$}}{x}}\vphantom{x}}\mid T\mathopen{}\left(\mathord{\smash[b]{\underset{\raise.3ex\hbox{$\scriptstyle\sim$}}{X}}\vphantom{X}}\right)\mathclose{} = t\right)\mathclose{}$</w:t>
+        </w:r>
+      </w:ins>
+      <w:ins w:id="411" w:author="PR Preview" w:date="2026-01-01T00:00:00Z">
+        <w:r>
+          <w:t xml:space="preserve"> </w:t>
+        </w:r>
+      </w:ins>
+      <w:ins w:id="412" w:author="PR Preview" w:date="2026-01-01T00:00:00Z">
+        <w:r>
+          <w:t xml:space="preserve">at any</w:t>
+        </w:r>
+      </w:ins>
+      <w:ins w:id="413" w:author="PR Preview" w:date="2026-01-01T00:00:00Z">
+        <w:r>
+          <w:t xml:space="preserve"> </w:t>
+        </w:r>
+      </w:ins>
+      <m:oMath>
+        <m:r>
+          <m:t>θ</m:t>
+        </m:r>
+      </m:oMath>
+      <w:ins w:id="414" w:author="PR Preview" w:date="2026-01-01T00:00:00Z">
+        <w:r>
+          <w:t xml:space="preserve"> </w:t>
+        </w:r>
+      </w:ins>
+      <w:ins w:id="415" w:author="PR Preview" w:date="2026-01-01T00:00:00Z">
+        <w:r>
+          <w:t xml:space="preserve">with</w:t>
+        </w:r>
+      </w:ins>
+      <w:ins w:id="416" w:author="PR Preview" w:date="2026-01-01T00:00:00Z">
+        <w:r>
+          <w:t xml:space="preserve"> </w:t>
+        </w:r>
+      </w:ins>
+      <w:ins w:id="417" w:author="PR Preview" w:date="2026-01-01T00:00:00Z">
+        <w:r>
+          <w:t xml:space="preserve">$\Pr_{\theta}\mathopen{}\left(T\mathopen{}\left(\mathord{\smash[b]{\underset{\raise.3ex\hbox{$\scriptstyle\sim$}}{X}}\vphantom{X}}\right)\mathclose{} = t\right)\mathclose{} &gt; 0$</w:t>
+        </w:r>
+      </w:ins>
+      <w:ins w:id="418" w:author="PR Preview" w:date="2026-01-01T00:00:00Z">
+        <w:r>
+          <w:t xml:space="preserve">.</w:t>
+        </w:r>
+      </w:ins>
+      <w:ins w:id="419" w:author="PR Preview" w:date="2026-01-01T00:00:00Z">
+        <w:r>
+          <w:t xml:space="preserve"> </w:t>
+        </w:r>
+      </w:ins>
+      <w:ins w:id="420" w:author="PR Preview" w:date="2026-01-01T00:00:00Z">
+        <w:r>
+          <w:t xml:space="preserve">By</w:t>
+        </w:r>
+      </w:ins>
+      <w:ins w:id="421" w:author="PR Preview" w:date="2026-01-01T00:00:00Z">
+        <w:r>
+          <w:t xml:space="preserve"> </w:t>
+        </w:r>
+      </w:ins>
+      <w:hyperlink w:anchor="eq-sufficient">
+        <w:ins w:id="422" w:author="PR Preview" w:date="2026-01-01T00:00:00Z">
+          <w:r>
+            <w:rPr>
+              <w:rStyle w:val="Hyperlink"/>
+            </w:rPr>
+            <w:t xml:space="preserve">sufficiency</w:t>
+          </w:r>
+        </w:ins>
+      </w:hyperlink>
+      <w:ins w:id="423" w:author="PR Preview" w:date="2026-01-01T00:00:00Z">
+        <w:r>
+          <w:t xml:space="preserve">,</w:t>
+        </w:r>
+      </w:ins>
+      <w:ins w:id="424" w:author="PR Preview" w:date="2026-01-01T00:00:00Z">
+        <w:r>
+          <w:t xml:space="preserve"> </w:t>
+        </w:r>
+      </w:ins>
+      <w:ins w:id="425" w:author="PR Preview" w:date="2026-01-01T00:00:00Z">
+        <w:r>
+          <w:t xml:space="preserve">$h\mathopen{}\left(\mathord{\smash[b]{\underset{\raise.3ex\hbox{$\scriptstyle\sim$}}{x}}\vphantom{x}}\right)\mathclose{}$</w:t>
+        </w:r>
+      </w:ins>
+      <w:ins w:id="426" w:author="PR Preview" w:date="2026-01-01T00:00:00Z">
+        <w:r>
+          <w:t xml:space="preserve"> </w:t>
+        </w:r>
+      </w:ins>
+      <w:ins w:id="427" w:author="PR Preview" w:date="2026-01-01T00:00:00Z">
+        <w:r>
+          <w:t xml:space="preserve">does not depend on which such</w:t>
+        </w:r>
+      </w:ins>
+      <w:ins w:id="428" w:author="PR Preview" w:date="2026-01-01T00:00:00Z">
+        <w:r>
+          <w:t xml:space="preserve"> </w:t>
+        </w:r>
+      </w:ins>
+      <m:oMath>
+        <m:r>
+          <m:t>θ</m:t>
+        </m:r>
+      </m:oMath>
+      <w:ins w:id="429" w:author="PR Preview" w:date="2026-01-01T00:00:00Z">
+        <w:r>
+          <w:t xml:space="preserve"> </w:t>
+        </w:r>
+      </w:ins>
+      <w:ins w:id="430" w:author="PR Preview" w:date="2026-01-01T00:00:00Z">
+        <w:r>
+          <w:t xml:space="preserve">we use.</w:t>
+        </w:r>
+      </w:ins>
+      <w:ins w:id="431" w:author="PR Preview" w:date="2026-01-01T00:00:00Z">
+        <w:r>
+          <w:t xml:space="preserve"> </w:t>
+        </w:r>
+      </w:ins>
+      <w:ins w:id="432" w:author="PR Preview" w:date="2026-01-01T00:00:00Z">
+        <w:r>
+          <w:t xml:space="preserve">(If</w:t>
+        </w:r>
+      </w:ins>
+      <w:ins w:id="433" w:author="PR Preview" w:date="2026-01-01T00:00:00Z">
+        <w:r>
+          <w:t xml:space="preserve"> </w:t>
+        </w:r>
+      </w:ins>
+      <w:ins w:id="434" w:author="PR Preview" w:date="2026-01-01T00:00:00Z">
+        <w:r>
+          <w:t xml:space="preserve">$\Pr_{\theta}\mathopen{}\left(T\mathopen{}\left(\mathord{\smash[b]{\underset{\raise.3ex\hbox{$\scriptstyle\sim$}}{X}}\vphantom{X}}\right)\mathclose{} = t\right)\mathclose{} = 0$</w:t>
+        </w:r>
+      </w:ins>
+      <w:ins w:id="435" w:author="PR Preview" w:date="2026-01-01T00:00:00Z">
+        <w:r>
+          <w:t xml:space="preserve"> </w:t>
+        </w:r>
+      </w:ins>
+      <w:ins w:id="436" w:author="PR Preview" w:date="2026-01-01T00:00:00Z">
+        <w:r>
+          <w:t xml:space="preserve">for every</w:t>
+        </w:r>
+      </w:ins>
+      <w:ins w:id="437" w:author="PR Preview" w:date="2026-01-01T00:00:00Z">
+        <w:r>
+          <w:t xml:space="preserve"> </w:t>
+        </w:r>
+      </w:ins>
+      <m:oMath>
+        <m:r>
+          <m:t>θ</m:t>
+        </m:r>
+      </m:oMath>
+      <w:ins w:id="438" w:author="PR Preview" w:date="2026-01-01T00:00:00Z">
+        <w:r>
+          <w:t xml:space="preserve">, set</w:t>
+        </w:r>
+      </w:ins>
+      <w:ins w:id="439" w:author="PR Preview" w:date="2026-01-01T00:00:00Z">
+        <w:r>
+          <w:t xml:space="preserve"> </w:t>
+        </w:r>
+      </w:ins>
+      <w:ins w:id="440" w:author="PR Preview" w:date="2026-01-01T00:00:00Z">
+        <w:r>
+          <w:t xml:space="preserve">$h\mathopen{}\left(\mathord{\smash[b]{\underset{\raise.3ex\hbox{$\scriptstyle\sim$}}{x}}\vphantom{x}}\right)\mathclose{} \stackrel{\text{def}}{=}0$</w:t>
+        </w:r>
+      </w:ins>
+      <w:ins w:id="441" w:author="PR Preview" w:date="2026-01-01T00:00:00Z">
+        <w:r>
+          <w:t xml:space="preserve">.)</w:t>
+        </w:r>
+      </w:ins>
+      <w:ins w:id="442" w:author="PR Preview" w:date="2026-01-01T00:00:00Z">
+        <w:r>
+          <w:t xml:space="preserve"> </w:t>
+        </w:r>
+      </w:ins>
+      <w:ins w:id="443" w:author="PR Preview" w:date="2026-01-01T00:00:00Z">
+        <w:r>
+          <w:t xml:space="preserve">Both functions are nonnegative, and at a</w:t>
+        </w:r>
+      </w:ins>
+      <w:ins w:id="444" w:author="PR Preview" w:date="2026-01-01T00:00:00Z">
+        <w:r>
+          <w:t xml:space="preserve"> </w:t>
+        </w:r>
+      </w:ins>
+      <m:oMath>
+        <m:r>
+          <m:t>θ</m:t>
+        </m:r>
+      </m:oMath>
+      <w:ins w:id="445" w:author="PR Preview" w:date="2026-01-01T00:00:00Z">
+        <w:r>
+          <w:t xml:space="preserve"> </w:t>
+        </w:r>
+      </w:ins>
+      <w:ins w:id="446" w:author="PR Preview" w:date="2026-01-01T00:00:00Z">
+        <w:r>
+          <w:t xml:space="preserve">with</w:t>
+        </w:r>
+      </w:ins>
+      <w:ins w:id="447" w:author="PR Preview" w:date="2026-01-01T00:00:00Z">
+        <w:r>
+          <w:t xml:space="preserve"> </w:t>
+        </w:r>
+      </w:ins>
+      <w:ins w:id="448" w:author="PR Preview" w:date="2026-01-01T00:00:00Z">
+        <w:r>
+          <w:t xml:space="preserve">$\Pr_{\theta}\mathopen{}\left(T\mathopen{}\left(\mathord{\smash[b]{\underset{\raise.3ex\hbox{$\scriptstyle\sim$}}{X}}\vphantom{X}}\right)\mathclose{} = t\right)\mathclose{} = 0$</w:t>
+        </w:r>
+      </w:ins>
+      <w:ins w:id="449" w:author="PR Preview" w:date="2026-01-01T00:00:00Z">
+        <w:r>
+          <w:t xml:space="preserve"> </w:t>
+        </w:r>
+      </w:ins>
+      <w:ins w:id="450" w:author="PR Preview" w:date="2026-01-01T00:00:00Z">
+        <w:r>
+          <w:t xml:space="preserve">both sides of</w:t>
+        </w:r>
+      </w:ins>
+      <w:ins w:id="451" w:author="PR Preview" w:date="2026-01-01T00:00:00Z">
+        <w:r>
+          <w:t xml:space="preserve"> </w:t>
+        </w:r>
+      </w:ins>
+      <w:hyperlink w:anchor="eq-factorization">
+        <w:ins w:id="452" w:author="PR Preview" w:date="2026-01-01T00:00:00Z">
+          <w:r>
+            <w:rPr>
+              <w:rStyle w:val="Hyperlink"/>
+            </w:rPr>
+            <w:t xml:space="preserve">Equation 2</w:t>
+          </w:r>
+        </w:ins>
+      </w:hyperlink>
+      <w:ins w:id="453" w:author="PR Preview" w:date="2026-01-01T00:00:00Z">
+        <w:r>
+          <w:t xml:space="preserve"> </w:t>
+        </w:r>
+      </w:ins>
+      <w:ins w:id="454" w:author="PR Preview" w:date="2026-01-01T00:00:00Z">
+        <w:r>
+          <w:t xml:space="preserve">are zero, because the event</w:t>
+        </w:r>
+      </w:ins>
+      <w:ins w:id="455" w:author="PR Preview" w:date="2026-01-01T00:00:00Z">
+        <w:r>
+          <w:t xml:space="preserve"> </w:t>
+        </w:r>
+      </w:ins>
+      <w:ins w:id="456" w:author="PR Preview" w:date="2026-01-01T00:00:00Z">
+        <w:r>
+          <w:t xml:space="preserve">$\mathord{\smash[b]{\underset{\raise.3ex\hbox{$\scriptstyle\sim$}}{X}}\vphantom{X}}= \mathord{\smash[b]{\underset{\raise.3ex\hbox{$\scriptstyle\sim$}}{x}}\vphantom{x}}$</w:t>
+        </w:r>
+      </w:ins>
+      <w:ins w:id="457" w:author="PR Preview" w:date="2026-01-01T00:00:00Z">
+        <w:r>
+          <w:t xml:space="preserve"> </w:t>
+        </w:r>
+      </w:ins>
+      <w:ins w:id="458" w:author="PR Preview" w:date="2026-01-01T00:00:00Z">
+        <w:r>
+          <w:t xml:space="preserve">lies inside the event</w:t>
+        </w:r>
+      </w:ins>
+      <w:ins w:id="459" w:author="PR Preview" w:date="2026-01-01T00:00:00Z">
+        <w:r>
+          <w:t xml:space="preserve"> </w:t>
+        </w:r>
+      </w:ins>
+      <w:ins w:id="460" w:author="PR Preview" w:date="2026-01-01T00:00:00Z">
+        <w:r>
+          <w:t xml:space="preserve">$T\mathopen{}\left(\mathord{\smash[b]{\underset{\raise.3ex\hbox{$\scriptstyle\sim$}}{X}}\vphantom{X}}\right)\mathclose{} = t$</w:t>
+        </w:r>
+      </w:ins>
+      <w:ins w:id="461" w:author="PR Preview" w:date="2026-01-01T00:00:00Z">
+        <w:r>
+          <w:t xml:space="preserve">.</w:t>
+        </w:r>
+      </w:ins>
+      <w:ins w:id="462" w:author="PR Preview" w:date="2026-01-01T00:00:00Z">
+        <w:r>
+          <w:t xml:space="preserve"> </w:t>
+        </w:r>
+      </w:ins>
+      <w:ins w:id="463" w:author="PR Preview" w:date="2026-01-01T00:00:00Z">
+        <w:r>
+          <w:t xml:space="preserve">At every other</w:t>
+        </w:r>
+      </w:ins>
+      <w:ins w:id="464" w:author="PR Preview" w:date="2026-01-01T00:00:00Z">
+        <w:r>
+          <w:t xml:space="preserve"> </w:t>
+        </w:r>
+      </w:ins>
+      <m:oMath>
+        <m:r>
+          <m:t>θ</m:t>
+        </m:r>
+      </m:oMath>
+      <w:ins w:id="465" w:author="PR Preview" w:date="2026-01-01T00:00:00Z">
+        <w:r>
+          <w:t xml:space="preserve">,</w:t>
+        </w:r>
+      </w:ins>
+    </w:p>
+    <w:p>
+      <w:pPr>
+        <w:pStyle w:val="BodyText"/>
+      </w:pPr>
+      <w:ins w:id="466" w:author="PR Preview" w:date="2026-01-01T00:00:00Z">
+        <w:r>
+          <w:t xml:space="preserve">$$
+    \begin{aligned}
+    \operatorname{f}\mathopen{}\left(\mathord{\smash[b]{\underset{\raise.3ex\hbox{$\scriptstyle\sim$}}{x}}\vphantom{x}}; \theta\right)\mathclose{}
+    &amp;= \Pr_{\theta}\mathopen{}\left(\mathord{\smash[b]{\underset{\raise.3ex\hbox{$\scriptstyle\sim$}}{X}}\vphantom{X}}= \mathord{\smash[b]{\underset{\raise.3ex\hbox{$\scriptstyle\sim$}}{x}}\vphantom{x}}\right)\mathclose{}
+    &amp;&amp; \text{(definition of the joint mass function)}\\
+    &amp;= \Pr_{\theta}\mathopen{}\left(\mathord{\smash[b]{\underset{\raise.3ex\hbox{$\scriptstyle\sim$}}{X}}\vphantom{X}}= \mathord{\smash[b]{\underset{\raise.3ex\hbox{$\scriptstyle\sim$}}{x}}\vphantom{x}},\ T\mathopen{}\left(\mathord{\smash[b]{\underset{\raise.3ex\hbox{$\scriptstyle\sim$}}{X}}\vphantom{X}}\right)\mathclose{} = t\right)\mathclose{}
+    &amp;&amp; \text{(the first event is inside the second)}\\
+    &amp;= \Pr_{\theta}\mathopen{}\left(T\mathopen{}\left(\mathord{\smash[b]{\underset{\raise.3ex\hbox{$\scriptstyle\sim$}}{X}}\vphantom{X}}\right)\mathclose{} = t\right)\mathclose{} \,
+       \Pr_{\theta}\mathopen{}\left(\mathord{\smash[b]{\underset{\raise.3ex\hbox{$\scriptstyle\sim$}}{X}}\vphantom{X}}= \mathord{\smash[b]{\underset{\raise.3ex\hbox{$\scriptstyle\sim$}}{x}}\vphantom{x}}\mid T\mathopen{}\left(\mathord{\smash[b]{\underset{\raise.3ex\hbox{$\scriptstyle\sim$}}{X}}\vphantom{X}}\right)\mathclose{} = t\right)\mathclose{}
+    &amp;&amp; \text{(conditional probability)}\\
+    &amp;= g\mathopen{}\left(t ; \theta\right)\mathclose{} \, h\mathopen{}\left(\mathord{\smash[b]{\underset{\raise.3ex\hbox{$\scriptstyle\sim$}}{x}}\vphantom{x}}\right)\mathclose{}
+    &amp;&amp; \text{(definitions of $g$ and $h$)}
+    \end{aligned}
+    $$</w:t>
+        </w:r>
+      </w:ins>
+    </w:p>
+    <w:p>
+      <w:pPr>
+        <w:pStyle w:val="FirstParagraph"/>
+      </w:pPr>
+      <w:ins w:id="467" w:author="PR Preview" w:date="2026-01-01T00:00:00Z">
+        <w:r>
+          <w:rPr>
+            <w:b/>
+            <w:bCs/>
+          </w:rPr>
+          <w:t xml:space="preserve">A factorization implies sufficient.</w:t>
+        </w:r>
+      </w:ins>
+      <w:ins w:id="468" w:author="PR Preview" w:date="2026-01-01T00:00:00Z">
+        <w:r>
+          <w:t xml:space="preserve"> </w:t>
+        </w:r>
+      </w:ins>
+      <w:ins w:id="469" w:author="PR Preview" w:date="2026-01-01T00:00:00Z">
+        <w:r>
+          <w:t xml:space="preserve">Suppose</w:t>
+        </w:r>
+      </w:ins>
+      <w:ins w:id="470" w:author="PR Preview" w:date="2026-01-01T00:00:00Z">
+        <w:r>
+          <w:t xml:space="preserve"> </w:t>
+        </w:r>
+      </w:ins>
+      <w:hyperlink w:anchor="eq-factorization">
+        <w:ins w:id="471" w:author="PR Preview" w:date="2026-01-01T00:00:00Z">
+          <w:r>
+            <w:rPr>
+              <w:rStyle w:val="Hyperlink"/>
+            </w:rPr>
+            <w:t xml:space="preserve">Equation 2</w:t>
+          </w:r>
+        </w:ins>
+      </w:hyperlink>
+      <w:ins w:id="472" w:author="PR Preview" w:date="2026-01-01T00:00:00Z">
+        <w:r>
+          <w:t xml:space="preserve"> </w:t>
+        </w:r>
+      </w:ins>
+      <w:ins w:id="473" w:author="PR Preview" w:date="2026-01-01T00:00:00Z">
+        <w:r>
+          <w:t xml:space="preserve">holds, and let</w:t>
+        </w:r>
+      </w:ins>
+      <w:ins w:id="474" w:author="PR Preview" w:date="2026-01-01T00:00:00Z">
+        <w:r>
+          <w:t xml:space="preserve"> </w:t>
+        </w:r>
+      </w:ins>
+      <m:oMath>
+        <m:r>
+          <m:t>t</m:t>
+        </m:r>
+      </m:oMath>
+      <w:ins w:id="475" w:author="PR Preview" w:date="2026-01-01T00:00:00Z">
+        <w:r>
+          <w:t xml:space="preserve"> </w:t>
+        </w:r>
+      </w:ins>
+      <w:ins w:id="476" w:author="PR Preview" w:date="2026-01-01T00:00:00Z">
+        <w:r>
+          <w:t xml:space="preserve">be a value with</w:t>
+        </w:r>
+      </w:ins>
+      <w:ins w:id="477" w:author="PR Preview" w:date="2026-01-01T00:00:00Z">
+        <w:r>
+          <w:t xml:space="preserve"> </w:t>
+        </w:r>
+      </w:ins>
+      <w:ins w:id="478" w:author="PR Preview" w:date="2026-01-01T00:00:00Z">
+        <w:r>
+          <w:t xml:space="preserve">$\Pr_{\theta}\mathopen{}\left(T\mathopen{}\left(\mathord{\smash[b]{\underset{\raise.3ex\hbox{$\scriptstyle\sim$}}{X}}\vphantom{X}}\right)\mathclose{} = t\right)\mathclose{} &gt; 0$</w:t>
+        </w:r>
+      </w:ins>
+      <w:ins w:id="479" w:author="PR Preview" w:date="2026-01-01T00:00:00Z">
+        <w:r>
+          <w:t xml:space="preserve">.</w:t>
+        </w:r>
+      </w:ins>
+      <w:ins w:id="480" w:author="PR Preview" w:date="2026-01-01T00:00:00Z">
+        <w:r>
+          <w:t xml:space="preserve"> </w:t>
+        </w:r>
+      </w:ins>
+      <w:ins w:id="481" w:author="PR Preview" w:date="2026-01-01T00:00:00Z">
+        <w:r>
+          <w:t xml:space="preserve">The event</w:t>
+        </w:r>
+      </w:ins>
+      <w:ins w:id="482" w:author="PR Preview" w:date="2026-01-01T00:00:00Z">
+        <w:r>
+          <w:t xml:space="preserve"> </w:t>
+        </w:r>
+      </w:ins>
+      <w:ins w:id="483" w:author="PR Preview" w:date="2026-01-01T00:00:00Z">
+        <w:r>
+          <w:t xml:space="preserve">$T\mathopen{}\left(\mathord{\smash[b]{\underset{\raise.3ex\hbox{$\scriptstyle\sim$}}{X}}\vphantom{X}}\right)\mathclose{} = t$</w:t>
+        </w:r>
+      </w:ins>
+      <w:ins w:id="484" w:author="PR Preview" w:date="2026-01-01T00:00:00Z">
+        <w:r>
+          <w:t xml:space="preserve"> </w:t>
+        </w:r>
+      </w:ins>
+      <w:ins w:id="485" w:author="PR Preview" w:date="2026-01-01T00:00:00Z">
+        <w:r>
+          <w:t xml:space="preserve">is the union of the disjoint events</w:t>
+        </w:r>
+      </w:ins>
+      <w:ins w:id="486" w:author="PR Preview" w:date="2026-01-01T00:00:00Z">
+        <w:r>
+          <w:t xml:space="preserve"> </w:t>
+        </w:r>
+      </w:ins>
+      <w:ins w:id="487" w:author="PR Preview" w:date="2026-01-01T00:00:00Z">
+        <w:r>
+          <w:t xml:space="preserve">$\mathord{\smash[b]{\underset{\raise.3ex\hbox{$\scriptstyle\sim$}}{X}}\vphantom{X}}= \mathord{\smash[b]{\underset{\raise.3ex\hbox{$\scriptstyle\sim$}}{y}}\vphantom{y}}$</w:t>
+        </w:r>
+      </w:ins>
+      <w:ins w:id="488" w:author="PR Preview" w:date="2026-01-01T00:00:00Z">
+        <w:r>
+          <w:t xml:space="preserve"> </w:t>
+        </w:r>
+      </w:ins>
+      <w:ins w:id="489" w:author="PR Preview" w:date="2026-01-01T00:00:00Z">
+        <w:r>
+          <w:t xml:space="preserve">over the samples</w:t>
+        </w:r>
+      </w:ins>
+      <w:ins w:id="490" w:author="PR Preview" w:date="2026-01-01T00:00:00Z">
+        <w:r>
+          <w:t xml:space="preserve"> </w:t>
+        </w:r>
+      </w:ins>
+      <w:ins w:id="491" w:author="PR Preview" w:date="2026-01-01T00:00:00Z">
+        <w:r>
+          <w:t xml:space="preserve">$\mathord{\smash[b]{\underset{\raise.3ex\hbox{$\scriptstyle\sim$}}{y}}\vphantom{y}}$</w:t>
+        </w:r>
+      </w:ins>
+      <w:ins w:id="492" w:author="PR Preview" w:date="2026-01-01T00:00:00Z">
+        <w:r>
+          <w:t xml:space="preserve"> </w:t>
+        </w:r>
+      </w:ins>
+      <w:ins w:id="493" w:author="PR Preview" w:date="2026-01-01T00:00:00Z">
+        <w:r>
+          <w:t xml:space="preserve">with</w:t>
+        </w:r>
+      </w:ins>
+      <w:ins w:id="494" w:author="PR Preview" w:date="2026-01-01T00:00:00Z">
+        <w:r>
+          <w:t xml:space="preserve"> </w:t>
+        </w:r>
+      </w:ins>
+      <w:ins w:id="495" w:author="PR Preview" w:date="2026-01-01T00:00:00Z">
+        <w:r>
+          <w:t xml:space="preserve">$T\mathopen{}\left(\mathord{\smash[b]{\underset{\raise.3ex\hbox{$\scriptstyle\sim$}}{y}}\vphantom{y}}\right)\mathclose{} = t$</w:t>
+        </w:r>
+      </w:ins>
+      <w:ins w:id="496" w:author="PR Preview" w:date="2026-01-01T00:00:00Z">
+        <w:r>
+          <w:t xml:space="preserve">, so</w:t>
+        </w:r>
+      </w:ins>
+    </w:p>
+    <w:p>
+      <w:pPr>
+        <w:pStyle w:val="BodyText"/>
+      </w:pPr>
+      <w:ins w:id="497" w:author="PR Preview" w:date="2026-01-01T00:00:00Z">
+        <w:r>
+          <w:t xml:space="preserve">$$
+    \begin{aligned}
+    \Pr_{\theta}\mathopen{}\left(T\mathopen{}\left(\mathord{\smash[b]{\underset{\raise.3ex\hbox{$\scriptstyle\sim$}}{X}}\vphantom{X}}\right)\mathclose{} = t\right)\mathclose{}
+    &amp;= \sum_{\mathord{\smash[b]{\underset{\raise.3ex\hbox{$\scriptstyle\sim$}}{y}}\vphantom{y}}:\, T\mathopen{}\left(\mathord{\smash[b]{\underset{\raise.3ex\hbox{$\scriptstyle\sim$}}{y}}\vphantom{y}}\right)\mathclose{} = t} \operatorname{f}\mathopen{}\left(\mathord{\smash[b]{\underset{\raise.3ex\hbox{$\scriptstyle\sim$}}{y}}\vphantom{y}}; \theta\right)\mathclose{}
+    &amp;&amp; \text{(disjoint events add)}\\
+    &amp;= \sum_{\mathord{\smash[b]{\underset{\raise.3ex\hbox{$\scriptstyle\sim$}}{y}}\vphantom{y}}:\, T\mathopen{}\left(\mathord{\smash[b]{\underset{\raise.3ex\hbox{$\scriptstyle\sim$}}{y}}\vphantom{y}}\right)\mathclose{} = t} g\mathopen{}\left(T\mathopen{}\left(\mathord{\smash[b]{\underset{\raise.3ex\hbox{$\scriptstyle\sim$}}{y}}\vphantom{y}}\right)\mathclose{} ; \theta\right)\mathclose{} \, h\mathopen{}\left(\mathord{\smash[b]{\underset{\raise.3ex\hbox{$\scriptstyle\sim$}}{y}}\vphantom{y}}\right)\mathclose{}
+    &amp;&amp; \text{(factorization)}\\
+    &amp;= \sum_{\mathord{\smash[b]{\underset{\raise.3ex\hbox{$\scriptstyle\sim$}}{y}}\vphantom{y}}:\, T\mathopen{}\left(\mathord{\smash[b]{\underset{\raise.3ex\hbox{$\scriptstyle\sim$}}{y}}\vphantom{y}}\right)\mathclose{} = t} g\mathopen{}\left(t ; \theta\right)\mathclose{} \, h\mathopen{}\left(\mathord{\smash[b]{\underset{\raise.3ex\hbox{$\scriptstyle\sim$}}{y}}\vphantom{y}}\right)\mathclose{}
+    &amp;&amp; \text{(each term has $T\mathopen{}\left(\mathord{\smash[b]{\underset{\raise.3ex\hbox{$\scriptstyle\sim$}}{y}}\vphantom{y}}\right)\mathclose{} = t$)}\\
+    &amp;= g\mathopen{}\left(t ; \theta\right)\mathclose{} \sum_{\mathord{\smash[b]{\underset{\raise.3ex\hbox{$\scriptstyle\sim$}}{y}}\vphantom{y}}:\, T\mathopen{}\left(\mathord{\smash[b]{\underset{\raise.3ex\hbox{$\scriptstyle\sim$}}{y}}\vphantom{y}}\right)\mathclose{} = t} h\mathopen{}\left(\mathord{\smash[b]{\underset{\raise.3ex\hbox{$\scriptstyle\sim$}}{y}}\vphantom{y}}\right)\mathclose{}
+    &amp;&amp; \text{(factor out the common term)}
+    \end{aligned}
+    $$</w:t>
+        </w:r>
+      </w:ins>
+    </w:p>
+    <w:p>
+      <w:pPr>
+        <w:pStyle w:val="FirstParagraph"/>
+      </w:pPr>
+      <w:ins w:id="498" w:author="PR Preview" w:date="2026-01-01T00:00:00Z">
+        <w:r>
+          <w:t xml:space="preserve">This is positive, so</w:t>
+        </w:r>
+      </w:ins>
+      <w:ins w:id="499" w:author="PR Preview" w:date="2026-01-01T00:00:00Z">
+        <w:r>
+          <w:t xml:space="preserve"> </w:t>
+        </w:r>
+      </w:ins>
+      <m:oMath>
+        <m:r>
+          <m:t>g</m:t>
+        </m:r>
+        <m:r>
+          <m:t>​</m:t>
+        </m:r>
+        <m:d>
+          <m:dPr>
+            <m:begChr m:val="("/>
+            <m:sepChr m:val=""/>
+            <m:endChr m:val=")"/>
+            <m:grow/>
+          </m:dPr>
+          <m:e>
+            <m:r>
+              <m:t>t</m:t>
+            </m:r>
+            <m:r>
+              <m:rPr>
+                <m:sty m:val="p"/>
+              </m:rPr>
+              <m:t>;</m:t>
+            </m:r>
+            <m:r>
+              <m:t>θ</m:t>
+            </m:r>
+          </m:e>
+        </m:d>
+        <m:r>
+          <m:t>​</m:t>
+        </m:r>
+        <m:r>
+          <m:rPr>
+            <m:sty m:val="p"/>
+          </m:rPr>
+          <m:t>&gt;</m:t>
+        </m:r>
+        <m:r>
+          <m:t>0</m:t>
+        </m:r>
+      </m:oMath>
+      <w:ins w:id="500" w:author="PR Preview" w:date="2026-01-01T00:00:00Z">
+        <w:r>
+          <w:t xml:space="preserve">.</w:t>
+        </w:r>
+      </w:ins>
+      <w:ins w:id="501" w:author="PR Preview" w:date="2026-01-01T00:00:00Z">
+        <w:r>
+          <w:t xml:space="preserve"> </w:t>
+        </w:r>
+      </w:ins>
+      <w:ins w:id="502" w:author="PR Preview" w:date="2026-01-01T00:00:00Z">
+        <w:r>
+          <w:t xml:space="preserve">For a sample</w:t>
+        </w:r>
+      </w:ins>
+      <w:ins w:id="503" w:author="PR Preview" w:date="2026-01-01T00:00:00Z">
+        <w:r>
+          <w:t xml:space="preserve"> </w:t>
+        </w:r>
+      </w:ins>
+      <w:ins w:id="504" w:author="PR Preview" w:date="2026-01-01T00:00:00Z">
+        <w:r>
+          <w:t xml:space="preserve">$\mathord{\smash[b]{\underset{\raise.3ex\hbox{$\scriptstyle\sim$}}{x}}\vphantom{x}}$</w:t>
+        </w:r>
+      </w:ins>
+      <w:ins w:id="505" w:author="PR Preview" w:date="2026-01-01T00:00:00Z">
+        <w:r>
+          <w:t xml:space="preserve"> </w:t>
+        </w:r>
+      </w:ins>
+      <w:ins w:id="506" w:author="PR Preview" w:date="2026-01-01T00:00:00Z">
+        <w:r>
+          <w:t xml:space="preserve">with</w:t>
+        </w:r>
+      </w:ins>
+      <w:ins w:id="507" w:author="PR Preview" w:date="2026-01-01T00:00:00Z">
+        <w:r>
+          <w:t xml:space="preserve"> </w:t>
+        </w:r>
+      </w:ins>
+      <w:ins w:id="508" w:author="PR Preview" w:date="2026-01-01T00:00:00Z">
+        <w:r>
+          <w:t xml:space="preserve">$T\mathopen{}\left(\mathord{\smash[b]{\underset{\raise.3ex\hbox{$\scriptstyle\sim$}}{x}}\vphantom{x}}\right)\mathclose{} = t$</w:t>
+        </w:r>
+      </w:ins>
+      <w:ins w:id="509" w:author="PR Preview" w:date="2026-01-01T00:00:00Z">
+        <w:r>
+          <w:t xml:space="preserve">,</w:t>
+        </w:r>
+      </w:ins>
+    </w:p>
+    <w:p>
+      <w:pPr>
+        <w:pStyle w:val="BodyText"/>
+      </w:pPr>
+      <w:ins w:id="510" w:author="PR Preview" w:date="2026-01-01T00:00:00Z">
+        <w:r>
+          <w:t xml:space="preserve">$$
+    \begin{aligned}
+    \Pr_{\theta}\mathopen{}\left(\mathord{\smash[b]{\underset{\raise.3ex\hbox{$\scriptstyle\sim$}}{X}}\vphantom{X}}= \mathord{\smash[b]{\underset{\raise.3ex\hbox{$\scriptstyle\sim$}}{x}}\vphantom{x}}\mid T\mathopen{}\left(\mathord{\smash[b]{\underset{\raise.3ex\hbox{$\scriptstyle\sim$}}{X}}\vphantom{X}}\right)\mathclose{} = t\right)\mathclose{}
+    &amp;= \frac{\operatorname{f}\mathopen{}\left(\mathord{\smash[b]{\underset{\raise.3ex\hbox{$\scriptstyle\sim$}}{x}}\vphantom{x}}; \theta\right)\mathclose{}}{\Pr_{\theta}\mathopen{}\left(T\mathopen{}\left(\mathord{\smash[b]{\underset{\raise.3ex\hbox{$\scriptstyle\sim$}}{X}}\vphantom{X}}\right)\mathclose{} = t\right)\mathclose{}}
+    &amp;&amp; \text{(conditional probability)}\\
+    &amp;= \frac{g\mathopen{}\left(t ; \theta\right)\mathclose{} \, h\mathopen{}\left(\mathord{\smash[b]{\underset{\raise.3ex\hbox{$\scriptstyle\sim$}}{x}}\vphantom{x}}\right)\mathclose{}}
+            {g\mathopen{}\left(t ; \theta\right)\mathclose{} \sum_{\mathord{\smash[b]{\underset{\raise.3ex\hbox{$\scriptstyle\sim$}}{y}}\vphantom{y}}:\, T\mathopen{}\left(\mathord{\smash[b]{\underset{\raise.3ex\hbox{$\scriptstyle\sim$}}{y}}\vphantom{y}}\right)\mathclose{} = t} h\mathopen{}\left(\mathord{\smash[b]{\underset{\raise.3ex\hbox{$\scriptstyle\sim$}}{y}}\vphantom{y}}\right)\mathclose{}}
+    &amp;&amp; \text{(factorization, and the display above)}\\
+    &amp;= \frac{h\mathopen{}\left(\mathord{\smash[b]{\underset{\raise.3ex\hbox{$\scriptstyle\sim$}}{x}}\vphantom{x}}\right)\mathclose{}}{\sum_{\mathord{\smash[b]{\underset{\raise.3ex\hbox{$\scriptstyle\sim$}}{y}}\vphantom{y}}:\, T\mathopen{}\left(\mathord{\smash[b]{\underset{\raise.3ex\hbox{$\scriptstyle\sim$}}{y}}\vphantom{y}}\right)\mathclose{} = t} h\mathopen{}\left(\mathord{\smash[b]{\underset{\raise.3ex\hbox{$\scriptstyle\sim$}}{y}}\vphantom{y}}\right)\mathclose{}}
+    &amp;&amp; \text{(divide by $g\mathopen{}\left(t ; \theta\right)\mathclose{} &gt; 0$)}
+    \end{aligned}
+    $$</w:t>
+        </w:r>
+      </w:ins>
+    </w:p>
+    <w:p>
+      <w:pPr>
+        <w:pStyle w:val="FirstParagraph"/>
+      </w:pPr>
+      <w:ins w:id="511" w:author="PR Preview" w:date="2026-01-01T00:00:00Z">
+        <w:r>
+          <w:t xml:space="preserve">which does not depend on</w:t>
+        </w:r>
+      </w:ins>
+      <w:ins w:id="512" w:author="PR Preview" w:date="2026-01-01T00:00:00Z">
+        <w:r>
+          <w:t xml:space="preserve"> </w:t>
+        </w:r>
+      </w:ins>
+      <m:oMath>
+        <m:r>
+          <m:t>θ</m:t>
+        </m:r>
+      </m:oMath>
+      <w:ins w:id="513" w:author="PR Preview" w:date="2026-01-01T00:00:00Z">
+        <w:r>
+          <w:t xml:space="preserve">.</w:t>
+        </w:r>
+      </w:ins>
+      <w:ins w:id="514" w:author="PR Preview" w:date="2026-01-01T00:00:00Z">
+        <w:r>
+          <w:t xml:space="preserve"> </w:t>
+        </w:r>
+      </w:ins>
+      <w:ins w:id="515" w:author="PR Preview" w:date="2026-01-01T00:00:00Z">
+        <w:r>
+          <w:t xml:space="preserve">For a sample</w:t>
+        </w:r>
+      </w:ins>
+      <w:ins w:id="516" w:author="PR Preview" w:date="2026-01-01T00:00:00Z">
+        <w:r>
+          <w:t xml:space="preserve"> </w:t>
+        </w:r>
+      </w:ins>
+      <w:ins w:id="517" w:author="PR Preview" w:date="2026-01-01T00:00:00Z">
+        <w:r>
+          <w:t xml:space="preserve">$\mathord{\smash[b]{\underset{\raise.3ex\hbox{$\scriptstyle\sim$}}{x}}\vphantom{x}}$</w:t>
+        </w:r>
+      </w:ins>
+      <w:ins w:id="518" w:author="PR Preview" w:date="2026-01-01T00:00:00Z">
+        <w:r>
+          <w:t xml:space="preserve"> </w:t>
+        </w:r>
+      </w:ins>
+      <w:ins w:id="519" w:author="PR Preview" w:date="2026-01-01T00:00:00Z">
+        <w:r>
+          <w:t xml:space="preserve">with</w:t>
+        </w:r>
+      </w:ins>
+      <w:ins w:id="520" w:author="PR Preview" w:date="2026-01-01T00:00:00Z">
+        <w:r>
+          <w:t xml:space="preserve"> </w:t>
+        </w:r>
+      </w:ins>
+      <w:ins w:id="521" w:author="PR Preview" w:date="2026-01-01T00:00:00Z">
+        <w:r>
+          <w:t xml:space="preserve">$T\mathopen{}\left(\mathord{\smash[b]{\underset{\raise.3ex\hbox{$\scriptstyle\sim$}}{x}}\vphantom{x}}\right)\mathclose{} \neq t$</w:t>
+        </w:r>
+      </w:ins>
+      <w:ins w:id="522" w:author="PR Preview" w:date="2026-01-01T00:00:00Z">
+        <w:r>
+          <w:t xml:space="preserve"> </w:t>
+        </w:r>
+      </w:ins>
+      <w:ins w:id="523" w:author="PR Preview" w:date="2026-01-01T00:00:00Z">
+        <w:r>
+          <w:t xml:space="preserve">the conditional probability is zero,</w:t>
+        </w:r>
+      </w:ins>
+      <w:ins w:id="524" w:author="PR Preview" w:date="2026-01-01T00:00:00Z">
+        <w:r>
+          <w:t xml:space="preserve"> </w:t>
+        </w:r>
+      </w:ins>
+      <w:ins w:id="525" w:author="PR Preview" w:date="2026-01-01T00:00:00Z">
+        <w:r>
+          <w:t xml:space="preserve">which does not depend on</w:t>
+        </w:r>
+      </w:ins>
+      <w:ins w:id="526" w:author="PR Preview" w:date="2026-01-01T00:00:00Z">
+        <w:r>
+          <w:t xml:space="preserve"> </w:t>
+        </w:r>
+      </w:ins>
+      <m:oMath>
+        <m:r>
+          <m:t>θ</m:t>
+        </m:r>
+      </m:oMath>
+      <w:ins w:id="527" w:author="PR Preview" w:date="2026-01-01T00:00:00Z">
+        <w:r>
+          <w:t xml:space="preserve"> </w:t>
+        </w:r>
+      </w:ins>
+      <w:ins w:id="528" w:author="PR Preview" w:date="2026-01-01T00:00:00Z">
+        <w:r>
+          <w:t xml:space="preserve">either.</w:t>
+        </w:r>
+      </w:ins>
+      <w:ins w:id="529" w:author="PR Preview" w:date="2026-01-01T00:00:00Z">
+        <w:r>
+          <w:t xml:space="preserve"> </w:t>
+        </w:r>
+      </w:ins>
+      <w:ins w:id="530" w:author="PR Preview" w:date="2026-01-01T00:00:00Z">
+        <w:r>
+          <w:t xml:space="preserve">So</w:t>
+        </w:r>
+      </w:ins>
+      <w:ins w:id="531" w:author="PR Preview" w:date="2026-01-01T00:00:00Z">
+        <w:r>
+          <w:t xml:space="preserve"> </w:t>
+        </w:r>
+      </w:ins>
+      <w:ins w:id="532" w:author="PR Preview" w:date="2026-01-01T00:00:00Z">
+        <w:r>
+          <w:t xml:space="preserve">$T\mathopen{}\left(\mathord{\smash[b]{\underset{\raise.3ex\hbox{$\scriptstyle\sim$}}{X}}\vphantom{X}}\right)\mathclose{}$</w:t>
+        </w:r>
+      </w:ins>
+      <w:ins w:id="533" w:author="PR Preview" w:date="2026-01-01T00:00:00Z">
+        <w:r>
+          <w:t xml:space="preserve"> </w:t>
+        </w:r>
+      </w:ins>
+      <w:ins w:id="534" w:author="PR Preview" w:date="2026-01-01T00:00:00Z">
+        <w:r>
+          <w:t xml:space="preserve">is sufficient.</w:t>
+        </w:r>
+      </w:ins>
     </w:p>
     <w:bookmarkStart w:id="19" w:name="rem-source-factorization"/>
     <w:p>
@@ -6148,29 +8402,41 @@
       <w:pPr>
         <w:pStyle w:val="FirstParagraph"/>
       </w:pPr>
-      <w:r>
-        <w:t xml:space="preserve">This has the form of</w:t>
-      </w:r>
-      <w:r>
-        <w:t xml:space="preserve"> </w:t>
-      </w:r>
+      <w:del w:id="535" w:author="PR Preview" w:date="2026-01-01T00:00:00Z">
+        <w:r>
+          <w:delText xml:space="preserve">This has the form of</w:delText>
+        </w:r>
+      </w:del>
+      <w:del w:id="536" w:author="PR Preview" w:date="2026-01-01T00:00:00Z">
+        <w:r>
+          <w:delText xml:space="preserve"> </w:delText>
+        </w:r>
+      </w:del>
       <w:hyperlink w:anchor="eq-factorization">
-        <w:r>
-          <w:rPr>
-            <w:rStyle w:val="Hyperlink"/>
-          </w:rPr>
-          <w:t xml:space="preserve">Equation 2</w:t>
-        </w:r>
+        <w:del w:id="537" w:author="PR Preview" w:date="2026-01-01T00:00:00Z">
+          <w:r>
+            <w:rPr>
+              <w:rStyle w:val="Hyperlink"/>
+            </w:rPr>
+            <w:delText xml:space="preserve">Equation 2</w:delText>
+          </w:r>
+        </w:del>
       </w:hyperlink>
-      <w:r>
-        <w:t xml:space="preserve"> </w:t>
-      </w:r>
-      <w:r>
-        <w:t xml:space="preserve">with</w:t>
-      </w:r>
-      <w:r>
-        <w:t xml:space="preserve"> </w:t>
-      </w:r>
+      <w:del w:id="538" w:author="PR Preview" w:date="2026-01-01T00:00:00Z">
+        <w:r>
+          <w:delText xml:space="preserve"> </w:delText>
+        </w:r>
+      </w:del>
+      <w:del w:id="539" w:author="PR Preview" w:date="2026-01-01T00:00:00Z">
+        <w:r>
+          <w:delText xml:space="preserve">with</w:delText>
+        </w:r>
+      </w:del>
+      <w:del w:id="540" w:author="PR Preview" w:date="2026-01-01T00:00:00Z">
+        <w:r>
+          <w:delText xml:space="preserve"> </w:delText>
+        </w:r>
+      </w:del>
       <m:oMath>
         <m:r>
           <m:t>g</m:t>
@@ -6243,15 +8509,21 @@
           </m:sup>
         </m:sSup>
       </m:oMath>
-      <w:r>
-        <w:t xml:space="preserve"> </w:t>
-      </w:r>
-      <w:r>
-        <w:t xml:space="preserve">and</w:t>
-      </w:r>
-      <w:r>
-        <w:t xml:space="preserve"> </w:t>
-      </w:r>
+      <w:del w:id="541" w:author="PR Preview" w:date="2026-01-01T00:00:00Z">
+        <w:r>
+          <w:delText xml:space="preserve"> </w:delText>
+        </w:r>
+      </w:del>
+      <w:del w:id="542" w:author="PR Preview" w:date="2026-01-01T00:00:00Z">
+        <w:r>
+          <w:delText xml:space="preserve">and</w:delText>
+        </w:r>
+      </w:del>
+      <w:del w:id="543" w:author="PR Preview" w:date="2026-01-01T00:00:00Z">
+        <w:r>
+          <w:delText xml:space="preserve"> </w:delText>
+        </w:r>
+      </w:del>
       <m:oMath>
         <m:r>
           <m:t>h</m:t>
@@ -6350,18 +8622,26 @@
           <m:t>!</m:t>
         </m:r>
       </m:oMath>
-      <w:r>
-        <w:t xml:space="preserve">,</w:t>
-      </w:r>
-      <w:r>
-        <w:t xml:space="preserve"> </w:t>
-      </w:r>
-      <w:r>
-        <w:t xml:space="preserve">where</w:t>
-      </w:r>
-      <w:r>
-        <w:t xml:space="preserve"> </w:t>
-      </w:r>
+      <w:del w:id="544" w:author="PR Preview" w:date="2026-01-01T00:00:00Z">
+        <w:r>
+          <w:delText xml:space="preserve">,</w:delText>
+        </w:r>
+      </w:del>
+      <w:del w:id="545" w:author="PR Preview" w:date="2026-01-01T00:00:00Z">
+        <w:r>
+          <w:delText xml:space="preserve"> </w:delText>
+        </w:r>
+      </w:del>
+      <w:del w:id="546" w:author="PR Preview" w:date="2026-01-01T00:00:00Z">
+        <w:r>
+          <w:delText xml:space="preserve">where</w:delText>
+        </w:r>
+      </w:del>
+      <w:del w:id="547" w:author="PR Preview" w:date="2026-01-01T00:00:00Z">
+        <w:r>
+          <w:delText xml:space="preserve"> </w:delText>
+        </w:r>
+      </w:del>
       <m:oMath>
         <m:r>
           <m:t>t</m:t>
@@ -6414,74 +8694,428 @@
           </m:e>
         </m:nary>
       </m:oMath>
-      <w:r>
-        <w:t xml:space="preserve">.</w:t>
-      </w:r>
-      <w:r>
-        <w:t xml:space="preserve"> </w:t>
-      </w:r>
-      <w:r>
-        <w:t xml:space="preserve">So the sum</w:t>
-      </w:r>
-      <w:r>
-        <w:t xml:space="preserve"> </w:t>
-      </w:r>
+      <w:del w:id="548" w:author="PR Preview" w:date="2026-01-01T00:00:00Z">
+        <w:r>
+          <w:delText xml:space="preserve">.</w:delText>
+        </w:r>
+      </w:del>
+      <w:del w:id="549" w:author="PR Preview" w:date="2026-01-01T00:00:00Z">
+        <w:r>
+          <w:delText xml:space="preserve"> </w:delText>
+        </w:r>
+      </w:del>
+      <w:del w:id="550" w:author="PR Preview" w:date="2026-01-01T00:00:00Z">
+        <w:r>
+          <w:delText xml:space="preserve">So the sum</w:delText>
+        </w:r>
+      </w:del>
+      <w:del w:id="551" w:author="PR Preview" w:date="2026-01-01T00:00:00Z">
+        <w:r>
+          <w:delText xml:space="preserve"> </w:delText>
+        </w:r>
+      </w:del>
       <m:oMath>
         <m:r>
           <m:t>S</m:t>
         </m:r>
       </m:oMath>
-      <w:r>
-        <w:t xml:space="preserve"> </w:t>
-      </w:r>
-      <w:r>
-        <w:t xml:space="preserve">is</w:t>
-      </w:r>
-      <w:r>
-        <w:t xml:space="preserve"> </w:t>
-      </w:r>
+      <w:del w:id="552" w:author="PR Preview" w:date="2026-01-01T00:00:00Z">
+        <w:r>
+          <w:delText xml:space="preserve"> </w:delText>
+        </w:r>
+      </w:del>
+      <w:del w:id="553" w:author="PR Preview" w:date="2026-01-01T00:00:00Z">
+        <w:r>
+          <w:delText xml:space="preserve">is</w:delText>
+        </w:r>
+      </w:del>
+      <w:del w:id="554" w:author="PR Preview" w:date="2026-01-01T00:00:00Z">
+        <w:r>
+          <w:delText xml:space="preserve"> </w:delText>
+        </w:r>
+      </w:del>
       <w:hyperlink w:anchor="def-sufficient">
-        <w:r>
-          <w:rPr>
-            <w:rStyle w:val="Hyperlink"/>
-          </w:rPr>
-          <w:t xml:space="preserve">sufficient</w:t>
-        </w:r>
+        <w:del w:id="555" w:author="PR Preview" w:date="2026-01-01T00:00:00Z">
+          <w:r>
+            <w:rPr>
+              <w:rStyle w:val="Hyperlink"/>
+            </w:rPr>
+            <w:delText xml:space="preserve">sufficient</w:delText>
+          </w:r>
+        </w:del>
       </w:hyperlink>
-      <w:r>
-        <w:t xml:space="preserve"> </w:t>
-      </w:r>
-      <w:r>
-        <w:t xml:space="preserve">for</w:t>
-      </w:r>
-      <w:r>
-        <w:t xml:space="preserve"> </w:t>
-      </w:r>
+      <w:del w:id="556" w:author="PR Preview" w:date="2026-01-01T00:00:00Z">
+        <w:r>
+          <w:delText xml:space="preserve"> </w:delText>
+        </w:r>
+      </w:del>
+      <w:del w:id="557" w:author="PR Preview" w:date="2026-01-01T00:00:00Z">
+        <w:r>
+          <w:delText xml:space="preserve">for</w:delText>
+        </w:r>
+      </w:del>
+      <w:del w:id="558" w:author="PR Preview" w:date="2026-01-01T00:00:00Z">
+        <w:r>
+          <w:delText xml:space="preserve"> </w:delText>
+        </w:r>
+      </w:del>
       <m:oMath>
         <m:r>
           <m:t>λ</m:t>
         </m:r>
       </m:oMath>
-      <w:r>
-        <w:t xml:space="preserve"> </w:t>
-      </w:r>
-      <w:r>
-        <w:t xml:space="preserve">by</w:t>
-      </w:r>
-      <w:r>
-        <w:t xml:space="preserve"> </w:t>
-      </w:r>
+      <w:del w:id="559" w:author="PR Preview" w:date="2026-01-01T00:00:00Z">
+        <w:r>
+          <w:delText xml:space="preserve"> </w:delText>
+        </w:r>
+      </w:del>
+      <w:del w:id="560" w:author="PR Preview" w:date="2026-01-01T00:00:00Z">
+        <w:r>
+          <w:delText xml:space="preserve">by</w:delText>
+        </w:r>
+      </w:del>
+      <w:del w:id="561" w:author="PR Preview" w:date="2026-01-01T00:00:00Z">
+        <w:r>
+          <w:delText xml:space="preserve"> </w:delText>
+        </w:r>
+      </w:del>
       <w:hyperlink w:anchor="thm-factorization">
-        <w:r>
-          <w:rPr>
-            <w:rStyle w:val="Hyperlink"/>
-          </w:rPr>
-          <w:t xml:space="preserve">Theorem 1</w:t>
-        </w:r>
+        <w:del w:id="562" w:author="PR Preview" w:date="2026-01-01T00:00:00Z">
+          <w:r>
+            <w:rPr>
+              <w:rStyle w:val="Hyperlink"/>
+            </w:rPr>
+            <w:delText xml:space="preserve">Theorem 1</w:delText>
+          </w:r>
+        </w:del>
       </w:hyperlink>
-      <w:r>
-        <w:t xml:space="preserve">.</w:t>
-      </w:r>
+      <w:del w:id="563" w:author="PR Preview" w:date="2026-01-01T00:00:00Z">
+        <w:r>
+          <w:delText xml:space="preserve">.</w:delText>
+        </w:r>
+      </w:del>
+    </w:p>
+    <w:p>
+      <w:pPr>
+        <w:pStyle w:val="BodyText"/>
+      </w:pPr>
+      <w:ins w:id="564" w:author="PR Preview" w:date="2026-01-01T00:00:00Z">
+        <w:r>
+          <w:t xml:space="preserve">$$
+    \begin{aligned}
+    \operatorname{f}\mathopen{}\left(\mathord{\smash[b]{\underset{\raise.3ex\hbox{$\scriptstyle\sim$}}{x}}\vphantom{x}}; {\lambda}\right)\mathclose{}
+    &amp;= \prod_{i=1}^n \frac{e^{-{\lambda}} {\lambda}^{x_i}}{x_i!}
+    &amp;&amp; \text{(independent Poisson mass functions)}\\
+    &amp;= e^{-n{\lambda}} {\lambda}^{\sum_{i=1}^nx_i} \prod_{i=1}^n \frac{1}{x_i!}
+    &amp;&amp; \text{(collect the factors)}
+    \end{aligned}
+    $$</w:t>
+        </w:r>
+      </w:ins>
+    </w:p>
+    <w:p>
+      <w:pPr>
+        <w:pStyle w:val="FirstParagraph"/>
+      </w:pPr>
+      <w:ins w:id="565" w:author="PR Preview" w:date="2026-01-01T00:00:00Z">
+        <w:r>
+          <w:t xml:space="preserve">This has the form of</w:t>
+        </w:r>
+      </w:ins>
+      <w:ins w:id="566" w:author="PR Preview" w:date="2026-01-01T00:00:00Z">
+        <w:r>
+          <w:t xml:space="preserve"> </w:t>
+        </w:r>
+      </w:ins>
+      <w:hyperlink w:anchor="eq-factorization">
+        <w:ins w:id="567" w:author="PR Preview" w:date="2026-01-01T00:00:00Z">
+          <w:r>
+            <w:rPr>
+              <w:rStyle w:val="Hyperlink"/>
+            </w:rPr>
+            <w:t xml:space="preserve">Equation 2</w:t>
+          </w:r>
+        </w:ins>
+      </w:hyperlink>
+      <w:ins w:id="568" w:author="PR Preview" w:date="2026-01-01T00:00:00Z">
+        <w:r>
+          <w:t xml:space="preserve"> </w:t>
+        </w:r>
+      </w:ins>
+      <w:ins w:id="569" w:author="PR Preview" w:date="2026-01-01T00:00:00Z">
+        <w:r>
+          <w:t xml:space="preserve">with</w:t>
+        </w:r>
+      </w:ins>
+      <w:ins w:id="570" w:author="PR Preview" w:date="2026-01-01T00:00:00Z">
+        <w:r>
+          <w:t xml:space="preserve"> </w:t>
+        </w:r>
+      </w:ins>
+      <m:oMath>
+        <m:r>
+          <m:t>g</m:t>
+        </m:r>
+        <m:r>
+          <m:t>​</m:t>
+        </m:r>
+        <m:d>
+          <m:dPr>
+            <m:begChr m:val="("/>
+            <m:sepChr m:val=""/>
+            <m:endChr m:val=")"/>
+            <m:grow/>
+          </m:dPr>
+          <m:e>
+            <m:r>
+              <m:t>t</m:t>
+            </m:r>
+            <m:r>
+              <m:rPr>
+                <m:sty m:val="p"/>
+              </m:rPr>
+              <m:t>;</m:t>
+            </m:r>
+            <m:r>
+              <m:t>λ</m:t>
+            </m:r>
+          </m:e>
+        </m:d>
+        <m:r>
+          <m:t>​</m:t>
+        </m:r>
+        <m:r>
+          <m:rPr>
+            <m:sty m:val="p"/>
+          </m:rPr>
+          <m:t>=</m:t>
+        </m:r>
+        <m:sSup>
+          <m:e>
+            <m:r>
+              <m:t>e</m:t>
+            </m:r>
+          </m:e>
+          <m:sup>
+            <m:r>
+              <m:rPr>
+                <m:sty m:val="p"/>
+              </m:rPr>
+              <m:t>−</m:t>
+            </m:r>
+            <m:r>
+              <m:t>n</m:t>
+            </m:r>
+            <m:r>
+              <m:t>λ</m:t>
+            </m:r>
+          </m:sup>
+        </m:sSup>
+        <m:sSup>
+          <m:e>
+            <m:r>
+              <m:t>λ</m:t>
+            </m:r>
+          </m:e>
+          <m:sup>
+            <m:r>
+              <m:t>t</m:t>
+            </m:r>
+          </m:sup>
+        </m:sSup>
+      </m:oMath>
+      <w:ins w:id="571" w:author="PR Preview" w:date="2026-01-01T00:00:00Z">
+        <w:r>
+          <w:t xml:space="preserve"> </w:t>
+        </w:r>
+      </w:ins>
+      <w:ins w:id="572" w:author="PR Preview" w:date="2026-01-01T00:00:00Z">
+        <w:r>
+          <w:t xml:space="preserve">and</w:t>
+        </w:r>
+      </w:ins>
+      <w:ins w:id="573" w:author="PR Preview" w:date="2026-01-01T00:00:00Z">
+        <w:r>
+          <w:t xml:space="preserve"> </w:t>
+        </w:r>
+      </w:ins>
+      <w:ins w:id="574" w:author="PR Preview" w:date="2026-01-01T00:00:00Z">
+        <w:r>
+          <w:t xml:space="preserve">$h\mathopen{}\left(\mathord{\smash[b]{\underset{\raise.3ex\hbox{$\scriptstyle\sim$}}{x}}\vphantom{x}}\right)\mathclose{} = \prod_{i=1}^n 1 / x_i!$</w:t>
+        </w:r>
+      </w:ins>
+      <w:ins w:id="575" w:author="PR Preview" w:date="2026-01-01T00:00:00Z">
+        <w:r>
+          <w:t xml:space="preserve">,</w:t>
+        </w:r>
+      </w:ins>
+      <w:ins w:id="576" w:author="PR Preview" w:date="2026-01-01T00:00:00Z">
+        <w:r>
+          <w:t xml:space="preserve"> </w:t>
+        </w:r>
+      </w:ins>
+      <w:ins w:id="577" w:author="PR Preview" w:date="2026-01-01T00:00:00Z">
+        <w:r>
+          <w:t xml:space="preserve">where</w:t>
+        </w:r>
+      </w:ins>
+      <w:ins w:id="578" w:author="PR Preview" w:date="2026-01-01T00:00:00Z">
+        <w:r>
+          <w:t xml:space="preserve"> </w:t>
+        </w:r>
+      </w:ins>
+      <m:oMath>
+        <m:r>
+          <m:t>t</m:t>
+        </m:r>
+        <m:r>
+          <m:rPr>
+            <m:sty m:val="p"/>
+          </m:rPr>
+          <m:t>=</m:t>
+        </m:r>
+        <m:nary>
+          <m:naryPr>
+            <m:chr m:val="∑"/>
+            <m:limLoc m:val="undOvr"/>
+            <m:subHide m:val="off"/>
+            <m:supHide m:val="off"/>
+          </m:naryPr>
+          <m:sub>
+            <m:r>
+              <m:t>i</m:t>
+            </m:r>
+            <m:r>
+              <m:rPr>
+                <m:sty m:val="p"/>
+              </m:rPr>
+              <m:t>=</m:t>
+            </m:r>
+            <m:r>
+              <m:t>1</m:t>
+            </m:r>
+          </m:sub>
+          <m:sup>
+            <m:r>
+              <m:t>n</m:t>
+            </m:r>
+          </m:sup>
+          <m:e>
+            <m:sSub>
+              <m:e>
+                <m:r>
+                  <m:t>x</m:t>
+                </m:r>
+              </m:e>
+              <m:sub>
+                <m:r>
+                  <m:t>i</m:t>
+                </m:r>
+              </m:sub>
+            </m:sSub>
+          </m:e>
+        </m:nary>
+      </m:oMath>
+      <w:ins w:id="579" w:author="PR Preview" w:date="2026-01-01T00:00:00Z">
+        <w:r>
+          <w:t xml:space="preserve">.</w:t>
+        </w:r>
+      </w:ins>
+      <w:ins w:id="580" w:author="PR Preview" w:date="2026-01-01T00:00:00Z">
+        <w:r>
+          <w:t xml:space="preserve"> </w:t>
+        </w:r>
+      </w:ins>
+      <w:ins w:id="581" w:author="PR Preview" w:date="2026-01-01T00:00:00Z">
+        <w:r>
+          <w:t xml:space="preserve">So the sum</w:t>
+        </w:r>
+      </w:ins>
+      <w:ins w:id="582" w:author="PR Preview" w:date="2026-01-01T00:00:00Z">
+        <w:r>
+          <w:t xml:space="preserve"> </w:t>
+        </w:r>
+      </w:ins>
+      <m:oMath>
+        <m:r>
+          <m:t>S</m:t>
+        </m:r>
+      </m:oMath>
+      <w:ins w:id="583" w:author="PR Preview" w:date="2026-01-01T00:00:00Z">
+        <w:r>
+          <w:t xml:space="preserve"> </w:t>
+        </w:r>
+      </w:ins>
+      <w:ins w:id="584" w:author="PR Preview" w:date="2026-01-01T00:00:00Z">
+        <w:r>
+          <w:t xml:space="preserve">is</w:t>
+        </w:r>
+      </w:ins>
+      <w:ins w:id="585" w:author="PR Preview" w:date="2026-01-01T00:00:00Z">
+        <w:r>
+          <w:t xml:space="preserve"> </w:t>
+        </w:r>
+      </w:ins>
+      <w:hyperlink w:anchor="def-sufficient">
+        <w:ins w:id="586" w:author="PR Preview" w:date="2026-01-01T00:00:00Z">
+          <w:r>
+            <w:rPr>
+              <w:rStyle w:val="Hyperlink"/>
+            </w:rPr>
+            <w:t xml:space="preserve">sufficient</w:t>
+          </w:r>
+        </w:ins>
+      </w:hyperlink>
+      <w:ins w:id="587" w:author="PR Preview" w:date="2026-01-01T00:00:00Z">
+        <w:r>
+          <w:t xml:space="preserve"> </w:t>
+        </w:r>
+      </w:ins>
+      <w:ins w:id="588" w:author="PR Preview" w:date="2026-01-01T00:00:00Z">
+        <w:r>
+          <w:t xml:space="preserve">for</w:t>
+        </w:r>
+      </w:ins>
+      <w:ins w:id="589" w:author="PR Preview" w:date="2026-01-01T00:00:00Z">
+        <w:r>
+          <w:t xml:space="preserve"> </w:t>
+        </w:r>
+      </w:ins>
+      <m:oMath>
+        <m:r>
+          <m:t>λ</m:t>
+        </m:r>
+      </m:oMath>
+      <w:ins w:id="590" w:author="PR Preview" w:date="2026-01-01T00:00:00Z">
+        <w:r>
+          <w:t xml:space="preserve"> </w:t>
+        </w:r>
+      </w:ins>
+      <w:ins w:id="591" w:author="PR Preview" w:date="2026-01-01T00:00:00Z">
+        <w:r>
+          <w:t xml:space="preserve">by</w:t>
+        </w:r>
+      </w:ins>
+      <w:ins w:id="592" w:author="PR Preview" w:date="2026-01-01T00:00:00Z">
+        <w:r>
+          <w:t xml:space="preserve"> </w:t>
+        </w:r>
+      </w:ins>
+      <w:hyperlink w:anchor="thm-factorization">
+        <w:ins w:id="593" w:author="PR Preview" w:date="2026-01-01T00:00:00Z">
+          <w:r>
+            <w:rPr>
+              <w:rStyle w:val="Hyperlink"/>
+            </w:rPr>
+            <w:t xml:space="preserve">Theorem 1</w:t>
+          </w:r>
+        </w:ins>
+      </w:hyperlink>
+      <w:ins w:id="594" w:author="PR Preview" w:date="2026-01-01T00:00:00Z">
+        <w:r>
+          <w:t xml:space="preserve">.</w:t>
+        </w:r>
+      </w:ins>
     </w:p>
     <w:bookmarkEnd w:id="20"/>
     <w:bookmarkEnd w:id="21"/>
@@ -6499,22 +9133,30 @@
       <w:pPr>
         <w:pStyle w:val="FirstParagraph"/>
       </w:pPr>
-      <w:r>
-        <w:rPr>
-          <w:b/>
-          <w:bCs/>
-        </w:rPr>
-        <w:t xml:space="preserve">Definition 3 (Rao–Blackwellized estimator)</w:t>
-      </w:r>
-      <w:r>
-        <w:t xml:space="preserve"> </w:t>
-      </w:r>
-      <w:r>
-        <w:t xml:space="preserve">Let</w:t>
-      </w:r>
-      <w:r>
-        <w:t xml:space="preserve"> </w:t>
-      </w:r>
+      <w:del w:id="595" w:author="PR Preview" w:date="2026-01-01T00:00:00Z">
+        <w:r>
+          <w:rPr>
+            <w:b/>
+            <w:bCs/>
+          </w:rPr>
+          <w:delText xml:space="preserve">Definition 3 (Rao–Blackwellized estimator)</w:delText>
+        </w:r>
+      </w:del>
+      <w:del w:id="596" w:author="PR Preview" w:date="2026-01-01T00:00:00Z">
+        <w:r>
+          <w:delText xml:space="preserve"> </w:delText>
+        </w:r>
+      </w:del>
+      <w:del w:id="597" w:author="PR Preview" w:date="2026-01-01T00:00:00Z">
+        <w:r>
+          <w:delText xml:space="preserve">Let</w:delText>
+        </w:r>
+      </w:del>
+      <w:del w:id="598" w:author="PR Preview" w:date="2026-01-01T00:00:00Z">
+        <w:r>
+          <w:delText xml:space="preserve"> </w:delText>
+        </w:r>
+      </w:del>
       <m:oMath>
         <m:acc>
           <m:accPr>
@@ -6527,49 +9169,71 @@
           </m:e>
         </m:acc>
       </m:oMath>
-      <w:r>
-        <w:t xml:space="preserve"> </w:t>
-      </w:r>
-      <w:r>
-        <w:t xml:space="preserve">be an</w:t>
-      </w:r>
-      <w:r>
-        <w:t xml:space="preserve"> </w:t>
-      </w:r>
+      <w:del w:id="599" w:author="PR Preview" w:date="2026-01-01T00:00:00Z">
+        <w:r>
+          <w:delText xml:space="preserve"> </w:delText>
+        </w:r>
+      </w:del>
+      <w:del w:id="600" w:author="PR Preview" w:date="2026-01-01T00:00:00Z">
+        <w:r>
+          <w:delText xml:space="preserve">be an</w:delText>
+        </w:r>
+      </w:del>
+      <w:del w:id="601" w:author="PR Preview" w:date="2026-01-01T00:00:00Z">
+        <w:r>
+          <w:delText xml:space="preserve"> </w:delText>
+        </w:r>
+      </w:del>
       <w:hyperlink r:id="rId10">
-        <w:r>
-          <w:rPr>
-            <w:rStyle w:val="Hyperlink"/>
-          </w:rPr>
-          <w:t xml:space="preserve">estimator</w:t>
-        </w:r>
+        <w:del w:id="602" w:author="PR Preview" w:date="2026-01-01T00:00:00Z">
+          <w:r>
+            <w:rPr>
+              <w:rStyle w:val="Hyperlink"/>
+            </w:rPr>
+            <w:delText xml:space="preserve">estimator</w:delText>
+          </w:r>
+        </w:del>
       </w:hyperlink>
-      <w:r>
-        <w:t xml:space="preserve"> </w:t>
-      </w:r>
-      <w:r>
-        <w:t xml:space="preserve">of</w:t>
-      </w:r>
-      <w:r>
-        <w:t xml:space="preserve"> </w:t>
-      </w:r>
+      <w:del w:id="603" w:author="PR Preview" w:date="2026-01-01T00:00:00Z">
+        <w:r>
+          <w:delText xml:space="preserve"> </w:delText>
+        </w:r>
+      </w:del>
+      <w:del w:id="604" w:author="PR Preview" w:date="2026-01-01T00:00:00Z">
+        <w:r>
+          <w:delText xml:space="preserve">of</w:delText>
+        </w:r>
+      </w:del>
+      <w:del w:id="605" w:author="PR Preview" w:date="2026-01-01T00:00:00Z">
+        <w:r>
+          <w:delText xml:space="preserve"> </w:delText>
+        </w:r>
+      </w:del>
       <m:oMath>
         <m:r>
           <m:t>θ</m:t>
         </m:r>
       </m:oMath>
-      <w:r>
-        <w:t xml:space="preserve">,</w:t>
-      </w:r>
-      <w:r>
-        <w:t xml:space="preserve"> </w:t>
-      </w:r>
-      <w:r>
-        <w:t xml:space="preserve">and let</w:t>
-      </w:r>
-      <w:r>
-        <w:t xml:space="preserve"> </w:t>
-      </w:r>
+      <w:del w:id="606" w:author="PR Preview" w:date="2026-01-01T00:00:00Z">
+        <w:r>
+          <w:delText xml:space="preserve">,</w:delText>
+        </w:r>
+      </w:del>
+      <w:del w:id="607" w:author="PR Preview" w:date="2026-01-01T00:00:00Z">
+        <w:r>
+          <w:delText xml:space="preserve"> </w:delText>
+        </w:r>
+      </w:del>
+      <w:del w:id="608" w:author="PR Preview" w:date="2026-01-01T00:00:00Z">
+        <w:r>
+          <w:delText xml:space="preserve">and let</w:delText>
+        </w:r>
+      </w:del>
+      <w:del w:id="609" w:author="PR Preview" w:date="2026-01-01T00:00:00Z">
+        <w:r>
+          <w:delText xml:space="preserve"> </w:delText>
+        </w:r>
+      </w:del>
       <m:oMath>
         <m:r>
           <m:t>T</m:t>
@@ -6606,65 +9270,95 @@
           <m:t>​</m:t>
         </m:r>
       </m:oMath>
-      <w:r>
-        <w:t xml:space="preserve"> </w:t>
-      </w:r>
-      <w:r>
-        <w:t xml:space="preserve">be a</w:t>
-      </w:r>
-      <w:r>
-        <w:t xml:space="preserve"> </w:t>
-      </w:r>
+      <w:del w:id="610" w:author="PR Preview" w:date="2026-01-01T00:00:00Z">
+        <w:r>
+          <w:delText xml:space="preserve"> </w:delText>
+        </w:r>
+      </w:del>
+      <w:del w:id="611" w:author="PR Preview" w:date="2026-01-01T00:00:00Z">
+        <w:r>
+          <w:delText xml:space="preserve">be a</w:delText>
+        </w:r>
+      </w:del>
+      <w:del w:id="612" w:author="PR Preview" w:date="2026-01-01T00:00:00Z">
+        <w:r>
+          <w:delText xml:space="preserve"> </w:delText>
+        </w:r>
+      </w:del>
       <w:hyperlink w:anchor="def-sufficient">
+        <w:del w:id="613" w:author="PR Preview" w:date="2026-01-01T00:00:00Z">
+          <w:r>
+            <w:rPr>
+              <w:rStyle w:val="Hyperlink"/>
+            </w:rPr>
+            <w:delText xml:space="preserve">sufficient</w:delText>
+          </w:r>
+        </w:del>
+      </w:hyperlink>
+      <w:del w:id="614" w:author="PR Preview" w:date="2026-01-01T00:00:00Z">
+        <w:r>
+          <w:delText xml:space="preserve"> </w:delText>
+        </w:r>
+      </w:del>
+      <w:del w:id="615" w:author="PR Preview" w:date="2026-01-01T00:00:00Z">
+        <w:r>
+          <w:delText xml:space="preserve">statistic for</w:delText>
+        </w:r>
+      </w:del>
+      <w:del w:id="616" w:author="PR Preview" w:date="2026-01-01T00:00:00Z">
+        <w:r>
+          <w:delText xml:space="preserve"> </w:delText>
+        </w:r>
+      </w:del>
+      <m:oMath>
+        <m:r>
+          <m:t>θ</m:t>
+        </m:r>
+      </m:oMath>
+      <w:del w:id="617" w:author="PR Preview" w:date="2026-01-01T00:00:00Z">
+        <w:r>
+          <w:delText xml:space="preserve">.</w:delText>
+        </w:r>
+      </w:del>
+      <w:del w:id="618" w:author="PR Preview" w:date="2026-01-01T00:00:00Z">
+        <w:r>
+          <w:delText xml:space="preserve"> </w:delText>
+        </w:r>
+      </w:del>
+      <w:del w:id="619" w:author="PR Preview" w:date="2026-01-01T00:00:00Z">
+        <w:r>
+          <w:delText xml:space="preserve">The</w:delText>
+        </w:r>
+      </w:del>
+      <w:del w:id="620" w:author="PR Preview" w:date="2026-01-01T00:00:00Z">
+        <w:r>
+          <w:delText xml:space="preserve"> </w:delText>
+        </w:r>
+      </w:del>
+      <w:del w:id="621" w:author="PR Preview" w:date="2026-01-01T00:00:00Z">
         <w:r>
           <w:rPr>
-            <w:rStyle w:val="Hyperlink"/>
+            <w:b/>
+            <w:bCs/>
           </w:rPr>
-          <w:t xml:space="preserve">sufficient</w:t>
-        </w:r>
-      </w:hyperlink>
-      <w:r>
-        <w:t xml:space="preserve"> </w:t>
-      </w:r>
-      <w:r>
-        <w:t xml:space="preserve">statistic for</w:t>
-      </w:r>
-      <w:r>
-        <w:t xml:space="preserve"> </w:t>
-      </w:r>
-      <m:oMath>
-        <m:r>
-          <m:t>θ</m:t>
-        </m:r>
-      </m:oMath>
-      <w:r>
-        <w:t xml:space="preserve">.</w:t>
-      </w:r>
-      <w:r>
-        <w:t xml:space="preserve"> </w:t>
-      </w:r>
-      <w:r>
-        <w:t xml:space="preserve">The</w:t>
-      </w:r>
-      <w:r>
-        <w:t xml:space="preserve"> </w:t>
-      </w:r>
-      <w:r>
-        <w:rPr>
-          <w:b/>
-          <w:bCs/>
-        </w:rPr>
-        <w:t xml:space="preserve">Rao–Blackwellized estimator</w:t>
-      </w:r>
-      <w:r>
-        <w:t xml:space="preserve"> </w:t>
-      </w:r>
-      <w:r>
-        <w:t xml:space="preserve">is the conditional expectation of</w:t>
-      </w:r>
-      <w:r>
-        <w:t xml:space="preserve"> </w:t>
-      </w:r>
+          <w:delText xml:space="preserve">Rao–Blackwellized estimator</w:delText>
+        </w:r>
+      </w:del>
+      <w:del w:id="622" w:author="PR Preview" w:date="2026-01-01T00:00:00Z">
+        <w:r>
+          <w:delText xml:space="preserve"> </w:delText>
+        </w:r>
+      </w:del>
+      <w:del w:id="623" w:author="PR Preview" w:date="2026-01-01T00:00:00Z">
+        <w:r>
+          <w:delText xml:space="preserve">is the conditional expectation of</w:delText>
+        </w:r>
+      </w:del>
+      <w:del w:id="624" w:author="PR Preview" w:date="2026-01-01T00:00:00Z">
+        <w:r>
+          <w:delText xml:space="preserve"> </w:delText>
+        </w:r>
+      </w:del>
       <m:oMath>
         <m:acc>
           <m:accPr>
@@ -6677,12 +9371,16 @@
           </m:e>
         </m:acc>
       </m:oMath>
-      <w:r>
-        <w:t xml:space="preserve"> </w:t>
-      </w:r>
-      <w:r>
-        <w:t xml:space="preserve">given the statistic:</w:t>
-      </w:r>
+      <w:del w:id="625" w:author="PR Preview" w:date="2026-01-01T00:00:00Z">
+        <w:r>
+          <w:delText xml:space="preserve"> </w:delText>
+        </w:r>
+      </w:del>
+      <w:del w:id="626" w:author="PR Preview" w:date="2026-01-01T00:00:00Z">
+        <w:r>
+          <w:delText xml:space="preserve">given the statistic:</w:delText>
+        </w:r>
+      </w:del>
     </w:p>
     <w:p>
       <w:pPr>
@@ -6835,28 +9533,34 @@
       </m:oMathPara>
       <w:bookmarkEnd w:id="22"/>
     </w:p>
-    <w:bookmarkEnd w:id="23"/>
-    <w:bookmarkStart w:id="24" w:name="lem-rb-statistic"/>
     <w:p>
       <w:pPr>
         <w:pStyle w:val="FirstParagraph"/>
       </w:pPr>
-      <w:r>
-        <w:rPr>
-          <w:b/>
-          <w:bCs/>
-        </w:rPr>
-        <w:t xml:space="preserve">Lemma 1 (The Rao–Blackwellized estimator is a statistic)</w:t>
-      </w:r>
-      <w:r>
-        <w:t xml:space="preserve"> </w:t>
-      </w:r>
-      <w:r>
-        <w:t xml:space="preserve">Let</w:t>
-      </w:r>
-      <w:r>
-        <w:t xml:space="preserve"> </w:t>
-      </w:r>
+      <w:del w:id="627" w:author="PR Preview" w:date="2026-01-01T00:00:00Z">
+        <w:r>
+          <w:rPr>
+            <w:b/>
+            <w:bCs/>
+          </w:rPr>
+          <w:delText xml:space="preserve">Lemma 1 (The Rao–Blackwellized estimator is a statistic)</w:delText>
+        </w:r>
+      </w:del>
+      <w:del w:id="628" w:author="PR Preview" w:date="2026-01-01T00:00:00Z">
+        <w:r>
+          <w:delText xml:space="preserve"> </w:delText>
+        </w:r>
+      </w:del>
+      <w:del w:id="629" w:author="PR Preview" w:date="2026-01-01T00:00:00Z">
+        <w:r>
+          <w:delText xml:space="preserve">Let</w:delText>
+        </w:r>
+      </w:del>
+      <w:del w:id="630" w:author="PR Preview" w:date="2026-01-01T00:00:00Z">
+        <w:r>
+          <w:delText xml:space="preserve"> </w:delText>
+        </w:r>
+      </w:del>
       <m:oMath>
         <m:r>
           <m:t>T</m:t>
@@ -6893,46 +9597,66 @@
           <m:t>​</m:t>
         </m:r>
       </m:oMath>
-      <w:r>
-        <w:t xml:space="preserve"> </w:t>
-      </w:r>
-      <w:r>
-        <w:t xml:space="preserve">be a</w:t>
-      </w:r>
-      <w:r>
-        <w:t xml:space="preserve"> </w:t>
-      </w:r>
+      <w:del w:id="631" w:author="PR Preview" w:date="2026-01-01T00:00:00Z">
+        <w:r>
+          <w:delText xml:space="preserve"> </w:delText>
+        </w:r>
+      </w:del>
+      <w:del w:id="632" w:author="PR Preview" w:date="2026-01-01T00:00:00Z">
+        <w:r>
+          <w:delText xml:space="preserve">be a</w:delText>
+        </w:r>
+      </w:del>
+      <w:del w:id="633" w:author="PR Preview" w:date="2026-01-01T00:00:00Z">
+        <w:r>
+          <w:delText xml:space="preserve"> </w:delText>
+        </w:r>
+      </w:del>
       <w:hyperlink w:anchor="def-sufficient">
-        <w:r>
-          <w:rPr>
-            <w:rStyle w:val="Hyperlink"/>
-          </w:rPr>
-          <w:t xml:space="preserve">sufficient</w:t>
-        </w:r>
+        <w:del w:id="634" w:author="PR Preview" w:date="2026-01-01T00:00:00Z">
+          <w:r>
+            <w:rPr>
+              <w:rStyle w:val="Hyperlink"/>
+            </w:rPr>
+            <w:delText xml:space="preserve">sufficient</w:delText>
+          </w:r>
+        </w:del>
       </w:hyperlink>
-      <w:r>
-        <w:t xml:space="preserve"> </w:t>
-      </w:r>
-      <w:r>
-        <w:t xml:space="preserve">statistic for</w:t>
-      </w:r>
-      <w:r>
-        <w:t xml:space="preserve"> </w:t>
-      </w:r>
+      <w:del w:id="635" w:author="PR Preview" w:date="2026-01-01T00:00:00Z">
+        <w:r>
+          <w:delText xml:space="preserve"> </w:delText>
+        </w:r>
+      </w:del>
+      <w:del w:id="636" w:author="PR Preview" w:date="2026-01-01T00:00:00Z">
+        <w:r>
+          <w:delText xml:space="preserve">statistic for</w:delText>
+        </w:r>
+      </w:del>
+      <w:del w:id="637" w:author="PR Preview" w:date="2026-01-01T00:00:00Z">
+        <w:r>
+          <w:delText xml:space="preserve"> </w:delText>
+        </w:r>
+      </w:del>
       <m:oMath>
         <m:r>
           <m:t>θ</m:t>
         </m:r>
       </m:oMath>
-      <w:r>
-        <w:t xml:space="preserve"> </w:t>
-      </w:r>
-      <w:r>
-        <w:t xml:space="preserve">and</w:t>
-      </w:r>
-      <w:r>
-        <w:t xml:space="preserve"> </w:t>
-      </w:r>
+      <w:del w:id="638" w:author="PR Preview" w:date="2026-01-01T00:00:00Z">
+        <w:r>
+          <w:delText xml:space="preserve"> </w:delText>
+        </w:r>
+      </w:del>
+      <w:del w:id="639" w:author="PR Preview" w:date="2026-01-01T00:00:00Z">
+        <w:r>
+          <w:delText xml:space="preserve">and</w:delText>
+        </w:r>
+      </w:del>
+      <w:del w:id="640" w:author="PR Preview" w:date="2026-01-01T00:00:00Z">
+        <w:r>
+          <w:delText xml:space="preserve"> </w:delText>
+        </w:r>
+      </w:del>
       <m:oMath>
         <m:acc>
           <m:accPr>
@@ -6945,35 +9669,51 @@
           </m:e>
         </m:acc>
       </m:oMath>
-      <w:r>
-        <w:t xml:space="preserve"> </w:t>
-      </w:r>
-      <w:r>
-        <w:t xml:space="preserve">an estimator of</w:t>
-      </w:r>
-      <w:r>
-        <w:t xml:space="preserve"> </w:t>
-      </w:r>
+      <w:del w:id="641" w:author="PR Preview" w:date="2026-01-01T00:00:00Z">
+        <w:r>
+          <w:delText xml:space="preserve"> </w:delText>
+        </w:r>
+      </w:del>
+      <w:del w:id="642" w:author="PR Preview" w:date="2026-01-01T00:00:00Z">
+        <w:r>
+          <w:delText xml:space="preserve">an estimator of</w:delText>
+        </w:r>
+      </w:del>
+      <w:del w:id="643" w:author="PR Preview" w:date="2026-01-01T00:00:00Z">
+        <w:r>
+          <w:delText xml:space="preserve"> </w:delText>
+        </w:r>
+      </w:del>
       <m:oMath>
         <m:r>
           <m:t>θ</m:t>
         </m:r>
       </m:oMath>
-      <w:r>
-        <w:t xml:space="preserve"> </w:t>
-      </w:r>
-      <w:r>
-        <w:t xml:space="preserve">with finite expectation.</w:t>
-      </w:r>
-      <w:r>
-        <w:t xml:space="preserve"> </w:t>
-      </w:r>
-      <w:r>
-        <w:t xml:space="preserve">Then</w:t>
-      </w:r>
-      <w:r>
-        <w:t xml:space="preserve"> </w:t>
-      </w:r>
+      <w:del w:id="644" w:author="PR Preview" w:date="2026-01-01T00:00:00Z">
+        <w:r>
+          <w:delText xml:space="preserve"> </w:delText>
+        </w:r>
+      </w:del>
+      <w:del w:id="645" w:author="PR Preview" w:date="2026-01-01T00:00:00Z">
+        <w:r>
+          <w:delText xml:space="preserve">with finite expectation.</w:delText>
+        </w:r>
+      </w:del>
+      <w:del w:id="646" w:author="PR Preview" w:date="2026-01-01T00:00:00Z">
+        <w:r>
+          <w:delText xml:space="preserve"> </w:delText>
+        </w:r>
+      </w:del>
+      <w:del w:id="647" w:author="PR Preview" w:date="2026-01-01T00:00:00Z">
+        <w:r>
+          <w:delText xml:space="preserve">Then</w:delText>
+        </w:r>
+      </w:del>
+      <w:del w:id="648" w:author="PR Preview" w:date="2026-01-01T00:00:00Z">
+        <w:r>
+          <w:delText xml:space="preserve"> </w:delText>
+        </w:r>
+      </w:del>
       <m:oMath>
         <m:r>
           <m:rPr>
@@ -7048,82 +9788,115 @@
           <m:t>​</m:t>
         </m:r>
       </m:oMath>
-      <w:r>
-        <w:t xml:space="preserve"> </w:t>
-      </w:r>
-      <w:r>
-        <w:t xml:space="preserve">does not depend on</w:t>
-      </w:r>
-      <w:r>
-        <w:t xml:space="preserve"> </w:t>
-      </w:r>
+      <w:del w:id="649" w:author="PR Preview" w:date="2026-01-01T00:00:00Z">
+        <w:r>
+          <w:delText xml:space="preserve"> </w:delText>
+        </w:r>
+      </w:del>
+      <w:del w:id="650" w:author="PR Preview" w:date="2026-01-01T00:00:00Z">
+        <w:r>
+          <w:delText xml:space="preserve">does not depend on</w:delText>
+        </w:r>
+      </w:del>
+      <w:del w:id="651" w:author="PR Preview" w:date="2026-01-01T00:00:00Z">
+        <w:r>
+          <w:delText xml:space="preserve"> </w:delText>
+        </w:r>
+      </w:del>
       <m:oMath>
         <m:r>
           <m:t>θ</m:t>
         </m:r>
       </m:oMath>
-      <w:r>
-        <w:t xml:space="preserve">,</w:t>
-      </w:r>
-      <w:r>
-        <w:t xml:space="preserve"> </w:t>
-      </w:r>
-      <w:r>
-        <w:t xml:space="preserve">so it is a</w:t>
-      </w:r>
-      <w:r>
-        <w:t xml:space="preserve"> </w:t>
-      </w:r>
+      <w:del w:id="652" w:author="PR Preview" w:date="2026-01-01T00:00:00Z">
+        <w:r>
+          <w:delText xml:space="preserve">,</w:delText>
+        </w:r>
+      </w:del>
+      <w:del w:id="653" w:author="PR Preview" w:date="2026-01-01T00:00:00Z">
+        <w:r>
+          <w:delText xml:space="preserve"> </w:delText>
+        </w:r>
+      </w:del>
+      <w:del w:id="654" w:author="PR Preview" w:date="2026-01-01T00:00:00Z">
+        <w:r>
+          <w:delText xml:space="preserve">so it is a</w:delText>
+        </w:r>
+      </w:del>
+      <w:del w:id="655" w:author="PR Preview" w:date="2026-01-01T00:00:00Z">
+        <w:r>
+          <w:delText xml:space="preserve"> </w:delText>
+        </w:r>
+      </w:del>
       <w:hyperlink w:anchor="def-statistic">
-        <w:r>
-          <w:rPr>
-            <w:rStyle w:val="Hyperlink"/>
-          </w:rPr>
-          <w:t xml:space="preserve">statistic</w:t>
-        </w:r>
+        <w:del w:id="656" w:author="PR Preview" w:date="2026-01-01T00:00:00Z">
+          <w:r>
+            <w:rPr>
+              <w:rStyle w:val="Hyperlink"/>
+            </w:rPr>
+            <w:delText xml:space="preserve">statistic</w:delText>
+          </w:r>
+        </w:del>
       </w:hyperlink>
-      <w:r>
-        <w:t xml:space="preserve"> </w:t>
-      </w:r>
-      <w:r>
-        <w:t xml:space="preserve">and an estimator.</w:t>
-      </w:r>
+      <w:del w:id="657" w:author="PR Preview" w:date="2026-01-01T00:00:00Z">
+        <w:r>
+          <w:delText xml:space="preserve"> </w:delText>
+        </w:r>
+      </w:del>
+      <w:del w:id="658" w:author="PR Preview" w:date="2026-01-01T00:00:00Z">
+        <w:r>
+          <w:delText xml:space="preserve">and an estimator.</w:delText>
+        </w:r>
+      </w:del>
     </w:p>
-    <w:bookmarkEnd w:id="24"/>
     <w:p>
       <w:pPr>
         <w:pStyle w:val="BodyText"/>
       </w:pPr>
-      <w:r>
-        <w:rPr>
-          <w:i/>
-          <w:iCs/>
-        </w:rPr>
-        <w:t xml:space="preserve">Proof</w:t>
-      </w:r>
-      <w:r>
-        <w:t xml:space="preserve">. </w:t>
-      </w:r>
-      <w:r>
-        <w:t xml:space="preserve">Take a discrete sample, and fix a value</w:t>
-      </w:r>
-      <w:r>
-        <w:t xml:space="preserve"> </w:t>
-      </w:r>
+      <w:del w:id="659" w:author="PR Preview" w:date="2026-01-01T00:00:00Z">
+        <w:r>
+          <w:rPr>
+            <w:i/>
+            <w:iCs/>
+          </w:rPr>
+          <w:delText xml:space="preserve">Proof</w:delText>
+        </w:r>
+      </w:del>
+      <w:del w:id="660" w:author="PR Preview" w:date="2026-01-01T00:00:00Z">
+        <w:r>
+          <w:delText xml:space="preserve">. </w:delText>
+        </w:r>
+      </w:del>
+      <w:del w:id="661" w:author="PR Preview" w:date="2026-01-01T00:00:00Z">
+        <w:r>
+          <w:delText xml:space="preserve">Take a discrete sample, and fix a value</w:delText>
+        </w:r>
+      </w:del>
+      <w:del w:id="662" w:author="PR Preview" w:date="2026-01-01T00:00:00Z">
+        <w:r>
+          <w:delText xml:space="preserve"> </w:delText>
+        </w:r>
+      </w:del>
       <m:oMath>
         <m:r>
           <m:t>t</m:t>
         </m:r>
       </m:oMath>
-      <w:r>
-        <w:t xml:space="preserve"> </w:t>
-      </w:r>
-      <w:r>
-        <w:t xml:space="preserve">that</w:t>
-      </w:r>
-      <w:r>
-        <w:t xml:space="preserve"> </w:t>
-      </w:r>
+      <w:del w:id="663" w:author="PR Preview" w:date="2026-01-01T00:00:00Z">
+        <w:r>
+          <w:delText xml:space="preserve"> </w:delText>
+        </w:r>
+      </w:del>
+      <w:del w:id="664" w:author="PR Preview" w:date="2026-01-01T00:00:00Z">
+        <w:r>
+          <w:delText xml:space="preserve">that</w:delText>
+        </w:r>
+      </w:del>
+      <w:del w:id="665" w:author="PR Preview" w:date="2026-01-01T00:00:00Z">
+        <w:r>
+          <w:delText xml:space="preserve"> </w:delText>
+        </w:r>
+      </w:del>
       <m:oMath>
         <m:r>
           <m:t>T</m:t>
@@ -7160,21 +9933,31 @@
           <m:t>​</m:t>
         </m:r>
       </m:oMath>
-      <w:r>
-        <w:t xml:space="preserve"> </w:t>
-      </w:r>
-      <w:r>
-        <w:t xml:space="preserve">takes with positive probability.</w:t>
-      </w:r>
-      <w:r>
-        <w:t xml:space="preserve"> </w:t>
-      </w:r>
-      <w:r>
-        <w:t xml:space="preserve">Write</w:t>
-      </w:r>
-      <w:r>
-        <w:t xml:space="preserve"> </w:t>
-      </w:r>
+      <w:del w:id="666" w:author="PR Preview" w:date="2026-01-01T00:00:00Z">
+        <w:r>
+          <w:delText xml:space="preserve"> </w:delText>
+        </w:r>
+      </w:del>
+      <w:del w:id="667" w:author="PR Preview" w:date="2026-01-01T00:00:00Z">
+        <w:r>
+          <w:delText xml:space="preserve">takes with positive probability.</w:delText>
+        </w:r>
+      </w:del>
+      <w:del w:id="668" w:author="PR Preview" w:date="2026-01-01T00:00:00Z">
+        <w:r>
+          <w:delText xml:space="preserve"> </w:delText>
+        </w:r>
+      </w:del>
+      <w:del w:id="669" w:author="PR Preview" w:date="2026-01-01T00:00:00Z">
+        <w:r>
+          <w:delText xml:space="preserve">Write</w:delText>
+        </w:r>
+      </w:del>
+      <w:del w:id="670" w:author="PR Preview" w:date="2026-01-01T00:00:00Z">
+        <w:r>
+          <w:delText xml:space="preserve"> </w:delText>
+        </w:r>
+      </w:del>
       <m:oMath>
         <m:acc>
           <m:accPr>
@@ -7234,9 +10017,11 @@
           <m:t>​</m:t>
         </m:r>
       </m:oMath>
-      <w:r>
-        <w:t xml:space="preserve">.</w:t>
-      </w:r>
+      <w:del w:id="671" w:author="PR Preview" w:date="2026-01-01T00:00:00Z">
+        <w:r>
+          <w:delText xml:space="preserve">.</w:delText>
+        </w:r>
+      </w:del>
     </w:p>
     <w:p>
       <w:pPr>
@@ -7553,12 +10338,16 @@
       <w:pPr>
         <w:pStyle w:val="FirstParagraph"/>
       </w:pPr>
-      <w:r>
-        <w:t xml:space="preserve">Each term involves</w:t>
-      </w:r>
-      <w:r>
-        <w:t xml:space="preserve"> </w:t>
-      </w:r>
+      <w:del w:id="672" w:author="PR Preview" w:date="2026-01-01T00:00:00Z">
+        <w:r>
+          <w:delText xml:space="preserve">Each term involves</w:delText>
+        </w:r>
+      </w:del>
+      <w:del w:id="673" w:author="PR Preview" w:date="2026-01-01T00:00:00Z">
+        <w:r>
+          <w:delText xml:space="preserve"> </w:delText>
+        </w:r>
+      </w:del>
       <m:oMath>
         <m:acc>
           <m:accPr>
@@ -7602,93 +10391,130 @@
           <m:t>​</m:t>
         </m:r>
       </m:oMath>
-      <w:r>
-        <w:t xml:space="preserve">, which does not depend on</w:t>
-      </w:r>
-      <w:r>
-        <w:t xml:space="preserve"> </w:t>
-      </w:r>
+      <w:del w:id="674" w:author="PR Preview" w:date="2026-01-01T00:00:00Z">
+        <w:r>
+          <w:delText xml:space="preserve">, which does not depend on</w:delText>
+        </w:r>
+      </w:del>
+      <w:del w:id="675" w:author="PR Preview" w:date="2026-01-01T00:00:00Z">
+        <w:r>
+          <w:delText xml:space="preserve"> </w:delText>
+        </w:r>
+      </w:del>
       <m:oMath>
         <m:r>
           <m:t>θ</m:t>
         </m:r>
       </m:oMath>
-      <w:r>
-        <w:t xml:space="preserve">,</w:t>
-      </w:r>
-      <w:r>
-        <w:t xml:space="preserve"> </w:t>
-      </w:r>
-      <w:r>
-        <w:t xml:space="preserve">and the conditional probability, which does not depend on</w:t>
-      </w:r>
-      <w:r>
-        <w:t xml:space="preserve"> </w:t>
-      </w:r>
+      <w:del w:id="676" w:author="PR Preview" w:date="2026-01-01T00:00:00Z">
+        <w:r>
+          <w:delText xml:space="preserve">,</w:delText>
+        </w:r>
+      </w:del>
+      <w:del w:id="677" w:author="PR Preview" w:date="2026-01-01T00:00:00Z">
+        <w:r>
+          <w:delText xml:space="preserve"> </w:delText>
+        </w:r>
+      </w:del>
+      <w:del w:id="678" w:author="PR Preview" w:date="2026-01-01T00:00:00Z">
+        <w:r>
+          <w:delText xml:space="preserve">and the conditional probability, which does not depend on</w:delText>
+        </w:r>
+      </w:del>
+      <w:del w:id="679" w:author="PR Preview" w:date="2026-01-01T00:00:00Z">
+        <w:r>
+          <w:delText xml:space="preserve"> </w:delText>
+        </w:r>
+      </w:del>
       <m:oMath>
         <m:r>
           <m:t>θ</m:t>
         </m:r>
       </m:oMath>
-      <w:r>
-        <w:t xml:space="preserve"> </w:t>
-      </w:r>
-      <w:r>
-        <w:t xml:space="preserve">by</w:t>
-      </w:r>
-      <w:r>
-        <w:t xml:space="preserve"> </w:t>
-      </w:r>
+      <w:del w:id="680" w:author="PR Preview" w:date="2026-01-01T00:00:00Z">
+        <w:r>
+          <w:delText xml:space="preserve"> </w:delText>
+        </w:r>
+      </w:del>
+      <w:del w:id="681" w:author="PR Preview" w:date="2026-01-01T00:00:00Z">
+        <w:r>
+          <w:delText xml:space="preserve">by</w:delText>
+        </w:r>
+      </w:del>
+      <w:del w:id="682" w:author="PR Preview" w:date="2026-01-01T00:00:00Z">
+        <w:r>
+          <w:delText xml:space="preserve"> </w:delText>
+        </w:r>
+      </w:del>
       <w:hyperlink w:anchor="eq-sufficient">
-        <w:r>
-          <w:rPr>
-            <w:rStyle w:val="Hyperlink"/>
-          </w:rPr>
-          <w:t xml:space="preserve">Equation 1</w:t>
-        </w:r>
+        <w:del w:id="683" w:author="PR Preview" w:date="2026-01-01T00:00:00Z">
+          <w:r>
+            <w:rPr>
+              <w:rStyle w:val="Hyperlink"/>
+            </w:rPr>
+            <w:delText xml:space="preserve">Equation 1</w:delText>
+          </w:r>
+        </w:del>
       </w:hyperlink>
-      <w:r>
-        <w:t xml:space="preserve">.</w:t>
-      </w:r>
-      <w:r>
-        <w:t xml:space="preserve"> </w:t>
-      </w:r>
-      <w:r>
-        <w:t xml:space="preserve">So the sum does not depend on</w:t>
-      </w:r>
-      <w:r>
-        <w:t xml:space="preserve"> </w:t>
-      </w:r>
+      <w:del w:id="684" w:author="PR Preview" w:date="2026-01-01T00:00:00Z">
+        <w:r>
+          <w:delText xml:space="preserve">.</w:delText>
+        </w:r>
+      </w:del>
+      <w:del w:id="685" w:author="PR Preview" w:date="2026-01-01T00:00:00Z">
+        <w:r>
+          <w:delText xml:space="preserve"> </w:delText>
+        </w:r>
+      </w:del>
+      <w:del w:id="686" w:author="PR Preview" w:date="2026-01-01T00:00:00Z">
+        <w:r>
+          <w:delText xml:space="preserve">So the sum does not depend on</w:delText>
+        </w:r>
+      </w:del>
+      <w:del w:id="687" w:author="PR Preview" w:date="2026-01-01T00:00:00Z">
+        <w:r>
+          <w:delText xml:space="preserve"> </w:delText>
+        </w:r>
+      </w:del>
       <m:oMath>
         <m:r>
           <m:t>θ</m:t>
         </m:r>
       </m:oMath>
-      <w:r>
-        <w:t xml:space="preserve">.</w:t>
-      </w:r>
+      <w:del w:id="688" w:author="PR Preview" w:date="2026-01-01T00:00:00Z">
+        <w:r>
+          <w:delText xml:space="preserve">.</w:delText>
+        </w:r>
+      </w:del>
     </w:p>
-    <w:bookmarkStart w:id="26" w:name="thm-rb-unbiased"/>
     <w:p>
       <w:pPr>
         <w:pStyle w:val="BodyText"/>
       </w:pPr>
-      <w:r>
-        <w:rPr>
-          <w:b/>
-          <w:bCs/>
-        </w:rPr>
-        <w:t xml:space="preserve">Theorem 2 (Rao–Blackwellizing preserves unbiasedness)</w:t>
-      </w:r>
-      <w:r>
-        <w:t xml:space="preserve"> </w:t>
-      </w:r>
-      <w:r>
-        <w:t xml:space="preserve">If</w:t>
-      </w:r>
-      <w:r>
-        <w:t xml:space="preserve"> </w:t>
-      </w:r>
+      <w:del w:id="689" w:author="PR Preview" w:date="2026-01-01T00:00:00Z">
+        <w:r>
+          <w:rPr>
+            <w:b/>
+            <w:bCs/>
+          </w:rPr>
+          <w:delText xml:space="preserve">Theorem 2 (Rao–Blackwellizing preserves unbiasedness)</w:delText>
+        </w:r>
+      </w:del>
+      <w:del w:id="690" w:author="PR Preview" w:date="2026-01-01T00:00:00Z">
+        <w:r>
+          <w:delText xml:space="preserve"> </w:delText>
+        </w:r>
+      </w:del>
+      <w:del w:id="691" w:author="PR Preview" w:date="2026-01-01T00:00:00Z">
+        <w:r>
+          <w:delText xml:space="preserve">If</w:delText>
+        </w:r>
+      </w:del>
+      <w:del w:id="692" w:author="PR Preview" w:date="2026-01-01T00:00:00Z">
+        <w:r>
+          <w:delText xml:space="preserve"> </w:delText>
+        </w:r>
+      </w:del>
       <m:oMath>
         <m:acc>
           <m:accPr>
@@ -7701,46 +10527,66 @@
           </m:e>
         </m:acc>
       </m:oMath>
-      <w:r>
-        <w:t xml:space="preserve"> </w:t>
-      </w:r>
-      <w:r>
-        <w:t xml:space="preserve">is an</w:t>
-      </w:r>
-      <w:r>
-        <w:t xml:space="preserve"> </w:t>
-      </w:r>
+      <w:del w:id="693" w:author="PR Preview" w:date="2026-01-01T00:00:00Z">
+        <w:r>
+          <w:delText xml:space="preserve"> </w:delText>
+        </w:r>
+      </w:del>
+      <w:del w:id="694" w:author="PR Preview" w:date="2026-01-01T00:00:00Z">
+        <w:r>
+          <w:delText xml:space="preserve">is an</w:delText>
+        </w:r>
+      </w:del>
+      <w:del w:id="695" w:author="PR Preview" w:date="2026-01-01T00:00:00Z">
+        <w:r>
+          <w:delText xml:space="preserve"> </w:delText>
+        </w:r>
+      </w:del>
       <w:hyperlink r:id="rId25">
-        <w:r>
-          <w:rPr>
-            <w:rStyle w:val="Hyperlink"/>
-          </w:rPr>
-          <w:t xml:space="preserve">unbiased</w:t>
-        </w:r>
+        <w:del w:id="696" w:author="PR Preview" w:date="2026-01-01T00:00:00Z">
+          <w:r>
+            <w:rPr>
+              <w:rStyle w:val="Hyperlink"/>
+            </w:rPr>
+            <w:delText xml:space="preserve">unbiased</w:delText>
+          </w:r>
+        </w:del>
       </w:hyperlink>
-      <w:r>
-        <w:t xml:space="preserve"> </w:t>
-      </w:r>
-      <w:r>
-        <w:t xml:space="preserve">estimator of</w:t>
-      </w:r>
-      <w:r>
-        <w:t xml:space="preserve"> </w:t>
-      </w:r>
+      <w:del w:id="697" w:author="PR Preview" w:date="2026-01-01T00:00:00Z">
+        <w:r>
+          <w:delText xml:space="preserve"> </w:delText>
+        </w:r>
+      </w:del>
+      <w:del w:id="698" w:author="PR Preview" w:date="2026-01-01T00:00:00Z">
+        <w:r>
+          <w:delText xml:space="preserve">estimator of</w:delText>
+        </w:r>
+      </w:del>
+      <w:del w:id="699" w:author="PR Preview" w:date="2026-01-01T00:00:00Z">
+        <w:r>
+          <w:delText xml:space="preserve"> </w:delText>
+        </w:r>
+      </w:del>
       <m:oMath>
         <m:r>
           <m:t>θ</m:t>
         </m:r>
       </m:oMath>
-      <w:r>
-        <w:t xml:space="preserve"> </w:t>
-      </w:r>
-      <w:r>
-        <w:t xml:space="preserve">and</w:t>
-      </w:r>
-      <w:r>
-        <w:t xml:space="preserve"> </w:t>
-      </w:r>
+      <w:del w:id="700" w:author="PR Preview" w:date="2026-01-01T00:00:00Z">
+        <w:r>
+          <w:delText xml:space="preserve"> </w:delText>
+        </w:r>
+      </w:del>
+      <w:del w:id="701" w:author="PR Preview" w:date="2026-01-01T00:00:00Z">
+        <w:r>
+          <w:delText xml:space="preserve">and</w:delText>
+        </w:r>
+      </w:del>
+      <w:del w:id="702" w:author="PR Preview" w:date="2026-01-01T00:00:00Z">
+        <w:r>
+          <w:delText xml:space="preserve"> </w:delText>
+        </w:r>
+      </w:del>
       <m:oMath>
         <m:r>
           <m:t>T</m:t>
@@ -7777,49 +10623,71 @@
           <m:t>​</m:t>
         </m:r>
       </m:oMath>
-      <w:r>
-        <w:t xml:space="preserve"> </w:t>
-      </w:r>
-      <w:r>
-        <w:t xml:space="preserve">is a</w:t>
-      </w:r>
-      <w:r>
-        <w:t xml:space="preserve"> </w:t>
-      </w:r>
+      <w:del w:id="703" w:author="PR Preview" w:date="2026-01-01T00:00:00Z">
+        <w:r>
+          <w:delText xml:space="preserve"> </w:delText>
+        </w:r>
+      </w:del>
+      <w:del w:id="704" w:author="PR Preview" w:date="2026-01-01T00:00:00Z">
+        <w:r>
+          <w:delText xml:space="preserve">is a</w:delText>
+        </w:r>
+      </w:del>
+      <w:del w:id="705" w:author="PR Preview" w:date="2026-01-01T00:00:00Z">
+        <w:r>
+          <w:delText xml:space="preserve"> </w:delText>
+        </w:r>
+      </w:del>
       <w:hyperlink w:anchor="def-sufficient">
-        <w:r>
-          <w:rPr>
-            <w:rStyle w:val="Hyperlink"/>
-          </w:rPr>
-          <w:t xml:space="preserve">sufficient</w:t>
-        </w:r>
+        <w:del w:id="706" w:author="PR Preview" w:date="2026-01-01T00:00:00Z">
+          <w:r>
+            <w:rPr>
+              <w:rStyle w:val="Hyperlink"/>
+            </w:rPr>
+            <w:delText xml:space="preserve">sufficient</w:delText>
+          </w:r>
+        </w:del>
       </w:hyperlink>
-      <w:r>
-        <w:t xml:space="preserve"> </w:t>
-      </w:r>
-      <w:r>
-        <w:t xml:space="preserve">statistic for</w:t>
-      </w:r>
-      <w:r>
-        <w:t xml:space="preserve"> </w:t>
-      </w:r>
+      <w:del w:id="707" w:author="PR Preview" w:date="2026-01-01T00:00:00Z">
+        <w:r>
+          <w:delText xml:space="preserve"> </w:delText>
+        </w:r>
+      </w:del>
+      <w:del w:id="708" w:author="PR Preview" w:date="2026-01-01T00:00:00Z">
+        <w:r>
+          <w:delText xml:space="preserve">statistic for</w:delText>
+        </w:r>
+      </w:del>
+      <w:del w:id="709" w:author="PR Preview" w:date="2026-01-01T00:00:00Z">
+        <w:r>
+          <w:delText xml:space="preserve"> </w:delText>
+        </w:r>
+      </w:del>
       <m:oMath>
         <m:r>
           <m:t>θ</m:t>
         </m:r>
       </m:oMath>
-      <w:r>
-        <w:t xml:space="preserve">,</w:t>
-      </w:r>
-      <w:r>
-        <w:t xml:space="preserve"> </w:t>
-      </w:r>
-      <w:r>
-        <w:t xml:space="preserve">then</w:t>
-      </w:r>
-      <w:r>
-        <w:t xml:space="preserve"> </w:t>
-      </w:r>
+      <w:del w:id="710" w:author="PR Preview" w:date="2026-01-01T00:00:00Z">
+        <w:r>
+          <w:delText xml:space="preserve">,</w:delText>
+        </w:r>
+      </w:del>
+      <w:del w:id="711" w:author="PR Preview" w:date="2026-01-01T00:00:00Z">
+        <w:r>
+          <w:delText xml:space="preserve"> </w:delText>
+        </w:r>
+      </w:del>
+      <w:del w:id="712" w:author="PR Preview" w:date="2026-01-01T00:00:00Z">
+        <w:r>
+          <w:delText xml:space="preserve">then</w:delText>
+        </w:r>
+      </w:del>
+      <w:del w:id="713" w:author="PR Preview" w:date="2026-01-01T00:00:00Z">
+        <w:r>
+          <w:delText xml:space="preserve"> </w:delText>
+        </w:r>
+      </w:del>
       <m:oMath>
         <m:r>
           <m:rPr>
@@ -7894,23 +10762,908 @@
           <m:t>​</m:t>
         </m:r>
       </m:oMath>
-      <w:r>
-        <w:t xml:space="preserve"> </w:t>
-      </w:r>
-      <w:r>
-        <w:t xml:space="preserve">is also unbiased for</w:t>
-      </w:r>
-      <w:r>
-        <w:t xml:space="preserve"> </w:t>
-      </w:r>
+      <w:del w:id="714" w:author="PR Preview" w:date="2026-01-01T00:00:00Z">
+        <w:r>
+          <w:delText xml:space="preserve"> </w:delText>
+        </w:r>
+      </w:del>
+      <w:del w:id="715" w:author="PR Preview" w:date="2026-01-01T00:00:00Z">
+        <w:r>
+          <w:delText xml:space="preserve">is also unbiased for</w:delText>
+        </w:r>
+      </w:del>
+      <w:del w:id="716" w:author="PR Preview" w:date="2026-01-01T00:00:00Z">
+        <w:r>
+          <w:delText xml:space="preserve"> </w:delText>
+        </w:r>
+      </w:del>
       <m:oMath>
         <m:r>
           <m:t>θ</m:t>
         </m:r>
       </m:oMath>
-      <w:r>
-        <w:t xml:space="preserve">.</w:t>
-      </w:r>
+      <w:del w:id="717" w:author="PR Preview" w:date="2026-01-01T00:00:00Z">
+        <w:r>
+          <w:delText xml:space="preserve">.</w:delText>
+        </w:r>
+      </w:del>
+    </w:p>
+    <w:p>
+      <w:pPr>
+        <w:pStyle w:val="FirstParagraph"/>
+      </w:pPr>
+      <w:ins w:id="718" w:author="PR Preview" w:date="2026-01-01T00:00:00Z">
+        <w:r>
+          <w:rPr>
+            <w:b/>
+            <w:bCs/>
+          </w:rPr>
+          <w:t xml:space="preserve">Definition 3 (Rao–Blackwellized estimator)</w:t>
+        </w:r>
+      </w:ins>
+      <w:ins w:id="719" w:author="PR Preview" w:date="2026-01-01T00:00:00Z">
+        <w:r>
+          <w:t xml:space="preserve"> </w:t>
+        </w:r>
+      </w:ins>
+      <w:ins w:id="720" w:author="PR Preview" w:date="2026-01-01T00:00:00Z">
+        <w:r>
+          <w:t xml:space="preserve">Let</w:t>
+        </w:r>
+      </w:ins>
+      <w:ins w:id="721" w:author="PR Preview" w:date="2026-01-01T00:00:00Z">
+        <w:r>
+          <w:t xml:space="preserve"> </w:t>
+        </w:r>
+      </w:ins>
+      <m:oMath>
+        <m:acc>
+          <m:accPr>
+            <m:chr m:val="̂"/>
+          </m:accPr>
+          <m:e>
+            <m:r>
+              <m:t>θ</m:t>
+            </m:r>
+          </m:e>
+        </m:acc>
+      </m:oMath>
+      <w:ins w:id="722" w:author="PR Preview" w:date="2026-01-01T00:00:00Z">
+        <w:r>
+          <w:t xml:space="preserve"> </w:t>
+        </w:r>
+      </w:ins>
+      <w:ins w:id="723" w:author="PR Preview" w:date="2026-01-01T00:00:00Z">
+        <w:r>
+          <w:t xml:space="preserve">be an</w:t>
+        </w:r>
+      </w:ins>
+      <w:ins w:id="724" w:author="PR Preview" w:date="2026-01-01T00:00:00Z">
+        <w:r>
+          <w:t xml:space="preserve"> </w:t>
+        </w:r>
+      </w:ins>
+      <w:hyperlink r:id="rId10">
+        <w:ins w:id="725" w:author="PR Preview" w:date="2026-01-01T00:00:00Z">
+          <w:r>
+            <w:rPr>
+              <w:rStyle w:val="Hyperlink"/>
+            </w:rPr>
+            <w:t xml:space="preserve">estimator</w:t>
+          </w:r>
+        </w:ins>
+      </w:hyperlink>
+      <w:ins w:id="726" w:author="PR Preview" w:date="2026-01-01T00:00:00Z">
+        <w:r>
+          <w:t xml:space="preserve"> </w:t>
+        </w:r>
+      </w:ins>
+      <w:ins w:id="727" w:author="PR Preview" w:date="2026-01-01T00:00:00Z">
+        <w:r>
+          <w:t xml:space="preserve">of</w:t>
+        </w:r>
+      </w:ins>
+      <w:ins w:id="728" w:author="PR Preview" w:date="2026-01-01T00:00:00Z">
+        <w:r>
+          <w:t xml:space="preserve"> </w:t>
+        </w:r>
+      </w:ins>
+      <m:oMath>
+        <m:r>
+          <m:t>θ</m:t>
+        </m:r>
+      </m:oMath>
+      <w:ins w:id="729" w:author="PR Preview" w:date="2026-01-01T00:00:00Z">
+        <w:r>
+          <w:t xml:space="preserve">,</w:t>
+        </w:r>
+      </w:ins>
+      <w:ins w:id="730" w:author="PR Preview" w:date="2026-01-01T00:00:00Z">
+        <w:r>
+          <w:t xml:space="preserve"> </w:t>
+        </w:r>
+      </w:ins>
+      <w:ins w:id="731" w:author="PR Preview" w:date="2026-01-01T00:00:00Z">
+        <w:r>
+          <w:t xml:space="preserve">and let</w:t>
+        </w:r>
+      </w:ins>
+      <w:ins w:id="732" w:author="PR Preview" w:date="2026-01-01T00:00:00Z">
+        <w:r>
+          <w:t xml:space="preserve"> </w:t>
+        </w:r>
+      </w:ins>
+      <w:ins w:id="733" w:author="PR Preview" w:date="2026-01-01T00:00:00Z">
+        <w:r>
+          <w:t xml:space="preserve">$T\mathopen{}\left(\mathord{\smash[b]{\underset{\raise.3ex\hbox{$\scriptstyle\sim$}}{X}}\vphantom{X}}\right)\mathclose{}$</w:t>
+        </w:r>
+      </w:ins>
+      <w:ins w:id="734" w:author="PR Preview" w:date="2026-01-01T00:00:00Z">
+        <w:r>
+          <w:t xml:space="preserve"> </w:t>
+        </w:r>
+      </w:ins>
+      <w:ins w:id="735" w:author="PR Preview" w:date="2026-01-01T00:00:00Z">
+        <w:r>
+          <w:t xml:space="preserve">be a</w:t>
+        </w:r>
+      </w:ins>
+      <w:ins w:id="736" w:author="PR Preview" w:date="2026-01-01T00:00:00Z">
+        <w:r>
+          <w:t xml:space="preserve"> </w:t>
+        </w:r>
+      </w:ins>
+      <w:hyperlink w:anchor="def-sufficient">
+        <w:ins w:id="737" w:author="PR Preview" w:date="2026-01-01T00:00:00Z">
+          <w:r>
+            <w:rPr>
+              <w:rStyle w:val="Hyperlink"/>
+            </w:rPr>
+            <w:t xml:space="preserve">sufficient</w:t>
+          </w:r>
+        </w:ins>
+      </w:hyperlink>
+      <w:ins w:id="738" w:author="PR Preview" w:date="2026-01-01T00:00:00Z">
+        <w:r>
+          <w:t xml:space="preserve"> </w:t>
+        </w:r>
+      </w:ins>
+      <w:ins w:id="739" w:author="PR Preview" w:date="2026-01-01T00:00:00Z">
+        <w:r>
+          <w:t xml:space="preserve">statistic for</w:t>
+        </w:r>
+      </w:ins>
+      <w:ins w:id="740" w:author="PR Preview" w:date="2026-01-01T00:00:00Z">
+        <w:r>
+          <w:t xml:space="preserve"> </w:t>
+        </w:r>
+      </w:ins>
+      <m:oMath>
+        <m:r>
+          <m:t>θ</m:t>
+        </m:r>
+      </m:oMath>
+      <w:ins w:id="741" w:author="PR Preview" w:date="2026-01-01T00:00:00Z">
+        <w:r>
+          <w:t xml:space="preserve">.</w:t>
+        </w:r>
+      </w:ins>
+      <w:ins w:id="742" w:author="PR Preview" w:date="2026-01-01T00:00:00Z">
+        <w:r>
+          <w:t xml:space="preserve"> </w:t>
+        </w:r>
+      </w:ins>
+      <w:ins w:id="743" w:author="PR Preview" w:date="2026-01-01T00:00:00Z">
+        <w:r>
+          <w:t xml:space="preserve">The</w:t>
+        </w:r>
+      </w:ins>
+      <w:ins w:id="744" w:author="PR Preview" w:date="2026-01-01T00:00:00Z">
+        <w:r>
+          <w:t xml:space="preserve"> </w:t>
+        </w:r>
+      </w:ins>
+      <w:ins w:id="745" w:author="PR Preview" w:date="2026-01-01T00:00:00Z">
+        <w:r>
+          <w:rPr>
+            <w:b/>
+            <w:bCs/>
+          </w:rPr>
+          <w:t xml:space="preserve">Rao–Blackwellized estimator</w:t>
+        </w:r>
+      </w:ins>
+      <w:ins w:id="746" w:author="PR Preview" w:date="2026-01-01T00:00:00Z">
+        <w:r>
+          <w:t xml:space="preserve"> </w:t>
+        </w:r>
+      </w:ins>
+      <w:ins w:id="747" w:author="PR Preview" w:date="2026-01-01T00:00:00Z">
+        <w:r>
+          <w:t xml:space="preserve">is the conditional expectation of</w:t>
+        </w:r>
+      </w:ins>
+      <w:ins w:id="748" w:author="PR Preview" w:date="2026-01-01T00:00:00Z">
+        <w:r>
+          <w:t xml:space="preserve"> </w:t>
+        </w:r>
+      </w:ins>
+      <m:oMath>
+        <m:acc>
+          <m:accPr>
+            <m:chr m:val="̂"/>
+          </m:accPr>
+          <m:e>
+            <m:r>
+              <m:t>θ</m:t>
+            </m:r>
+          </m:e>
+        </m:acc>
+      </m:oMath>
+      <w:ins w:id="749" w:author="PR Preview" w:date="2026-01-01T00:00:00Z">
+        <w:r>
+          <w:t xml:space="preserve"> </w:t>
+        </w:r>
+      </w:ins>
+      <w:ins w:id="750" w:author="PR Preview" w:date="2026-01-01T00:00:00Z">
+        <w:r>
+          <w:t xml:space="preserve">given the statistic:</w:t>
+        </w:r>
+      </w:ins>
+    </w:p>
+    <w:p>
+      <w:pPr>
+        <w:pStyle w:val="BodyText"/>
+      </w:pPr>
+      <w:bookmarkStart w:id="22" w:name="eq-rao-blackwellized"/>
+      <w:ins w:id="751" w:author="PR Preview" w:date="2026-01-01T00:00:00Z">
+        <w:r>
+          <w:t xml:space="preserve">$$
+    \hat{\theta}_{\mathrm{RB}} \stackrel{\text{def}}{=}{\operatorname{E}\mathopen{}\left[\hat{\theta} \mid T\mathopen{}\left(\mathord{\smash[b]{\underset{\raise.3ex\hbox{$\scriptstyle\sim$}}{X}}\vphantom{X}}\right)\mathclose{}\right]\mathclose{}}
+     \qquad(3)$$</w:t>
+        </w:r>
+      </w:ins>
+      <w:bookmarkEnd w:id="22"/>
+    </w:p>
+    <w:bookmarkEnd w:id="23"/>
+    <w:bookmarkStart w:id="24" w:name="lem-rb-statistic"/>
+    <w:p>
+      <w:pPr>
+        <w:pStyle w:val="FirstParagraph"/>
+      </w:pPr>
+      <w:ins w:id="752" w:author="PR Preview" w:date="2026-01-01T00:00:00Z">
+        <w:r>
+          <w:rPr>
+            <w:b/>
+            <w:bCs/>
+          </w:rPr>
+          <w:t xml:space="preserve">Lemma 1 (The Rao–Blackwellized estimator is a statistic)</w:t>
+        </w:r>
+      </w:ins>
+      <w:ins w:id="753" w:author="PR Preview" w:date="2026-01-01T00:00:00Z">
+        <w:r>
+          <w:t xml:space="preserve"> </w:t>
+        </w:r>
+      </w:ins>
+      <w:ins w:id="754" w:author="PR Preview" w:date="2026-01-01T00:00:00Z">
+        <w:r>
+          <w:t xml:space="preserve">Let</w:t>
+        </w:r>
+      </w:ins>
+      <w:ins w:id="755" w:author="PR Preview" w:date="2026-01-01T00:00:00Z">
+        <w:r>
+          <w:t xml:space="preserve"> </w:t>
+        </w:r>
+      </w:ins>
+      <w:ins w:id="756" w:author="PR Preview" w:date="2026-01-01T00:00:00Z">
+        <w:r>
+          <w:t xml:space="preserve">$T\mathopen{}\left(\mathord{\smash[b]{\underset{\raise.3ex\hbox{$\scriptstyle\sim$}}{X}}\vphantom{X}}\right)\mathclose{}$</w:t>
+        </w:r>
+      </w:ins>
+      <w:ins w:id="757" w:author="PR Preview" w:date="2026-01-01T00:00:00Z">
+        <w:r>
+          <w:t xml:space="preserve"> </w:t>
+        </w:r>
+      </w:ins>
+      <w:ins w:id="758" w:author="PR Preview" w:date="2026-01-01T00:00:00Z">
+        <w:r>
+          <w:t xml:space="preserve">be a</w:t>
+        </w:r>
+      </w:ins>
+      <w:ins w:id="759" w:author="PR Preview" w:date="2026-01-01T00:00:00Z">
+        <w:r>
+          <w:t xml:space="preserve"> </w:t>
+        </w:r>
+      </w:ins>
+      <w:hyperlink w:anchor="def-sufficient">
+        <w:ins w:id="760" w:author="PR Preview" w:date="2026-01-01T00:00:00Z">
+          <w:r>
+            <w:rPr>
+              <w:rStyle w:val="Hyperlink"/>
+            </w:rPr>
+            <w:t xml:space="preserve">sufficient</w:t>
+          </w:r>
+        </w:ins>
+      </w:hyperlink>
+      <w:ins w:id="761" w:author="PR Preview" w:date="2026-01-01T00:00:00Z">
+        <w:r>
+          <w:t xml:space="preserve"> </w:t>
+        </w:r>
+      </w:ins>
+      <w:ins w:id="762" w:author="PR Preview" w:date="2026-01-01T00:00:00Z">
+        <w:r>
+          <w:t xml:space="preserve">statistic for</w:t>
+        </w:r>
+      </w:ins>
+      <w:ins w:id="763" w:author="PR Preview" w:date="2026-01-01T00:00:00Z">
+        <w:r>
+          <w:t xml:space="preserve"> </w:t>
+        </w:r>
+      </w:ins>
+      <m:oMath>
+        <m:r>
+          <m:t>θ</m:t>
+        </m:r>
+      </m:oMath>
+      <w:ins w:id="764" w:author="PR Preview" w:date="2026-01-01T00:00:00Z">
+        <w:r>
+          <w:t xml:space="preserve"> </w:t>
+        </w:r>
+      </w:ins>
+      <w:ins w:id="765" w:author="PR Preview" w:date="2026-01-01T00:00:00Z">
+        <w:r>
+          <w:t xml:space="preserve">and</w:t>
+        </w:r>
+      </w:ins>
+      <w:ins w:id="766" w:author="PR Preview" w:date="2026-01-01T00:00:00Z">
+        <w:r>
+          <w:t xml:space="preserve"> </w:t>
+        </w:r>
+      </w:ins>
+      <m:oMath>
+        <m:acc>
+          <m:accPr>
+            <m:chr m:val="̂"/>
+          </m:accPr>
+          <m:e>
+            <m:r>
+              <m:t>θ</m:t>
+            </m:r>
+          </m:e>
+        </m:acc>
+      </m:oMath>
+      <w:ins w:id="767" w:author="PR Preview" w:date="2026-01-01T00:00:00Z">
+        <w:r>
+          <w:t xml:space="preserve"> </w:t>
+        </w:r>
+      </w:ins>
+      <w:ins w:id="768" w:author="PR Preview" w:date="2026-01-01T00:00:00Z">
+        <w:r>
+          <w:t xml:space="preserve">an estimator of</w:t>
+        </w:r>
+      </w:ins>
+      <w:ins w:id="769" w:author="PR Preview" w:date="2026-01-01T00:00:00Z">
+        <w:r>
+          <w:t xml:space="preserve"> </w:t>
+        </w:r>
+      </w:ins>
+      <m:oMath>
+        <m:r>
+          <m:t>θ</m:t>
+        </m:r>
+      </m:oMath>
+      <w:ins w:id="770" w:author="PR Preview" w:date="2026-01-01T00:00:00Z">
+        <w:r>
+          <w:t xml:space="preserve"> </w:t>
+        </w:r>
+      </w:ins>
+      <w:ins w:id="771" w:author="PR Preview" w:date="2026-01-01T00:00:00Z">
+        <w:r>
+          <w:t xml:space="preserve">with finite expectation.</w:t>
+        </w:r>
+      </w:ins>
+      <w:ins w:id="772" w:author="PR Preview" w:date="2026-01-01T00:00:00Z">
+        <w:r>
+          <w:t xml:space="preserve"> </w:t>
+        </w:r>
+      </w:ins>
+      <w:ins w:id="773" w:author="PR Preview" w:date="2026-01-01T00:00:00Z">
+        <w:r>
+          <w:t xml:space="preserve">Then</w:t>
+        </w:r>
+      </w:ins>
+      <w:ins w:id="774" w:author="PR Preview" w:date="2026-01-01T00:00:00Z">
+        <w:r>
+          <w:t xml:space="preserve"> </w:t>
+        </w:r>
+      </w:ins>
+      <w:ins w:id="775" w:author="PR Preview" w:date="2026-01-01T00:00:00Z">
+        <w:r>
+          <w:t xml:space="preserve">${\operatorname{E}\mathopen{}\left[\hat{\theta} \mid T\mathopen{}\left(\mathord{\smash[b]{\underset{\raise.3ex\hbox{$\scriptstyle\sim$}}{X}}\vphantom{X}}\right)\mathclose{}\right]\mathclose{}}$</w:t>
+        </w:r>
+      </w:ins>
+      <w:ins w:id="776" w:author="PR Preview" w:date="2026-01-01T00:00:00Z">
+        <w:r>
+          <w:t xml:space="preserve"> </w:t>
+        </w:r>
+      </w:ins>
+      <w:ins w:id="777" w:author="PR Preview" w:date="2026-01-01T00:00:00Z">
+        <w:r>
+          <w:t xml:space="preserve">does not depend on</w:t>
+        </w:r>
+      </w:ins>
+      <w:ins w:id="778" w:author="PR Preview" w:date="2026-01-01T00:00:00Z">
+        <w:r>
+          <w:t xml:space="preserve"> </w:t>
+        </w:r>
+      </w:ins>
+      <m:oMath>
+        <m:r>
+          <m:t>θ</m:t>
+        </m:r>
+      </m:oMath>
+      <w:ins w:id="779" w:author="PR Preview" w:date="2026-01-01T00:00:00Z">
+        <w:r>
+          <w:t xml:space="preserve">,</w:t>
+        </w:r>
+      </w:ins>
+      <w:ins w:id="780" w:author="PR Preview" w:date="2026-01-01T00:00:00Z">
+        <w:r>
+          <w:t xml:space="preserve"> </w:t>
+        </w:r>
+      </w:ins>
+      <w:ins w:id="781" w:author="PR Preview" w:date="2026-01-01T00:00:00Z">
+        <w:r>
+          <w:t xml:space="preserve">so it is a</w:t>
+        </w:r>
+      </w:ins>
+      <w:ins w:id="782" w:author="PR Preview" w:date="2026-01-01T00:00:00Z">
+        <w:r>
+          <w:t xml:space="preserve"> </w:t>
+        </w:r>
+      </w:ins>
+      <w:hyperlink w:anchor="def-statistic">
+        <w:ins w:id="783" w:author="PR Preview" w:date="2026-01-01T00:00:00Z">
+          <w:r>
+            <w:rPr>
+              <w:rStyle w:val="Hyperlink"/>
+            </w:rPr>
+            <w:t xml:space="preserve">statistic</w:t>
+          </w:r>
+        </w:ins>
+      </w:hyperlink>
+      <w:ins w:id="784" w:author="PR Preview" w:date="2026-01-01T00:00:00Z">
+        <w:r>
+          <w:t xml:space="preserve"> </w:t>
+        </w:r>
+      </w:ins>
+      <w:ins w:id="785" w:author="PR Preview" w:date="2026-01-01T00:00:00Z">
+        <w:r>
+          <w:t xml:space="preserve">and an estimator.</w:t>
+        </w:r>
+      </w:ins>
+    </w:p>
+    <w:bookmarkEnd w:id="24"/>
+    <w:p>
+      <w:pPr>
+        <w:pStyle w:val="BodyText"/>
+      </w:pPr>
+      <w:ins w:id="786" w:author="PR Preview" w:date="2026-01-01T00:00:00Z">
+        <w:r>
+          <w:rPr>
+            <w:i/>
+            <w:iCs/>
+          </w:rPr>
+          <w:t xml:space="preserve">Proof</w:t>
+        </w:r>
+      </w:ins>
+      <w:ins w:id="787" w:author="PR Preview" w:date="2026-01-01T00:00:00Z">
+        <w:r>
+          <w:t xml:space="preserve">. </w:t>
+        </w:r>
+      </w:ins>
+      <w:ins w:id="788" w:author="PR Preview" w:date="2026-01-01T00:00:00Z">
+        <w:r>
+          <w:t xml:space="preserve">Take a discrete sample, and fix a value</w:t>
+        </w:r>
+      </w:ins>
+      <w:ins w:id="789" w:author="PR Preview" w:date="2026-01-01T00:00:00Z">
+        <w:r>
+          <w:t xml:space="preserve"> </w:t>
+        </w:r>
+      </w:ins>
+      <m:oMath>
+        <m:r>
+          <m:t>t</m:t>
+        </m:r>
+      </m:oMath>
+      <w:ins w:id="790" w:author="PR Preview" w:date="2026-01-01T00:00:00Z">
+        <w:r>
+          <w:t xml:space="preserve"> </w:t>
+        </w:r>
+      </w:ins>
+      <w:ins w:id="791" w:author="PR Preview" w:date="2026-01-01T00:00:00Z">
+        <w:r>
+          <w:t xml:space="preserve">that</w:t>
+        </w:r>
+      </w:ins>
+      <w:ins w:id="792" w:author="PR Preview" w:date="2026-01-01T00:00:00Z">
+        <w:r>
+          <w:t xml:space="preserve"> </w:t>
+        </w:r>
+      </w:ins>
+      <w:ins w:id="793" w:author="PR Preview" w:date="2026-01-01T00:00:00Z">
+        <w:r>
+          <w:t xml:space="preserve">$T\mathopen{}\left(\mathord{\smash[b]{\underset{\raise.3ex\hbox{$\scriptstyle\sim$}}{X}}\vphantom{X}}\right)\mathclose{}$</w:t>
+        </w:r>
+      </w:ins>
+      <w:ins w:id="794" w:author="PR Preview" w:date="2026-01-01T00:00:00Z">
+        <w:r>
+          <w:t xml:space="preserve"> </w:t>
+        </w:r>
+      </w:ins>
+      <w:ins w:id="795" w:author="PR Preview" w:date="2026-01-01T00:00:00Z">
+        <w:r>
+          <w:t xml:space="preserve">takes with positive probability.</w:t>
+        </w:r>
+      </w:ins>
+      <w:ins w:id="796" w:author="PR Preview" w:date="2026-01-01T00:00:00Z">
+        <w:r>
+          <w:t xml:space="preserve"> </w:t>
+        </w:r>
+      </w:ins>
+      <w:ins w:id="797" w:author="PR Preview" w:date="2026-01-01T00:00:00Z">
+        <w:r>
+          <w:t xml:space="preserve">Write</w:t>
+        </w:r>
+      </w:ins>
+      <w:ins w:id="798" w:author="PR Preview" w:date="2026-01-01T00:00:00Z">
+        <w:r>
+          <w:t xml:space="preserve"> </w:t>
+        </w:r>
+      </w:ins>
+      <w:ins w:id="799" w:author="PR Preview" w:date="2026-01-01T00:00:00Z">
+        <w:r>
+          <w:t xml:space="preserve">$\hat{\theta}= \hat{\theta}\mathopen{}\left(\mathord{\smash[b]{\underset{\raise.3ex\hbox{$\scriptstyle\sim$}}{X}}\vphantom{X}}\right)\mathclose{}$</w:t>
+        </w:r>
+      </w:ins>
+      <w:ins w:id="800" w:author="PR Preview" w:date="2026-01-01T00:00:00Z">
+        <w:r>
+          <w:t xml:space="preserve">.</w:t>
+        </w:r>
+      </w:ins>
+    </w:p>
+    <w:p>
+      <w:pPr>
+        <w:pStyle w:val="BodyText"/>
+      </w:pPr>
+      <w:ins w:id="801" w:author="PR Preview" w:date="2026-01-01T00:00:00Z">
+        <w:r>
+          <w:t xml:space="preserve">$$
+    \begin{aligned}
+    {\operatorname{E}\mathopen{}\left[\hat{\theta} \mid T\mathopen{}\left(\mathord{\smash[b]{\underset{\raise.3ex\hbox{$\scriptstyle\sim$}}{X}}\vphantom{X}}\right)\mathclose{} = t\right]\mathclose{}}
+    &amp;= \sum_{\mathord{\smash[b]{\underset{\raise.3ex\hbox{$\scriptstyle\sim$}}{x}}\vphantom{x}}} \hat{\theta}\mathopen{}\left(\mathord{\smash[b]{\underset{\raise.3ex\hbox{$\scriptstyle\sim$}}{x}}\vphantom{x}}\right)\mathclose{} \, \Pr_{\theta}\mathopen{}\left(\mathord{\smash[b]{\underset{\raise.3ex\hbox{$\scriptstyle\sim$}}{X}}\vphantom{X}}= \mathord{\smash[b]{\underset{\raise.3ex\hbox{$\scriptstyle\sim$}}{x}}\vphantom{x}}\mid T\mathopen{}\left(\mathord{\smash[b]{\underset{\raise.3ex\hbox{$\scriptstyle\sim$}}{X}}\vphantom{X}}\right)\mathclose{} = t\right)\mathclose{}
+    &amp;&amp; \text{(conditional expectation)}
+    \end{aligned}
+    $$</w:t>
+        </w:r>
+      </w:ins>
+    </w:p>
+    <w:p>
+      <w:pPr>
+        <w:pStyle w:val="FirstParagraph"/>
+      </w:pPr>
+      <w:ins w:id="802" w:author="PR Preview" w:date="2026-01-01T00:00:00Z">
+        <w:r>
+          <w:t xml:space="preserve">Each term involves</w:t>
+        </w:r>
+      </w:ins>
+      <w:ins w:id="803" w:author="PR Preview" w:date="2026-01-01T00:00:00Z">
+        <w:r>
+          <w:t xml:space="preserve"> </w:t>
+        </w:r>
+      </w:ins>
+      <w:ins w:id="804" w:author="PR Preview" w:date="2026-01-01T00:00:00Z">
+        <w:r>
+          <w:t xml:space="preserve">$\hat{\theta}\mathopen{}\left(\mathord{\smash[b]{\underset{\raise.3ex\hbox{$\scriptstyle\sim$}}{x}}\vphantom{x}}\right)\mathclose{}$</w:t>
+        </w:r>
+      </w:ins>
+      <w:ins w:id="805" w:author="PR Preview" w:date="2026-01-01T00:00:00Z">
+        <w:r>
+          <w:t xml:space="preserve">, which does not depend on</w:t>
+        </w:r>
+      </w:ins>
+      <w:ins w:id="806" w:author="PR Preview" w:date="2026-01-01T00:00:00Z">
+        <w:r>
+          <w:t xml:space="preserve"> </w:t>
+        </w:r>
+      </w:ins>
+      <m:oMath>
+        <m:r>
+          <m:t>θ</m:t>
+        </m:r>
+      </m:oMath>
+      <w:ins w:id="807" w:author="PR Preview" w:date="2026-01-01T00:00:00Z">
+        <w:r>
+          <w:t xml:space="preserve">,</w:t>
+        </w:r>
+      </w:ins>
+      <w:ins w:id="808" w:author="PR Preview" w:date="2026-01-01T00:00:00Z">
+        <w:r>
+          <w:t xml:space="preserve"> </w:t>
+        </w:r>
+      </w:ins>
+      <w:ins w:id="809" w:author="PR Preview" w:date="2026-01-01T00:00:00Z">
+        <w:r>
+          <w:t xml:space="preserve">and the conditional probability, which does not depend on</w:t>
+        </w:r>
+      </w:ins>
+      <w:ins w:id="810" w:author="PR Preview" w:date="2026-01-01T00:00:00Z">
+        <w:r>
+          <w:t xml:space="preserve"> </w:t>
+        </w:r>
+      </w:ins>
+      <m:oMath>
+        <m:r>
+          <m:t>θ</m:t>
+        </m:r>
+      </m:oMath>
+      <w:ins w:id="811" w:author="PR Preview" w:date="2026-01-01T00:00:00Z">
+        <w:r>
+          <w:t xml:space="preserve"> </w:t>
+        </w:r>
+      </w:ins>
+      <w:ins w:id="812" w:author="PR Preview" w:date="2026-01-01T00:00:00Z">
+        <w:r>
+          <w:t xml:space="preserve">by</w:t>
+        </w:r>
+      </w:ins>
+      <w:ins w:id="813" w:author="PR Preview" w:date="2026-01-01T00:00:00Z">
+        <w:r>
+          <w:t xml:space="preserve"> </w:t>
+        </w:r>
+      </w:ins>
+      <w:hyperlink w:anchor="eq-sufficient">
+        <w:ins w:id="814" w:author="PR Preview" w:date="2026-01-01T00:00:00Z">
+          <w:r>
+            <w:rPr>
+              <w:rStyle w:val="Hyperlink"/>
+            </w:rPr>
+            <w:t xml:space="preserve">Equation 1</w:t>
+          </w:r>
+        </w:ins>
+      </w:hyperlink>
+      <w:ins w:id="815" w:author="PR Preview" w:date="2026-01-01T00:00:00Z">
+        <w:r>
+          <w:t xml:space="preserve">.</w:t>
+        </w:r>
+      </w:ins>
+      <w:ins w:id="816" w:author="PR Preview" w:date="2026-01-01T00:00:00Z">
+        <w:r>
+          <w:t xml:space="preserve"> </w:t>
+        </w:r>
+      </w:ins>
+      <w:ins w:id="817" w:author="PR Preview" w:date="2026-01-01T00:00:00Z">
+        <w:r>
+          <w:t xml:space="preserve">So the sum does not depend on</w:t>
+        </w:r>
+      </w:ins>
+      <w:ins w:id="818" w:author="PR Preview" w:date="2026-01-01T00:00:00Z">
+        <w:r>
+          <w:t xml:space="preserve"> </w:t>
+        </w:r>
+      </w:ins>
+      <m:oMath>
+        <m:r>
+          <m:t>θ</m:t>
+        </m:r>
+      </m:oMath>
+      <w:ins w:id="819" w:author="PR Preview" w:date="2026-01-01T00:00:00Z">
+        <w:r>
+          <w:t xml:space="preserve">.</w:t>
+        </w:r>
+      </w:ins>
+    </w:p>
+    <w:bookmarkStart w:id="26" w:name="thm-rb-unbiased"/>
+    <w:p>
+      <w:pPr>
+        <w:pStyle w:val="BodyText"/>
+      </w:pPr>
+      <w:ins w:id="820" w:author="PR Preview" w:date="2026-01-01T00:00:00Z">
+        <w:r>
+          <w:rPr>
+            <w:b/>
+            <w:bCs/>
+          </w:rPr>
+          <w:t xml:space="preserve">Theorem 2 (Rao–Blackwellizing preserves unbiasedness)</w:t>
+        </w:r>
+      </w:ins>
+      <w:ins w:id="821" w:author="PR Preview" w:date="2026-01-01T00:00:00Z">
+        <w:r>
+          <w:t xml:space="preserve"> </w:t>
+        </w:r>
+      </w:ins>
+      <w:ins w:id="822" w:author="PR Preview" w:date="2026-01-01T00:00:00Z">
+        <w:r>
+          <w:t xml:space="preserve">If</w:t>
+        </w:r>
+      </w:ins>
+      <w:ins w:id="823" w:author="PR Preview" w:date="2026-01-01T00:00:00Z">
+        <w:r>
+          <w:t xml:space="preserve"> </w:t>
+        </w:r>
+      </w:ins>
+      <m:oMath>
+        <m:acc>
+          <m:accPr>
+            <m:chr m:val="̂"/>
+          </m:accPr>
+          <m:e>
+            <m:r>
+              <m:t>θ</m:t>
+            </m:r>
+          </m:e>
+        </m:acc>
+      </m:oMath>
+      <w:ins w:id="824" w:author="PR Preview" w:date="2026-01-01T00:00:00Z">
+        <w:r>
+          <w:t xml:space="preserve"> </w:t>
+        </w:r>
+      </w:ins>
+      <w:ins w:id="825" w:author="PR Preview" w:date="2026-01-01T00:00:00Z">
+        <w:r>
+          <w:t xml:space="preserve">is an</w:t>
+        </w:r>
+      </w:ins>
+      <w:ins w:id="826" w:author="PR Preview" w:date="2026-01-01T00:00:00Z">
+        <w:r>
+          <w:t xml:space="preserve"> </w:t>
+        </w:r>
+      </w:ins>
+      <w:hyperlink r:id="rId25">
+        <w:ins w:id="827" w:author="PR Preview" w:date="2026-01-01T00:00:00Z">
+          <w:r>
+            <w:rPr>
+              <w:rStyle w:val="Hyperlink"/>
+            </w:rPr>
+            <w:t xml:space="preserve">unbiased</w:t>
+          </w:r>
+        </w:ins>
+      </w:hyperlink>
+      <w:ins w:id="828" w:author="PR Preview" w:date="2026-01-01T00:00:00Z">
+        <w:r>
+          <w:t xml:space="preserve"> </w:t>
+        </w:r>
+      </w:ins>
+      <w:ins w:id="829" w:author="PR Preview" w:date="2026-01-01T00:00:00Z">
+        <w:r>
+          <w:t xml:space="preserve">estimator of</w:t>
+        </w:r>
+      </w:ins>
+      <w:ins w:id="830" w:author="PR Preview" w:date="2026-01-01T00:00:00Z">
+        <w:r>
+          <w:t xml:space="preserve"> </w:t>
+        </w:r>
+      </w:ins>
+      <m:oMath>
+        <m:r>
+          <m:t>θ</m:t>
+        </m:r>
+      </m:oMath>
+      <w:ins w:id="831" w:author="PR Preview" w:date="2026-01-01T00:00:00Z">
+        <w:r>
+          <w:t xml:space="preserve"> </w:t>
+        </w:r>
+      </w:ins>
+      <w:ins w:id="832" w:author="PR Preview" w:date="2026-01-01T00:00:00Z">
+        <w:r>
+          <w:t xml:space="preserve">and</w:t>
+        </w:r>
+      </w:ins>
+      <w:ins w:id="833" w:author="PR Preview" w:date="2026-01-01T00:00:00Z">
+        <w:r>
+          <w:t xml:space="preserve"> </w:t>
+        </w:r>
+      </w:ins>
+      <w:ins w:id="834" w:author="PR Preview" w:date="2026-01-01T00:00:00Z">
+        <w:r>
+          <w:t xml:space="preserve">$T\mathopen{}\left(\mathord{\smash[b]{\underset{\raise.3ex\hbox{$\scriptstyle\sim$}}{X}}\vphantom{X}}\right)\mathclose{}$</w:t>
+        </w:r>
+      </w:ins>
+      <w:ins w:id="835" w:author="PR Preview" w:date="2026-01-01T00:00:00Z">
+        <w:r>
+          <w:t xml:space="preserve"> </w:t>
+        </w:r>
+      </w:ins>
+      <w:ins w:id="836" w:author="PR Preview" w:date="2026-01-01T00:00:00Z">
+        <w:r>
+          <w:t xml:space="preserve">is a</w:t>
+        </w:r>
+      </w:ins>
+      <w:ins w:id="837" w:author="PR Preview" w:date="2026-01-01T00:00:00Z">
+        <w:r>
+          <w:t xml:space="preserve"> </w:t>
+        </w:r>
+      </w:ins>
+      <w:hyperlink w:anchor="def-sufficient">
+        <w:ins w:id="838" w:author="PR Preview" w:date="2026-01-01T00:00:00Z">
+          <w:r>
+            <w:rPr>
+              <w:rStyle w:val="Hyperlink"/>
+            </w:rPr>
+            <w:t xml:space="preserve">sufficient</w:t>
+          </w:r>
+        </w:ins>
+      </w:hyperlink>
+      <w:ins w:id="839" w:author="PR Preview" w:date="2026-01-01T00:00:00Z">
+        <w:r>
+          <w:t xml:space="preserve"> </w:t>
+        </w:r>
+      </w:ins>
+      <w:ins w:id="840" w:author="PR Preview" w:date="2026-01-01T00:00:00Z">
+        <w:r>
+          <w:t xml:space="preserve">statistic for</w:t>
+        </w:r>
+      </w:ins>
+      <w:ins w:id="841" w:author="PR Preview" w:date="2026-01-01T00:00:00Z">
+        <w:r>
+          <w:t xml:space="preserve"> </w:t>
+        </w:r>
+      </w:ins>
+      <m:oMath>
+        <m:r>
+          <m:t>θ</m:t>
+        </m:r>
+      </m:oMath>
+      <w:ins w:id="842" w:author="PR Preview" w:date="2026-01-01T00:00:00Z">
+        <w:r>
+          <w:t xml:space="preserve">,</w:t>
+        </w:r>
+      </w:ins>
+      <w:ins w:id="843" w:author="PR Preview" w:date="2026-01-01T00:00:00Z">
+        <w:r>
+          <w:t xml:space="preserve"> </w:t>
+        </w:r>
+      </w:ins>
+      <w:ins w:id="844" w:author="PR Preview" w:date="2026-01-01T00:00:00Z">
+        <w:r>
+          <w:t xml:space="preserve">then</w:t>
+        </w:r>
+      </w:ins>
+      <w:ins w:id="845" w:author="PR Preview" w:date="2026-01-01T00:00:00Z">
+        <w:r>
+          <w:t xml:space="preserve"> </w:t>
+        </w:r>
+      </w:ins>
+      <w:ins w:id="846" w:author="PR Preview" w:date="2026-01-01T00:00:00Z">
+        <w:r>
+          <w:t xml:space="preserve">${\operatorname{E}\mathopen{}\left[\hat{\theta} \mid T\mathopen{}\left(\mathord{\smash[b]{\underset{\raise.3ex\hbox{$\scriptstyle\sim$}}{X}}\vphantom{X}}\right)\mathclose{}\right]\mathclose{}}$</w:t>
+        </w:r>
+      </w:ins>
+      <w:ins w:id="847" w:author="PR Preview" w:date="2026-01-01T00:00:00Z">
+        <w:r>
+          <w:t xml:space="preserve"> </w:t>
+        </w:r>
+      </w:ins>
+      <w:ins w:id="848" w:author="PR Preview" w:date="2026-01-01T00:00:00Z">
+        <w:r>
+          <w:t xml:space="preserve">is also unbiased for</w:t>
+        </w:r>
+      </w:ins>
+      <w:ins w:id="849" w:author="PR Preview" w:date="2026-01-01T00:00:00Z">
+        <w:r>
+          <w:t xml:space="preserve"> </w:t>
+        </w:r>
+      </w:ins>
+      <m:oMath>
+        <m:r>
+          <m:t>θ</m:t>
+        </m:r>
+      </m:oMath>
+      <w:ins w:id="850" w:author="PR Preview" w:date="2026-01-01T00:00:00Z">
+        <w:r>
+          <w:t xml:space="preserve">.</w:t>
+        </w:r>
+      </w:ins>
     </w:p>
     <w:bookmarkEnd w:id="26"/>
     <w:p>
@@ -8153,27 +11906,34 @@
         </m:oMath>
       </m:oMathPara>
     </w:p>
-    <w:bookmarkStart w:id="29" w:name="thm-rao-blackwell"/>
     <w:p>
       <w:pPr>
         <w:pStyle w:val="FirstParagraph"/>
       </w:pPr>
-      <w:r>
-        <w:rPr>
-          <w:b/>
-          <w:bCs/>
-        </w:rPr>
-        <w:t xml:space="preserve">Theorem 3 (Rao–Blackwell theorem)</w:t>
-      </w:r>
-      <w:r>
-        <w:t xml:space="preserve"> </w:t>
-      </w:r>
-      <w:r>
-        <w:t xml:space="preserve">Let</w:t>
-      </w:r>
-      <w:r>
-        <w:t xml:space="preserve"> </w:t>
-      </w:r>
+      <w:del w:id="851" w:author="PR Preview" w:date="2026-01-01T00:00:00Z">
+        <w:r>
+          <w:rPr>
+            <w:b/>
+            <w:bCs/>
+          </w:rPr>
+          <w:delText xml:space="preserve">Theorem 3 (Rao–Blackwell theorem)</w:delText>
+        </w:r>
+      </w:del>
+      <w:del w:id="852" w:author="PR Preview" w:date="2026-01-01T00:00:00Z">
+        <w:r>
+          <w:delText xml:space="preserve"> </w:delText>
+        </w:r>
+      </w:del>
+      <w:del w:id="853" w:author="PR Preview" w:date="2026-01-01T00:00:00Z">
+        <w:r>
+          <w:delText xml:space="preserve">Let</w:delText>
+        </w:r>
+      </w:del>
+      <w:del w:id="854" w:author="PR Preview" w:date="2026-01-01T00:00:00Z">
+        <w:r>
+          <w:delText xml:space="preserve"> </w:delText>
+        </w:r>
+      </w:del>
       <m:oMath>
         <m:acc>
           <m:accPr>
@@ -8186,52 +11946,76 @@
           </m:e>
         </m:acc>
       </m:oMath>
-      <w:r>
-        <w:t xml:space="preserve"> </w:t>
-      </w:r>
-      <w:r>
-        <w:t xml:space="preserve">be an</w:t>
-      </w:r>
-      <w:r>
-        <w:t xml:space="preserve"> </w:t>
-      </w:r>
+      <w:del w:id="855" w:author="PR Preview" w:date="2026-01-01T00:00:00Z">
+        <w:r>
+          <w:delText xml:space="preserve"> </w:delText>
+        </w:r>
+      </w:del>
+      <w:del w:id="856" w:author="PR Preview" w:date="2026-01-01T00:00:00Z">
+        <w:r>
+          <w:delText xml:space="preserve">be an</w:delText>
+        </w:r>
+      </w:del>
+      <w:del w:id="857" w:author="PR Preview" w:date="2026-01-01T00:00:00Z">
+        <w:r>
+          <w:delText xml:space="preserve"> </w:delText>
+        </w:r>
+      </w:del>
       <w:hyperlink r:id="rId25">
-        <w:r>
-          <w:rPr>
-            <w:rStyle w:val="Hyperlink"/>
-          </w:rPr>
-          <w:t xml:space="preserve">unbiased</w:t>
-        </w:r>
+        <w:del w:id="858" w:author="PR Preview" w:date="2026-01-01T00:00:00Z">
+          <w:r>
+            <w:rPr>
+              <w:rStyle w:val="Hyperlink"/>
+            </w:rPr>
+            <w:delText xml:space="preserve">unbiased</w:delText>
+          </w:r>
+        </w:del>
       </w:hyperlink>
-      <w:r>
-        <w:t xml:space="preserve"> </w:t>
-      </w:r>
-      <w:r>
-        <w:t xml:space="preserve">estimator of</w:t>
-      </w:r>
-      <w:r>
-        <w:t xml:space="preserve"> </w:t>
-      </w:r>
+      <w:del w:id="859" w:author="PR Preview" w:date="2026-01-01T00:00:00Z">
+        <w:r>
+          <w:delText xml:space="preserve"> </w:delText>
+        </w:r>
+      </w:del>
+      <w:del w:id="860" w:author="PR Preview" w:date="2026-01-01T00:00:00Z">
+        <w:r>
+          <w:delText xml:space="preserve">estimator of</w:delText>
+        </w:r>
+      </w:del>
+      <w:del w:id="861" w:author="PR Preview" w:date="2026-01-01T00:00:00Z">
+        <w:r>
+          <w:delText xml:space="preserve"> </w:delText>
+        </w:r>
+      </w:del>
       <m:oMath>
         <m:r>
           <m:t>θ</m:t>
         </m:r>
       </m:oMath>
-      <w:r>
-        <w:t xml:space="preserve"> </w:t>
-      </w:r>
-      <w:r>
-        <w:t xml:space="preserve">with finite variance,</w:t>
-      </w:r>
-      <w:r>
-        <w:t xml:space="preserve"> </w:t>
-      </w:r>
-      <w:r>
-        <w:t xml:space="preserve">and let</w:t>
-      </w:r>
-      <w:r>
-        <w:t xml:space="preserve"> </w:t>
-      </w:r>
+      <w:del w:id="862" w:author="PR Preview" w:date="2026-01-01T00:00:00Z">
+        <w:r>
+          <w:delText xml:space="preserve"> </w:delText>
+        </w:r>
+      </w:del>
+      <w:del w:id="863" w:author="PR Preview" w:date="2026-01-01T00:00:00Z">
+        <w:r>
+          <w:delText xml:space="preserve">with finite variance,</w:delText>
+        </w:r>
+      </w:del>
+      <w:del w:id="864" w:author="PR Preview" w:date="2026-01-01T00:00:00Z">
+        <w:r>
+          <w:delText xml:space="preserve"> </w:delText>
+        </w:r>
+      </w:del>
+      <w:del w:id="865" w:author="PR Preview" w:date="2026-01-01T00:00:00Z">
+        <w:r>
+          <w:delText xml:space="preserve">and let</w:delText>
+        </w:r>
+      </w:del>
+      <w:del w:id="866" w:author="PR Preview" w:date="2026-01-01T00:00:00Z">
+        <w:r>
+          <w:delText xml:space="preserve"> </w:delText>
+        </w:r>
+      </w:del>
       <m:oMath>
         <m:r>
           <m:t>T</m:t>
@@ -8268,72 +12052,106 @@
           <m:t>​</m:t>
         </m:r>
       </m:oMath>
-      <w:r>
-        <w:t xml:space="preserve"> </w:t>
-      </w:r>
-      <w:r>
-        <w:t xml:space="preserve">be a</w:t>
-      </w:r>
-      <w:r>
-        <w:t xml:space="preserve"> </w:t>
-      </w:r>
+      <w:del w:id="867" w:author="PR Preview" w:date="2026-01-01T00:00:00Z">
+        <w:r>
+          <w:delText xml:space="preserve"> </w:delText>
+        </w:r>
+      </w:del>
+      <w:del w:id="868" w:author="PR Preview" w:date="2026-01-01T00:00:00Z">
+        <w:r>
+          <w:delText xml:space="preserve">be a</w:delText>
+        </w:r>
+      </w:del>
+      <w:del w:id="869" w:author="PR Preview" w:date="2026-01-01T00:00:00Z">
+        <w:r>
+          <w:delText xml:space="preserve"> </w:delText>
+        </w:r>
+      </w:del>
       <w:hyperlink w:anchor="def-sufficient">
-        <w:r>
-          <w:rPr>
-            <w:rStyle w:val="Hyperlink"/>
-          </w:rPr>
-          <w:t xml:space="preserve">sufficient</w:t>
-        </w:r>
+        <w:del w:id="870" w:author="PR Preview" w:date="2026-01-01T00:00:00Z">
+          <w:r>
+            <w:rPr>
+              <w:rStyle w:val="Hyperlink"/>
+            </w:rPr>
+            <w:delText xml:space="preserve">sufficient</w:delText>
+          </w:r>
+        </w:del>
       </w:hyperlink>
-      <w:r>
-        <w:t xml:space="preserve"> </w:t>
-      </w:r>
-      <w:r>
-        <w:t xml:space="preserve">statistic for</w:t>
-      </w:r>
-      <w:r>
-        <w:t xml:space="preserve"> </w:t>
-      </w:r>
+      <w:del w:id="871" w:author="PR Preview" w:date="2026-01-01T00:00:00Z">
+        <w:r>
+          <w:delText xml:space="preserve"> </w:delText>
+        </w:r>
+      </w:del>
+      <w:del w:id="872" w:author="PR Preview" w:date="2026-01-01T00:00:00Z">
+        <w:r>
+          <w:delText xml:space="preserve">statistic for</w:delText>
+        </w:r>
+      </w:del>
+      <w:del w:id="873" w:author="PR Preview" w:date="2026-01-01T00:00:00Z">
+        <w:r>
+          <w:delText xml:space="preserve"> </w:delText>
+        </w:r>
+      </w:del>
       <m:oMath>
         <m:r>
           <m:t>θ</m:t>
         </m:r>
       </m:oMath>
-      <w:r>
-        <w:t xml:space="preserve">.</w:t>
-      </w:r>
-      <w:r>
-        <w:t xml:space="preserve"> </w:t>
-      </w:r>
-      <w:r>
-        <w:t xml:space="preserve">Then the</w:t>
-      </w:r>
-      <w:r>
-        <w:t xml:space="preserve"> </w:t>
-      </w:r>
+      <w:del w:id="874" w:author="PR Preview" w:date="2026-01-01T00:00:00Z">
+        <w:r>
+          <w:delText xml:space="preserve">.</w:delText>
+        </w:r>
+      </w:del>
+      <w:del w:id="875" w:author="PR Preview" w:date="2026-01-01T00:00:00Z">
+        <w:r>
+          <w:delText xml:space="preserve"> </w:delText>
+        </w:r>
+      </w:del>
+      <w:del w:id="876" w:author="PR Preview" w:date="2026-01-01T00:00:00Z">
+        <w:r>
+          <w:delText xml:space="preserve">Then the</w:delText>
+        </w:r>
+      </w:del>
+      <w:del w:id="877" w:author="PR Preview" w:date="2026-01-01T00:00:00Z">
+        <w:r>
+          <w:delText xml:space="preserve"> </w:delText>
+        </w:r>
+      </w:del>
       <w:hyperlink w:anchor="def-rao-blackwellized">
-        <w:r>
-          <w:rPr>
-            <w:rStyle w:val="Hyperlink"/>
-          </w:rPr>
-          <w:t xml:space="preserve">Rao–Blackwellized estimator</w:t>
-        </w:r>
+        <w:del w:id="878" w:author="PR Preview" w:date="2026-01-01T00:00:00Z">
+          <w:r>
+            <w:rPr>
+              <w:rStyle w:val="Hyperlink"/>
+            </w:rPr>
+            <w:delText xml:space="preserve">Rao–Blackwellized estimator</w:delText>
+          </w:r>
+        </w:del>
       </w:hyperlink>
-      <w:r>
-        <w:t xml:space="preserve"> </w:t>
-      </w:r>
-      <w:r>
-        <w:t xml:space="preserve">is unbiased</w:t>
-      </w:r>
-      <w:r>
-        <w:t xml:space="preserve"> </w:t>
-      </w:r>
-      <w:r>
-        <w:t xml:space="preserve">and has variance no larger than that of</w:t>
-      </w:r>
-      <w:r>
-        <w:t xml:space="preserve"> </w:t>
-      </w:r>
+      <w:del w:id="879" w:author="PR Preview" w:date="2026-01-01T00:00:00Z">
+        <w:r>
+          <w:delText xml:space="preserve"> </w:delText>
+        </w:r>
+      </w:del>
+      <w:del w:id="880" w:author="PR Preview" w:date="2026-01-01T00:00:00Z">
+        <w:r>
+          <w:delText xml:space="preserve">is unbiased</w:delText>
+        </w:r>
+      </w:del>
+      <w:del w:id="881" w:author="PR Preview" w:date="2026-01-01T00:00:00Z">
+        <w:r>
+          <w:delText xml:space="preserve"> </w:delText>
+        </w:r>
+      </w:del>
+      <w:del w:id="882" w:author="PR Preview" w:date="2026-01-01T00:00:00Z">
+        <w:r>
+          <w:delText xml:space="preserve">and has variance no larger than that of</w:delText>
+        </w:r>
+      </w:del>
+      <w:del w:id="883" w:author="PR Preview" w:date="2026-01-01T00:00:00Z">
+        <w:r>
+          <w:delText xml:space="preserve"> </w:delText>
+        </w:r>
+      </w:del>
       <m:oMath>
         <m:acc>
           <m:accPr>
@@ -8346,20 +12164,26 @@
           </m:e>
         </m:acc>
       </m:oMath>
-      <w:r>
-        <w:t xml:space="preserve">, for every</w:t>
-      </w:r>
-      <w:r>
-        <w:t xml:space="preserve"> </w:t>
-      </w:r>
+      <w:del w:id="884" w:author="PR Preview" w:date="2026-01-01T00:00:00Z">
+        <w:r>
+          <w:delText xml:space="preserve">, for every</w:delText>
+        </w:r>
+      </w:del>
+      <w:del w:id="885" w:author="PR Preview" w:date="2026-01-01T00:00:00Z">
+        <w:r>
+          <w:delText xml:space="preserve"> </w:delText>
+        </w:r>
+      </w:del>
       <m:oMath>
         <m:r>
           <m:t>θ</m:t>
         </m:r>
       </m:oMath>
-      <w:r>
-        <w:t xml:space="preserve">:</w:t>
-      </w:r>
+      <w:del w:id="886" w:author="PR Preview" w:date="2026-01-01T00:00:00Z">
+        <w:r>
+          <w:delText xml:space="preserve">:</w:delText>
+        </w:r>
+      </w:del>
     </w:p>
     <w:p>
       <w:pPr>
@@ -8527,6 +12351,287 @@
     </w:p>
     <w:p>
       <w:pPr>
+        <w:pStyle w:val="BodyText"/>
+      </w:pPr>
+      <w:ins w:id="887" w:author="PR Preview" w:date="2026-01-01T00:00:00Z">
+        <w:r>
+          <w:t xml:space="preserve">$$
+    \begin{aligned}
+    \operatorname{E}\mathopen{}\left[{\operatorname{E}\mathopen{}\left[\hat{\theta} \mid T\mathopen{}\left(\mathord{\smash[b]{\underset{\raise.3ex\hbox{$\scriptstyle\sim$}}{X}}\vphantom{X}}\right)\mathclose{}\right]\mathclose{}}\right]\mathclose{}
+    &amp;= \operatorname{E}\mathopen{}\left[\hat{\theta}\right]\mathclose{}
+    &amp;&amp; \text{(law of iterated expectations)}\\
+    &amp;= \theta
+    &amp;&amp; \text{($\hat{\theta}$ is unbiased)}
+    \end{aligned}
+    $$</w:t>
+        </w:r>
+      </w:ins>
+    </w:p>
+    <w:bookmarkStart w:id="29" w:name="thm-rao-blackwell"/>
+    <w:p>
+      <w:pPr>
+        <w:pStyle w:val="FirstParagraph"/>
+      </w:pPr>
+      <w:ins w:id="888" w:author="PR Preview" w:date="2026-01-01T00:00:00Z">
+        <w:r>
+          <w:rPr>
+            <w:b/>
+            <w:bCs/>
+          </w:rPr>
+          <w:t xml:space="preserve">Theorem 3 (Rao–Blackwell theorem)</w:t>
+        </w:r>
+      </w:ins>
+      <w:ins w:id="889" w:author="PR Preview" w:date="2026-01-01T00:00:00Z">
+        <w:r>
+          <w:t xml:space="preserve"> </w:t>
+        </w:r>
+      </w:ins>
+      <w:ins w:id="890" w:author="PR Preview" w:date="2026-01-01T00:00:00Z">
+        <w:r>
+          <w:t xml:space="preserve">Let</w:t>
+        </w:r>
+      </w:ins>
+      <w:ins w:id="891" w:author="PR Preview" w:date="2026-01-01T00:00:00Z">
+        <w:r>
+          <w:t xml:space="preserve"> </w:t>
+        </w:r>
+      </w:ins>
+      <m:oMath>
+        <m:acc>
+          <m:accPr>
+            <m:chr m:val="̂"/>
+          </m:accPr>
+          <m:e>
+            <m:r>
+              <m:t>θ</m:t>
+            </m:r>
+          </m:e>
+        </m:acc>
+      </m:oMath>
+      <w:ins w:id="892" w:author="PR Preview" w:date="2026-01-01T00:00:00Z">
+        <w:r>
+          <w:t xml:space="preserve"> </w:t>
+        </w:r>
+      </w:ins>
+      <w:ins w:id="893" w:author="PR Preview" w:date="2026-01-01T00:00:00Z">
+        <w:r>
+          <w:t xml:space="preserve">be an</w:t>
+        </w:r>
+      </w:ins>
+      <w:ins w:id="894" w:author="PR Preview" w:date="2026-01-01T00:00:00Z">
+        <w:r>
+          <w:t xml:space="preserve"> </w:t>
+        </w:r>
+      </w:ins>
+      <w:hyperlink r:id="rId25">
+        <w:ins w:id="895" w:author="PR Preview" w:date="2026-01-01T00:00:00Z">
+          <w:r>
+            <w:rPr>
+              <w:rStyle w:val="Hyperlink"/>
+            </w:rPr>
+            <w:t xml:space="preserve">unbiased</w:t>
+          </w:r>
+        </w:ins>
+      </w:hyperlink>
+      <w:ins w:id="896" w:author="PR Preview" w:date="2026-01-01T00:00:00Z">
+        <w:r>
+          <w:t xml:space="preserve"> </w:t>
+        </w:r>
+      </w:ins>
+      <w:ins w:id="897" w:author="PR Preview" w:date="2026-01-01T00:00:00Z">
+        <w:r>
+          <w:t xml:space="preserve">estimator of</w:t>
+        </w:r>
+      </w:ins>
+      <w:ins w:id="898" w:author="PR Preview" w:date="2026-01-01T00:00:00Z">
+        <w:r>
+          <w:t xml:space="preserve"> </w:t>
+        </w:r>
+      </w:ins>
+      <m:oMath>
+        <m:r>
+          <m:t>θ</m:t>
+        </m:r>
+      </m:oMath>
+      <w:ins w:id="899" w:author="PR Preview" w:date="2026-01-01T00:00:00Z">
+        <w:r>
+          <w:t xml:space="preserve"> </w:t>
+        </w:r>
+      </w:ins>
+      <w:ins w:id="900" w:author="PR Preview" w:date="2026-01-01T00:00:00Z">
+        <w:r>
+          <w:t xml:space="preserve">with finite variance,</w:t>
+        </w:r>
+      </w:ins>
+      <w:ins w:id="901" w:author="PR Preview" w:date="2026-01-01T00:00:00Z">
+        <w:r>
+          <w:t xml:space="preserve"> </w:t>
+        </w:r>
+      </w:ins>
+      <w:ins w:id="902" w:author="PR Preview" w:date="2026-01-01T00:00:00Z">
+        <w:r>
+          <w:t xml:space="preserve">and let</w:t>
+        </w:r>
+      </w:ins>
+      <w:ins w:id="903" w:author="PR Preview" w:date="2026-01-01T00:00:00Z">
+        <w:r>
+          <w:t xml:space="preserve"> </w:t>
+        </w:r>
+      </w:ins>
+      <w:ins w:id="904" w:author="PR Preview" w:date="2026-01-01T00:00:00Z">
+        <w:r>
+          <w:t xml:space="preserve">$T\mathopen{}\left(\mathord{\smash[b]{\underset{\raise.3ex\hbox{$\scriptstyle\sim$}}{X}}\vphantom{X}}\right)\mathclose{}$</w:t>
+        </w:r>
+      </w:ins>
+      <w:ins w:id="905" w:author="PR Preview" w:date="2026-01-01T00:00:00Z">
+        <w:r>
+          <w:t xml:space="preserve"> </w:t>
+        </w:r>
+      </w:ins>
+      <w:ins w:id="906" w:author="PR Preview" w:date="2026-01-01T00:00:00Z">
+        <w:r>
+          <w:t xml:space="preserve">be a</w:t>
+        </w:r>
+      </w:ins>
+      <w:ins w:id="907" w:author="PR Preview" w:date="2026-01-01T00:00:00Z">
+        <w:r>
+          <w:t xml:space="preserve"> </w:t>
+        </w:r>
+      </w:ins>
+      <w:hyperlink w:anchor="def-sufficient">
+        <w:ins w:id="908" w:author="PR Preview" w:date="2026-01-01T00:00:00Z">
+          <w:r>
+            <w:rPr>
+              <w:rStyle w:val="Hyperlink"/>
+            </w:rPr>
+            <w:t xml:space="preserve">sufficient</w:t>
+          </w:r>
+        </w:ins>
+      </w:hyperlink>
+      <w:ins w:id="909" w:author="PR Preview" w:date="2026-01-01T00:00:00Z">
+        <w:r>
+          <w:t xml:space="preserve"> </w:t>
+        </w:r>
+      </w:ins>
+      <w:ins w:id="910" w:author="PR Preview" w:date="2026-01-01T00:00:00Z">
+        <w:r>
+          <w:t xml:space="preserve">statistic for</w:t>
+        </w:r>
+      </w:ins>
+      <w:ins w:id="911" w:author="PR Preview" w:date="2026-01-01T00:00:00Z">
+        <w:r>
+          <w:t xml:space="preserve"> </w:t>
+        </w:r>
+      </w:ins>
+      <m:oMath>
+        <m:r>
+          <m:t>θ</m:t>
+        </m:r>
+      </m:oMath>
+      <w:ins w:id="912" w:author="PR Preview" w:date="2026-01-01T00:00:00Z">
+        <w:r>
+          <w:t xml:space="preserve">.</w:t>
+        </w:r>
+      </w:ins>
+      <w:ins w:id="913" w:author="PR Preview" w:date="2026-01-01T00:00:00Z">
+        <w:r>
+          <w:t xml:space="preserve"> </w:t>
+        </w:r>
+      </w:ins>
+      <w:ins w:id="914" w:author="PR Preview" w:date="2026-01-01T00:00:00Z">
+        <w:r>
+          <w:t xml:space="preserve">Then the</w:t>
+        </w:r>
+      </w:ins>
+      <w:ins w:id="915" w:author="PR Preview" w:date="2026-01-01T00:00:00Z">
+        <w:r>
+          <w:t xml:space="preserve"> </w:t>
+        </w:r>
+      </w:ins>
+      <w:hyperlink w:anchor="def-rao-blackwellized">
+        <w:ins w:id="916" w:author="PR Preview" w:date="2026-01-01T00:00:00Z">
+          <w:r>
+            <w:rPr>
+              <w:rStyle w:val="Hyperlink"/>
+            </w:rPr>
+            <w:t xml:space="preserve">Rao–Blackwellized estimator</w:t>
+          </w:r>
+        </w:ins>
+      </w:hyperlink>
+      <w:ins w:id="917" w:author="PR Preview" w:date="2026-01-01T00:00:00Z">
+        <w:r>
+          <w:t xml:space="preserve"> </w:t>
+        </w:r>
+      </w:ins>
+      <w:ins w:id="918" w:author="PR Preview" w:date="2026-01-01T00:00:00Z">
+        <w:r>
+          <w:t xml:space="preserve">is unbiased</w:t>
+        </w:r>
+      </w:ins>
+      <w:ins w:id="919" w:author="PR Preview" w:date="2026-01-01T00:00:00Z">
+        <w:r>
+          <w:t xml:space="preserve"> </w:t>
+        </w:r>
+      </w:ins>
+      <w:ins w:id="920" w:author="PR Preview" w:date="2026-01-01T00:00:00Z">
+        <w:r>
+          <w:t xml:space="preserve">and has variance no larger than that of</w:t>
+        </w:r>
+      </w:ins>
+      <w:ins w:id="921" w:author="PR Preview" w:date="2026-01-01T00:00:00Z">
+        <w:r>
+          <w:t xml:space="preserve"> </w:t>
+        </w:r>
+      </w:ins>
+      <m:oMath>
+        <m:acc>
+          <m:accPr>
+            <m:chr m:val="̂"/>
+          </m:accPr>
+          <m:e>
+            <m:r>
+              <m:t>θ</m:t>
+            </m:r>
+          </m:e>
+        </m:acc>
+      </m:oMath>
+      <w:ins w:id="922" w:author="PR Preview" w:date="2026-01-01T00:00:00Z">
+        <w:r>
+          <w:t xml:space="preserve">, for every</w:t>
+        </w:r>
+      </w:ins>
+      <w:ins w:id="923" w:author="PR Preview" w:date="2026-01-01T00:00:00Z">
+        <w:r>
+          <w:t xml:space="preserve"> </w:t>
+        </w:r>
+      </w:ins>
+      <m:oMath>
+        <m:r>
+          <m:t>θ</m:t>
+        </m:r>
+      </m:oMath>
+      <w:ins w:id="924" w:author="PR Preview" w:date="2026-01-01T00:00:00Z">
+        <w:r>
+          <w:t xml:space="preserve">:</w:t>
+        </w:r>
+      </w:ins>
+    </w:p>
+    <w:p>
+      <w:pPr>
+        <w:pStyle w:val="BodyText"/>
+      </w:pPr>
+      <w:bookmarkStart w:id="28" w:name="eq-rao-blackwell"/>
+      <w:ins w:id="925" w:author="PR Preview" w:date="2026-01-01T00:00:00Z">
+        <w:r>
+          <w:t xml:space="preserve">$$
+    \operatorname{Var}\mathopen{}\left({\operatorname{E}\mathopen{}\left[\hat{\theta} \mid T\mathopen{}\left(\mathord{\smash[b]{\underset{\raise.3ex\hbox{$\scriptstyle\sim$}}{X}}\vphantom{X}}\right)\mathclose{}\right]\mathclose{}}\right)\mathclose{} \le \operatorname{Var}\mathopen{}\left(\hat{\theta}\right)\mathclose{}
+     \qquad(4)$$</w:t>
+        </w:r>
+      </w:ins>
+      <w:bookmarkEnd w:id="28"/>
+    </w:p>
+    <w:p>
+      <w:pPr>
         <w:pStyle w:val="FirstParagraph"/>
       </w:pPr>
       <w:r>
@@ -8976,6 +13081,24 @@
           </m:eqArr>
         </m:oMath>
       </m:oMathPara>
+    </w:p>
+    <w:p>
+      <w:pPr>
+        <w:pStyle w:val="BodyText"/>
+      </w:pPr>
+      <w:ins w:id="926" w:author="PR Preview" w:date="2026-01-01T00:00:00Z">
+        <w:r>
+          <w:t xml:space="preserve">$$
+    \begin{aligned}
+    \operatorname{Var}\mathopen{}\left(\hat{\theta}\right)\mathclose{}
+    &amp;= \operatorname{Var}\mathopen{}\left({\operatorname{E}\mathopen{}\left[\hat{\theta} \mid T\mathopen{}\left(\mathord{\smash[b]{\underset{\raise.3ex\hbox{$\scriptstyle\sim$}}{X}}\vphantom{X}}\right)\mathclose{}\right]\mathclose{}}\right)\mathclose{} + \operatorname{E}\mathopen{}\left[{\operatorname{Var}\mathopen{}\left(\hat{\theta} \mid T\mathopen{}\left(\mathord{\smash[b]{\underset{\raise.3ex\hbox{$\scriptstyle\sim$}}{X}}\vphantom{X}}\right)\mathclose{}\right)\mathclose{}}\right]\mathclose{}
+    &amp;&amp; \text{(law of total variance)}\\
+    &amp;\ge \operatorname{Var}\mathopen{}\left({\operatorname{E}\mathopen{}\left[\hat{\theta} \mid T\mathopen{}\left(\mathord{\smash[b]{\underset{\raise.3ex\hbox{$\scriptstyle\sim$}}{X}}\vphantom{X}}\right)\mathclose{}\right]\mathclose{}}\right)\mathclose{}
+    &amp;&amp; \text{(a variance is nonnegative)}
+    \end{aligned}
+    $$</w:t>
+        </w:r>
+      </w:ins>
     </w:p>
     <w:bookmarkStart w:id="32" w:name="exr-poisson-zero-conditional"/>
     <w:p>
@@ -14423,22 +18546,30 @@
       <w:pPr>
         <w:pStyle w:val="BodyText"/>
       </w:pPr>
-      <w:r>
-        <w:rPr>
-          <w:i/>
-          <w:iCs/>
-        </w:rPr>
-        <w:t xml:space="preserve">Remark 5</w:t>
-      </w:r>
-      <w:r>
-        <w:t xml:space="preserve"> (Sufficiency is needed). </w:t>
-      </w:r>
-      <w:r>
-        <w:t xml:space="preserve">If</w:t>
-      </w:r>
-      <w:r>
-        <w:t xml:space="preserve"> </w:t>
-      </w:r>
+      <w:del w:id="927" w:author="PR Preview" w:date="2026-01-01T00:00:00Z">
+        <w:r>
+          <w:rPr>
+            <w:i/>
+            <w:iCs/>
+          </w:rPr>
+          <w:delText xml:space="preserve">Remark 5</w:delText>
+        </w:r>
+      </w:del>
+      <w:del w:id="928" w:author="PR Preview" w:date="2026-01-01T00:00:00Z">
+        <w:r>
+          <w:delText xml:space="preserve"> (Sufficiency is needed). </w:delText>
+        </w:r>
+      </w:del>
+      <w:del w:id="929" w:author="PR Preview" w:date="2026-01-01T00:00:00Z">
+        <w:r>
+          <w:delText xml:space="preserve">If</w:delText>
+        </w:r>
+      </w:del>
+      <w:del w:id="930" w:author="PR Preview" w:date="2026-01-01T00:00:00Z">
+        <w:r>
+          <w:delText xml:space="preserve"> </w:delText>
+        </w:r>
+      </w:del>
       <m:oMath>
         <m:r>
           <m:t>T</m:t>
@@ -14475,15 +18606,21 @@
           <m:t>​</m:t>
         </m:r>
       </m:oMath>
-      <w:r>
-        <w:t xml:space="preserve"> </w:t>
-      </w:r>
-      <w:r>
-        <w:t xml:space="preserve">is not sufficient, then</w:t>
-      </w:r>
-      <w:r>
-        <w:t xml:space="preserve"> </w:t>
-      </w:r>
+      <w:del w:id="931" w:author="PR Preview" w:date="2026-01-01T00:00:00Z">
+        <w:r>
+          <w:delText xml:space="preserve"> </w:delText>
+        </w:r>
+      </w:del>
+      <w:del w:id="932" w:author="PR Preview" w:date="2026-01-01T00:00:00Z">
+        <w:r>
+          <w:delText xml:space="preserve">is not sufficient, then</w:delText>
+        </w:r>
+      </w:del>
+      <w:del w:id="933" w:author="PR Preview" w:date="2026-01-01T00:00:00Z">
+        <w:r>
+          <w:delText xml:space="preserve"> </w:delText>
+        </w:r>
+      </w:del>
       <m:oMath>
         <m:r>
           <m:rPr>
@@ -14558,41 +18695,170 @@
           <m:t>​</m:t>
         </m:r>
       </m:oMath>
-      <w:r>
-        <w:t xml:space="preserve"> </w:t>
-      </w:r>
-      <w:r>
-        <w:t xml:space="preserve">may depend on</w:t>
-      </w:r>
-      <w:r>
-        <w:t xml:space="preserve"> </w:t>
-      </w:r>
+      <w:del w:id="934" w:author="PR Preview" w:date="2026-01-01T00:00:00Z">
+        <w:r>
+          <w:delText xml:space="preserve"> </w:delText>
+        </w:r>
+      </w:del>
+      <w:del w:id="935" w:author="PR Preview" w:date="2026-01-01T00:00:00Z">
+        <w:r>
+          <w:delText xml:space="preserve">may depend on</w:delText>
+        </w:r>
+      </w:del>
+      <w:del w:id="936" w:author="PR Preview" w:date="2026-01-01T00:00:00Z">
+        <w:r>
+          <w:delText xml:space="preserve"> </w:delText>
+        </w:r>
+      </w:del>
       <m:oMath>
         <m:r>
           <m:t>θ</m:t>
         </m:r>
       </m:oMath>
-      <w:r>
-        <w:t xml:space="preserve">,</w:t>
-      </w:r>
-      <w:r>
-        <w:t xml:space="preserve"> </w:t>
-      </w:r>
-      <w:r>
-        <w:t xml:space="preserve">in which case it is not an estimator at all</w:t>
-      </w:r>
-      <w:r>
-        <w:t xml:space="preserve"> </w:t>
-      </w:r>
-      <w:r>
-        <w:t xml:space="preserve">(</w:t>
-      </w:r>
-      <w:r>
-        <w:t xml:space="preserve">Casella and Berger (2002, Example 7.3.18)</w:t>
-      </w:r>
-      <w:r>
-        <w:t xml:space="preserve">).</w:t>
-      </w:r>
+      <w:del w:id="937" w:author="PR Preview" w:date="2026-01-01T00:00:00Z">
+        <w:r>
+          <w:delText xml:space="preserve">,</w:delText>
+        </w:r>
+      </w:del>
+      <w:del w:id="938" w:author="PR Preview" w:date="2026-01-01T00:00:00Z">
+        <w:r>
+          <w:delText xml:space="preserve"> </w:delText>
+        </w:r>
+      </w:del>
+      <w:del w:id="939" w:author="PR Preview" w:date="2026-01-01T00:00:00Z">
+        <w:r>
+          <w:delText xml:space="preserve">in which case it is not an estimator at all</w:delText>
+        </w:r>
+      </w:del>
+      <w:del w:id="940" w:author="PR Preview" w:date="2026-01-01T00:00:00Z">
+        <w:r>
+          <w:delText xml:space="preserve"> </w:delText>
+        </w:r>
+      </w:del>
+      <w:del w:id="941" w:author="PR Preview" w:date="2026-01-01T00:00:00Z">
+        <w:r>
+          <w:delText xml:space="preserve">(</w:delText>
+        </w:r>
+      </w:del>
+      <w:del w:id="942" w:author="PR Preview" w:date="2026-01-01T00:00:00Z">
+        <w:r>
+          <w:delText xml:space="preserve">Casella and Berger (2002, Example 7.3.18)</w:delText>
+        </w:r>
+      </w:del>
+      <w:del w:id="943" w:author="PR Preview" w:date="2026-01-01T00:00:00Z">
+        <w:r>
+          <w:delText xml:space="preserve">).</w:delText>
+        </w:r>
+      </w:del>
+    </w:p>
+    <w:p>
+      <w:pPr>
+        <w:pStyle w:val="BodyText"/>
+      </w:pPr>
+      <w:ins w:id="944" w:author="PR Preview" w:date="2026-01-01T00:00:00Z">
+        <w:r>
+          <w:rPr>
+            <w:i/>
+            <w:iCs/>
+          </w:rPr>
+          <w:t xml:space="preserve">Remark 5</w:t>
+        </w:r>
+      </w:ins>
+      <w:ins w:id="945" w:author="PR Preview" w:date="2026-01-01T00:00:00Z">
+        <w:r>
+          <w:t xml:space="preserve"> (Sufficiency is needed). </w:t>
+        </w:r>
+      </w:ins>
+      <w:ins w:id="946" w:author="PR Preview" w:date="2026-01-01T00:00:00Z">
+        <w:r>
+          <w:t xml:space="preserve">If</w:t>
+        </w:r>
+      </w:ins>
+      <w:ins w:id="947" w:author="PR Preview" w:date="2026-01-01T00:00:00Z">
+        <w:r>
+          <w:t xml:space="preserve"> </w:t>
+        </w:r>
+      </w:ins>
+      <w:ins w:id="948" w:author="PR Preview" w:date="2026-01-01T00:00:00Z">
+        <w:r>
+          <w:t xml:space="preserve">$T\mathopen{}\left(\mathord{\smash[b]{\underset{\raise.3ex\hbox{$\scriptstyle\sim$}}{X}}\vphantom{X}}\right)\mathclose{}$</w:t>
+        </w:r>
+      </w:ins>
+      <w:ins w:id="949" w:author="PR Preview" w:date="2026-01-01T00:00:00Z">
+        <w:r>
+          <w:t xml:space="preserve"> </w:t>
+        </w:r>
+      </w:ins>
+      <w:ins w:id="950" w:author="PR Preview" w:date="2026-01-01T00:00:00Z">
+        <w:r>
+          <w:t xml:space="preserve">is not sufficient, then</w:t>
+        </w:r>
+      </w:ins>
+      <w:ins w:id="951" w:author="PR Preview" w:date="2026-01-01T00:00:00Z">
+        <w:r>
+          <w:t xml:space="preserve"> </w:t>
+        </w:r>
+      </w:ins>
+      <w:ins w:id="952" w:author="PR Preview" w:date="2026-01-01T00:00:00Z">
+        <w:r>
+          <w:t xml:space="preserve">${\operatorname{E}\mathopen{}\left[\hat{\theta} \mid T\mathopen{}\left(\mathord{\smash[b]{\underset{\raise.3ex\hbox{$\scriptstyle\sim$}}{X}}\vphantom{X}}\right)\mathclose{}\right]\mathclose{}}$</w:t>
+        </w:r>
+      </w:ins>
+      <w:ins w:id="953" w:author="PR Preview" w:date="2026-01-01T00:00:00Z">
+        <w:r>
+          <w:t xml:space="preserve"> </w:t>
+        </w:r>
+      </w:ins>
+      <w:ins w:id="954" w:author="PR Preview" w:date="2026-01-01T00:00:00Z">
+        <w:r>
+          <w:t xml:space="preserve">may depend on</w:t>
+        </w:r>
+      </w:ins>
+      <w:ins w:id="955" w:author="PR Preview" w:date="2026-01-01T00:00:00Z">
+        <w:r>
+          <w:t xml:space="preserve"> </w:t>
+        </w:r>
+      </w:ins>
+      <m:oMath>
+        <m:r>
+          <m:t>θ</m:t>
+        </m:r>
+      </m:oMath>
+      <w:ins w:id="956" w:author="PR Preview" w:date="2026-01-01T00:00:00Z">
+        <w:r>
+          <w:t xml:space="preserve">,</w:t>
+        </w:r>
+      </w:ins>
+      <w:ins w:id="957" w:author="PR Preview" w:date="2026-01-01T00:00:00Z">
+        <w:r>
+          <w:t xml:space="preserve"> </w:t>
+        </w:r>
+      </w:ins>
+      <w:ins w:id="958" w:author="PR Preview" w:date="2026-01-01T00:00:00Z">
+        <w:r>
+          <w:t xml:space="preserve">in which case it is not an estimator at all</w:t>
+        </w:r>
+      </w:ins>
+      <w:ins w:id="959" w:author="PR Preview" w:date="2026-01-01T00:00:00Z">
+        <w:r>
+          <w:t xml:space="preserve"> </w:t>
+        </w:r>
+      </w:ins>
+      <w:ins w:id="960" w:author="PR Preview" w:date="2026-01-01T00:00:00Z">
+        <w:r>
+          <w:t xml:space="preserve">(</w:t>
+        </w:r>
+      </w:ins>
+      <w:ins w:id="961" w:author="PR Preview" w:date="2026-01-01T00:00:00Z">
+        <w:r>
+          <w:t xml:space="preserve">Casella and Berger (2002, Example 7.3.18)</w:t>
+        </w:r>
+      </w:ins>
+      <w:ins w:id="962" w:author="PR Preview" w:date="2026-01-01T00:00:00Z">
+        <w:r>
+          <w:t xml:space="preserve">).</w:t>
+        </w:r>
+      </w:ins>
     </w:p>
     <w:bookmarkEnd w:id="43"/>
     <w:bookmarkEnd w:id="44"/>

--- a/pr-preview/pr-268/sufficiency-handout-tracked-changes.docx
+++ b/pr-preview/pr-268/sufficiency-handout-tracked-changes.docx
@@ -26,7 +26,7 @@
       </w:pPr>
       <w:ins w:id="2" w:author="PR Preview" w:date="2026-01-01T00:00:00Z">
         <w:r>
-          <w:t xml:space="preserve">Last modified: 2026-10-16 18:04:33 (PDT)</w:t>
+          <w:t xml:space="preserve">Last modified: 2026-10-16 19:00:04 (PDT)</w:t>
         </w:r>
       </w:ins>
     </w:p>

--- a/pr-preview/pr-268/sufficiency-handout-tracked-changes.docx
+++ b/pr-preview/pr-268/sufficiency-handout-tracked-changes.docx
@@ -26,7 +26,7 @@
       </w:pPr>
       <w:ins w:id="2" w:author="PR Preview" w:date="2026-01-01T00:00:00Z">
         <w:r>
-          <w:t xml:space="preserve">Last modified: 2026-10-16 22:26:41 (PDT)</w:t>
+          <w:t xml:space="preserve">Last modified: 2026-10-16 23:34:43 (PDT)</w:t>
         </w:r>
       </w:ins>
     </w:p>
